--- a/docs/user-guides/UserGuide_Indonesia_en.docx
+++ b/docs/user-guides/UserGuide_Indonesia_en.docx
@@ -179,7 +179,107 @@
             <w:sz w:val="24"/>
             <w:szCs w:val="24"/>
           </w:rPr>
-          <w:t xml:space="preserve">	4</w:t>
+          <w:tab/>
+        </w:r>
+        <w:r>
+          <w:rPr>
+            <w:b/>
+            <w:bCs/>
+            <w:color w:val="832413"/>
+            <w:sz w:val="24"/>
+            <w:szCs w:val="24"/>
+          </w:rPr>
+          <w:t xml:space="preserve">Before you start</w:t>
+        </w:r>
+        <w:r>
+          <w:rPr>
+            <w:b/>
+            <w:bCs/>
+            <w:color w:val="832413"/>
+            <w:sz w:val="24"/>
+            <w:szCs w:val="24"/>
+          </w:rPr>
+          <w:fldChar w:fldCharType="begin"/>
+        </w:r>
+        <w:r>
+          <w:rPr>
+            <w:b/>
+            <w:bCs/>
+            <w:color w:val="832413"/>
+            <w:sz w:val="24"/>
+            <w:szCs w:val="24"/>
+          </w:rPr>
+          <w:t xml:space="preserve">Before you start</w:t>
+        </w:r>
+        <w:r>
+          <w:rPr>
+            <w:b/>
+            <w:bCs/>
+            <w:color w:val="832413"/>
+            <w:sz w:val="24"/>
+            <w:szCs w:val="24"/>
+          </w:rPr>
+          <w:instrText xml:space="preserve"> PAGEREF s1_Before_you_start \h </w:instrText>
+        </w:r>
+        <w:r>
+          <w:rPr>
+            <w:b/>
+            <w:bCs/>
+            <w:color w:val="832413"/>
+            <w:sz w:val="24"/>
+            <w:szCs w:val="24"/>
+          </w:rPr>
+          <w:t xml:space="preserve">Before you start</w:t>
+        </w:r>
+        <w:r>
+          <w:rPr>
+            <w:b/>
+            <w:bCs/>
+            <w:color w:val="832413"/>
+            <w:sz w:val="24"/>
+            <w:szCs w:val="24"/>
+          </w:rPr>
+          <w:fldChar w:fldCharType="separate"/>
+        </w:r>
+        <w:r>
+          <w:rPr>
+            <w:b/>
+            <w:bCs/>
+            <w:color w:val="832413"/>
+            <w:sz w:val="24"/>
+            <w:szCs w:val="24"/>
+          </w:rPr>
+          <w:t xml:space="preserve">Before you start</w:t>
+        </w:r>
+        <w:r>
+          <w:rPr>
+            <w:b/>
+            <w:bCs/>
+            <w:color w:val="832413"/>
+            <w:sz w:val="24"/>
+            <w:szCs w:val="24"/>
+          </w:rPr>
+          <w:t>4</w:t>
+        </w:r>
+        <w:r>
+          <w:rPr>
+            <w:b/>
+            <w:bCs/>
+            <w:color w:val="832413"/>
+            <w:sz w:val="24"/>
+            <w:szCs w:val="24"/>
+          </w:rPr>
+          <w:t xml:space="preserve">Before you start</w:t>
+        </w:r>
+        <w:r>
+          <w:rPr>
+            <w:b/>
+            <w:bCs/>
+            <w:color w:val="832413"/>
+            <w:sz w:val="24"/>
+            <w:szCs w:val="24"/>
+          </w:rPr>
+          <w:fldChar w:fldCharType="end"/>
         </w:r>
       </w:hyperlink>
     </w:p>
@@ -210,7 +310,107 @@
             <w:sz w:val="22"/>
             <w:szCs w:val="22"/>
           </w:rPr>
-          <w:t xml:space="preserve">	4</w:t>
+          <w:tab/>
+        </w:r>
+        <w:r>
+          <w:rPr>
+            <w:b w:val="false"/>
+            <w:bCs w:val="false"/>
+            <w:color w:val="24342B"/>
+            <w:sz w:val="22"/>
+            <w:szCs w:val="22"/>
+          </w:rPr>
+          <w:t xml:space="preserve">What you need</w:t>
+        </w:r>
+        <w:r>
+          <w:rPr>
+            <w:b w:val="false"/>
+            <w:bCs w:val="false"/>
+            <w:color w:val="24342B"/>
+            <w:sz w:val="22"/>
+            <w:szCs w:val="22"/>
+          </w:rPr>
+          <w:fldChar w:fldCharType="begin"/>
+        </w:r>
+        <w:r>
+          <w:rPr>
+            <w:b w:val="false"/>
+            <w:bCs w:val="false"/>
+            <w:color w:val="24342B"/>
+            <w:sz w:val="22"/>
+            <w:szCs w:val="22"/>
+          </w:rPr>
+          <w:t xml:space="preserve">What you need</w:t>
+        </w:r>
+        <w:r>
+          <w:rPr>
+            <w:b w:val="false"/>
+            <w:bCs w:val="false"/>
+            <w:color w:val="24342B"/>
+            <w:sz w:val="22"/>
+            <w:szCs w:val="22"/>
+          </w:rPr>
+          <w:instrText xml:space="preserve"> PAGEREF s2_What_you_need \h </w:instrText>
+        </w:r>
+        <w:r>
+          <w:rPr>
+            <w:b w:val="false"/>
+            <w:bCs w:val="false"/>
+            <w:color w:val="24342B"/>
+            <w:sz w:val="22"/>
+            <w:szCs w:val="22"/>
+          </w:rPr>
+          <w:t xml:space="preserve">What you need</w:t>
+        </w:r>
+        <w:r>
+          <w:rPr>
+            <w:b w:val="false"/>
+            <w:bCs w:val="false"/>
+            <w:color w:val="24342B"/>
+            <w:sz w:val="22"/>
+            <w:szCs w:val="22"/>
+          </w:rPr>
+          <w:fldChar w:fldCharType="separate"/>
+        </w:r>
+        <w:r>
+          <w:rPr>
+            <w:b w:val="false"/>
+            <w:bCs w:val="false"/>
+            <w:color w:val="24342B"/>
+            <w:sz w:val="22"/>
+            <w:szCs w:val="22"/>
+          </w:rPr>
+          <w:t xml:space="preserve">What you need</w:t>
+        </w:r>
+        <w:r>
+          <w:rPr>
+            <w:b w:val="false"/>
+            <w:bCs w:val="false"/>
+            <w:color w:val="24342B"/>
+            <w:sz w:val="22"/>
+            <w:szCs w:val="22"/>
+          </w:rPr>
+          <w:t>4</w:t>
+        </w:r>
+        <w:r>
+          <w:rPr>
+            <w:b w:val="false"/>
+            <w:bCs w:val="false"/>
+            <w:color w:val="24342B"/>
+            <w:sz w:val="22"/>
+            <w:szCs w:val="22"/>
+          </w:rPr>
+          <w:t xml:space="preserve">What you need</w:t>
+        </w:r>
+        <w:r>
+          <w:rPr>
+            <w:b w:val="false"/>
+            <w:bCs w:val="false"/>
+            <w:color w:val="24342B"/>
+            <w:sz w:val="22"/>
+            <w:szCs w:val="22"/>
+          </w:rPr>
+          <w:fldChar w:fldCharType="end"/>
         </w:r>
       </w:hyperlink>
     </w:p>
@@ -241,7 +441,107 @@
             <w:sz w:val="22"/>
             <w:szCs w:val="22"/>
           </w:rPr>
-          <w:t xml:space="preserve">	4</w:t>
+          <w:tab/>
+        </w:r>
+        <w:r>
+          <w:rPr>
+            <w:b w:val="false"/>
+            <w:bCs w:val="false"/>
+            <w:color w:val="24342B"/>
+            <w:sz w:val="22"/>
+            <w:szCs w:val="22"/>
+          </w:rPr>
+          <w:t xml:space="preserve">How to read the pictures in this guide</w:t>
+        </w:r>
+        <w:r>
+          <w:rPr>
+            <w:b w:val="false"/>
+            <w:bCs w:val="false"/>
+            <w:color w:val="24342B"/>
+            <w:sz w:val="22"/>
+            <w:szCs w:val="22"/>
+          </w:rPr>
+          <w:fldChar w:fldCharType="begin"/>
+        </w:r>
+        <w:r>
+          <w:rPr>
+            <w:b w:val="false"/>
+            <w:bCs w:val="false"/>
+            <w:color w:val="24342B"/>
+            <w:sz w:val="22"/>
+            <w:szCs w:val="22"/>
+          </w:rPr>
+          <w:t xml:space="preserve">How to read the pictures in this guide</w:t>
+        </w:r>
+        <w:r>
+          <w:rPr>
+            <w:b w:val="false"/>
+            <w:bCs w:val="false"/>
+            <w:color w:val="24342B"/>
+            <w:sz w:val="22"/>
+            <w:szCs w:val="22"/>
+          </w:rPr>
+          <w:instrText xml:space="preserve"> PAGEREF s3_How_to_read_the_pictures \h </w:instrText>
+        </w:r>
+        <w:r>
+          <w:rPr>
+            <w:b w:val="false"/>
+            <w:bCs w:val="false"/>
+            <w:color w:val="24342B"/>
+            <w:sz w:val="22"/>
+            <w:szCs w:val="22"/>
+          </w:rPr>
+          <w:t xml:space="preserve">How to read the pictures in this guide</w:t>
+        </w:r>
+        <w:r>
+          <w:rPr>
+            <w:b w:val="false"/>
+            <w:bCs w:val="false"/>
+            <w:color w:val="24342B"/>
+            <w:sz w:val="22"/>
+            <w:szCs w:val="22"/>
+          </w:rPr>
+          <w:fldChar w:fldCharType="separate"/>
+        </w:r>
+        <w:r>
+          <w:rPr>
+            <w:b w:val="false"/>
+            <w:bCs w:val="false"/>
+            <w:color w:val="24342B"/>
+            <w:sz w:val="22"/>
+            <w:szCs w:val="22"/>
+          </w:rPr>
+          <w:t xml:space="preserve">How to read the pictures in this guide</w:t>
+        </w:r>
+        <w:r>
+          <w:rPr>
+            <w:b w:val="false"/>
+            <w:bCs w:val="false"/>
+            <w:color w:val="24342B"/>
+            <w:sz w:val="22"/>
+            <w:szCs w:val="22"/>
+          </w:rPr>
+          <w:t>4</w:t>
+        </w:r>
+        <w:r>
+          <w:rPr>
+            <w:b w:val="false"/>
+            <w:bCs w:val="false"/>
+            <w:color w:val="24342B"/>
+            <w:sz w:val="22"/>
+            <w:szCs w:val="22"/>
+          </w:rPr>
+          <w:t xml:space="preserve">How to read the pictures in this guide</w:t>
+        </w:r>
+        <w:r>
+          <w:rPr>
+            <w:b w:val="false"/>
+            <w:bCs w:val="false"/>
+            <w:color w:val="24342B"/>
+            <w:sz w:val="22"/>
+            <w:szCs w:val="22"/>
+          </w:rPr>
+          <w:fldChar w:fldCharType="end"/>
         </w:r>
       </w:hyperlink>
     </w:p>
@@ -272,7 +572,107 @@
             <w:sz w:val="22"/>
             <w:szCs w:val="22"/>
           </w:rPr>
-          <w:t xml:space="preserve">	4</w:t>
+          <w:tab/>
+        </w:r>
+        <w:r>
+          <w:rPr>
+            <w:b w:val="false"/>
+            <w:bCs w:val="false"/>
+            <w:color w:val="24342B"/>
+            <w:sz w:val="22"/>
+            <w:szCs w:val="22"/>
+          </w:rPr>
+          <w:t xml:space="preserve">Words used in this guide</w:t>
+        </w:r>
+        <w:r>
+          <w:rPr>
+            <w:b w:val="false"/>
+            <w:bCs w:val="false"/>
+            <w:color w:val="24342B"/>
+            <w:sz w:val="22"/>
+            <w:szCs w:val="22"/>
+          </w:rPr>
+          <w:fldChar w:fldCharType="begin"/>
+        </w:r>
+        <w:r>
+          <w:rPr>
+            <w:b w:val="false"/>
+            <w:bCs w:val="false"/>
+            <w:color w:val="24342B"/>
+            <w:sz w:val="22"/>
+            <w:szCs w:val="22"/>
+          </w:rPr>
+          <w:t xml:space="preserve">Words used in this guide</w:t>
+        </w:r>
+        <w:r>
+          <w:rPr>
+            <w:b w:val="false"/>
+            <w:bCs w:val="false"/>
+            <w:color w:val="24342B"/>
+            <w:sz w:val="22"/>
+            <w:szCs w:val="22"/>
+          </w:rPr>
+          <w:instrText xml:space="preserve"> PAGEREF s4_Words_used_in_this_guide \h </w:instrText>
+        </w:r>
+        <w:r>
+          <w:rPr>
+            <w:b w:val="false"/>
+            <w:bCs w:val="false"/>
+            <w:color w:val="24342B"/>
+            <w:sz w:val="22"/>
+            <w:szCs w:val="22"/>
+          </w:rPr>
+          <w:t xml:space="preserve">Words used in this guide</w:t>
+        </w:r>
+        <w:r>
+          <w:rPr>
+            <w:b w:val="false"/>
+            <w:bCs w:val="false"/>
+            <w:color w:val="24342B"/>
+            <w:sz w:val="22"/>
+            <w:szCs w:val="22"/>
+          </w:rPr>
+          <w:fldChar w:fldCharType="separate"/>
+        </w:r>
+        <w:r>
+          <w:rPr>
+            <w:b w:val="false"/>
+            <w:bCs w:val="false"/>
+            <w:color w:val="24342B"/>
+            <w:sz w:val="22"/>
+            <w:szCs w:val="22"/>
+          </w:rPr>
+          <w:t xml:space="preserve">Words used in this guide</w:t>
+        </w:r>
+        <w:r>
+          <w:rPr>
+            <w:b w:val="false"/>
+            <w:bCs w:val="false"/>
+            <w:color w:val="24342B"/>
+            <w:sz w:val="22"/>
+            <w:szCs w:val="22"/>
+          </w:rPr>
+          <w:t>4</w:t>
+        </w:r>
+        <w:r>
+          <w:rPr>
+            <w:b w:val="false"/>
+            <w:bCs w:val="false"/>
+            <w:color w:val="24342B"/>
+            <w:sz w:val="22"/>
+            <w:szCs w:val="22"/>
+          </w:rPr>
+          <w:t xml:space="preserve">Words used in this guide</w:t>
+        </w:r>
+        <w:r>
+          <w:rPr>
+            <w:b w:val="false"/>
+            <w:bCs w:val="false"/>
+            <w:color w:val="24342B"/>
+            <w:sz w:val="22"/>
+            <w:szCs w:val="22"/>
+          </w:rPr>
+          <w:fldChar w:fldCharType="end"/>
         </w:r>
       </w:hyperlink>
     </w:p>
@@ -303,7 +703,107 @@
             <w:sz w:val="24"/>
             <w:szCs w:val="24"/>
           </w:rPr>
-          <w:t xml:space="preserve">	6</w:t>
+          <w:tab/>
+        </w:r>
+        <w:r>
+          <w:rPr>
+            <w:b/>
+            <w:bCs/>
+            <w:color w:val="832413"/>
+            <w:sz w:val="24"/>
+            <w:szCs w:val="24"/>
+          </w:rPr>
+          <w:t xml:space="preserve">Part 1 — Install the plugin from the Plugins menu</w:t>
+        </w:r>
+        <w:r>
+          <w:rPr>
+            <w:b/>
+            <w:bCs/>
+            <w:color w:val="832413"/>
+            <w:sz w:val="24"/>
+            <w:szCs w:val="24"/>
+          </w:rPr>
+          <w:fldChar w:fldCharType="begin"/>
+        </w:r>
+        <w:r>
+          <w:rPr>
+            <w:b/>
+            <w:bCs/>
+            <w:color w:val="832413"/>
+            <w:sz w:val="24"/>
+            <w:szCs w:val="24"/>
+          </w:rPr>
+          <w:t xml:space="preserve">Part 1 — Install the plugin from the Plugins menu</w:t>
+        </w:r>
+        <w:r>
+          <w:rPr>
+            <w:b/>
+            <w:bCs/>
+            <w:color w:val="832413"/>
+            <w:sz w:val="24"/>
+            <w:szCs w:val="24"/>
+          </w:rPr>
+          <w:instrText xml:space="preserve"> PAGEREF s5_Part_1_Install_the_plugi \h </w:instrText>
+        </w:r>
+        <w:r>
+          <w:rPr>
+            <w:b/>
+            <w:bCs/>
+            <w:color w:val="832413"/>
+            <w:sz w:val="24"/>
+            <w:szCs w:val="24"/>
+          </w:rPr>
+          <w:t xml:space="preserve">Part 1 — Install the plugin from the Plugins menu</w:t>
+        </w:r>
+        <w:r>
+          <w:rPr>
+            <w:b/>
+            <w:bCs/>
+            <w:color w:val="832413"/>
+            <w:sz w:val="24"/>
+            <w:szCs w:val="24"/>
+          </w:rPr>
+          <w:fldChar w:fldCharType="separate"/>
+        </w:r>
+        <w:r>
+          <w:rPr>
+            <w:b/>
+            <w:bCs/>
+            <w:color w:val="832413"/>
+            <w:sz w:val="24"/>
+            <w:szCs w:val="24"/>
+          </w:rPr>
+          <w:t xml:space="preserve">Part 1 — Install the plugin from the Plugins menu</w:t>
+        </w:r>
+        <w:r>
+          <w:rPr>
+            <w:b/>
+            <w:bCs/>
+            <w:color w:val="832413"/>
+            <w:sz w:val="24"/>
+            <w:szCs w:val="24"/>
+          </w:rPr>
+          <w:t>6</w:t>
+        </w:r>
+        <w:r>
+          <w:rPr>
+            <w:b/>
+            <w:bCs/>
+            <w:color w:val="832413"/>
+            <w:sz w:val="24"/>
+            <w:szCs w:val="24"/>
+          </w:rPr>
+          <w:t xml:space="preserve">Part 1 — Install the plugin from the Plugins menu</w:t>
+        </w:r>
+        <w:r>
+          <w:rPr>
+            <w:b/>
+            <w:bCs/>
+            <w:color w:val="832413"/>
+            <w:sz w:val="24"/>
+            <w:szCs w:val="24"/>
+          </w:rPr>
+          <w:fldChar w:fldCharType="end"/>
         </w:r>
       </w:hyperlink>
     </w:p>
@@ -334,7 +834,107 @@
             <w:sz w:val="22"/>
             <w:szCs w:val="22"/>
           </w:rPr>
-          <w:t xml:space="preserve">	6</w:t>
+          <w:tab/>
+        </w:r>
+        <w:r>
+          <w:rPr>
+            <w:b w:val="false"/>
+            <w:bCs w:val="false"/>
+            <w:color w:val="24342B"/>
+            <w:sz w:val="22"/>
+            <w:szCs w:val="22"/>
+          </w:rPr>
+          <w:t xml:space="preserve">1.1 Open the plugin manager</w:t>
+        </w:r>
+        <w:r>
+          <w:rPr>
+            <w:b w:val="false"/>
+            <w:bCs w:val="false"/>
+            <w:color w:val="24342B"/>
+            <w:sz w:val="22"/>
+            <w:szCs w:val="22"/>
+          </w:rPr>
+          <w:fldChar w:fldCharType="begin"/>
+        </w:r>
+        <w:r>
+          <w:rPr>
+            <w:b w:val="false"/>
+            <w:bCs w:val="false"/>
+            <w:color w:val="24342B"/>
+            <w:sz w:val="22"/>
+            <w:szCs w:val="22"/>
+          </w:rPr>
+          <w:t xml:space="preserve">1.1 Open the plugin manager</w:t>
+        </w:r>
+        <w:r>
+          <w:rPr>
+            <w:b w:val="false"/>
+            <w:bCs w:val="false"/>
+            <w:color w:val="24342B"/>
+            <w:sz w:val="22"/>
+            <w:szCs w:val="22"/>
+          </w:rPr>
+          <w:instrText xml:space="preserve"> PAGEREF s6_1_1_Open_the_plugin_mana \h </w:instrText>
+        </w:r>
+        <w:r>
+          <w:rPr>
+            <w:b w:val="false"/>
+            <w:bCs w:val="false"/>
+            <w:color w:val="24342B"/>
+            <w:sz w:val="22"/>
+            <w:szCs w:val="22"/>
+          </w:rPr>
+          <w:t xml:space="preserve">1.1 Open the plugin manager</w:t>
+        </w:r>
+        <w:r>
+          <w:rPr>
+            <w:b w:val="false"/>
+            <w:bCs w:val="false"/>
+            <w:color w:val="24342B"/>
+            <w:sz w:val="22"/>
+            <w:szCs w:val="22"/>
+          </w:rPr>
+          <w:fldChar w:fldCharType="separate"/>
+        </w:r>
+        <w:r>
+          <w:rPr>
+            <w:b w:val="false"/>
+            <w:bCs w:val="false"/>
+            <w:color w:val="24342B"/>
+            <w:sz w:val="22"/>
+            <w:szCs w:val="22"/>
+          </w:rPr>
+          <w:t xml:space="preserve">1.1 Open the plugin manager</w:t>
+        </w:r>
+        <w:r>
+          <w:rPr>
+            <w:b w:val="false"/>
+            <w:bCs w:val="false"/>
+            <w:color w:val="24342B"/>
+            <w:sz w:val="22"/>
+            <w:szCs w:val="22"/>
+          </w:rPr>
+          <w:t>6</w:t>
+        </w:r>
+        <w:r>
+          <w:rPr>
+            <w:b w:val="false"/>
+            <w:bCs w:val="false"/>
+            <w:color w:val="24342B"/>
+            <w:sz w:val="22"/>
+            <w:szCs w:val="22"/>
+          </w:rPr>
+          <w:t xml:space="preserve">1.1 Open the plugin manager</w:t>
+        </w:r>
+        <w:r>
+          <w:rPr>
+            <w:b w:val="false"/>
+            <w:bCs w:val="false"/>
+            <w:color w:val="24342B"/>
+            <w:sz w:val="22"/>
+            <w:szCs w:val="22"/>
+          </w:rPr>
+          <w:fldChar w:fldCharType="end"/>
         </w:r>
       </w:hyperlink>
     </w:p>
@@ -365,7 +965,107 @@
             <w:sz w:val="22"/>
             <w:szCs w:val="22"/>
           </w:rPr>
-          <w:t xml:space="preserve">	6</w:t>
+          <w:tab/>
+        </w:r>
+        <w:r>
+          <w:rPr>
+            <w:b w:val="false"/>
+            <w:bCs w:val="false"/>
+            <w:color w:val="24342B"/>
+            <w:sz w:val="22"/>
+            <w:szCs w:val="22"/>
+          </w:rPr>
+          <w:t xml:space="preserve">1.2 Search and install</w:t>
+        </w:r>
+        <w:r>
+          <w:rPr>
+            <w:b w:val="false"/>
+            <w:bCs w:val="false"/>
+            <w:color w:val="24342B"/>
+            <w:sz w:val="22"/>
+            <w:szCs w:val="22"/>
+          </w:rPr>
+          <w:fldChar w:fldCharType="begin"/>
+        </w:r>
+        <w:r>
+          <w:rPr>
+            <w:b w:val="false"/>
+            <w:bCs w:val="false"/>
+            <w:color w:val="24342B"/>
+            <w:sz w:val="22"/>
+            <w:szCs w:val="22"/>
+          </w:rPr>
+          <w:t xml:space="preserve">1.2 Search and install</w:t>
+        </w:r>
+        <w:r>
+          <w:rPr>
+            <w:b w:val="false"/>
+            <w:bCs w:val="false"/>
+            <w:color w:val="24342B"/>
+            <w:sz w:val="22"/>
+            <w:szCs w:val="22"/>
+          </w:rPr>
+          <w:instrText xml:space="preserve"> PAGEREF s7_1_2_Search_and_install \h </w:instrText>
+        </w:r>
+        <w:r>
+          <w:rPr>
+            <w:b w:val="false"/>
+            <w:bCs w:val="false"/>
+            <w:color w:val="24342B"/>
+            <w:sz w:val="22"/>
+            <w:szCs w:val="22"/>
+          </w:rPr>
+          <w:t xml:space="preserve">1.2 Search and install</w:t>
+        </w:r>
+        <w:r>
+          <w:rPr>
+            <w:b w:val="false"/>
+            <w:bCs w:val="false"/>
+            <w:color w:val="24342B"/>
+            <w:sz w:val="22"/>
+            <w:szCs w:val="22"/>
+          </w:rPr>
+          <w:fldChar w:fldCharType="separate"/>
+        </w:r>
+        <w:r>
+          <w:rPr>
+            <w:b w:val="false"/>
+            <w:bCs w:val="false"/>
+            <w:color w:val="24342B"/>
+            <w:sz w:val="22"/>
+            <w:szCs w:val="22"/>
+          </w:rPr>
+          <w:t xml:space="preserve">1.2 Search and install</w:t>
+        </w:r>
+        <w:r>
+          <w:rPr>
+            <w:b w:val="false"/>
+            <w:bCs w:val="false"/>
+            <w:color w:val="24342B"/>
+            <w:sz w:val="22"/>
+            <w:szCs w:val="22"/>
+          </w:rPr>
+          <w:t>6</w:t>
+        </w:r>
+        <w:r>
+          <w:rPr>
+            <w:b w:val="false"/>
+            <w:bCs w:val="false"/>
+            <w:color w:val="24342B"/>
+            <w:sz w:val="22"/>
+            <w:szCs w:val="22"/>
+          </w:rPr>
+          <w:t xml:space="preserve">1.2 Search and install</w:t>
+        </w:r>
+        <w:r>
+          <w:rPr>
+            <w:b w:val="false"/>
+            <w:bCs w:val="false"/>
+            <w:color w:val="24342B"/>
+            <w:sz w:val="22"/>
+            <w:szCs w:val="22"/>
+          </w:rPr>
+          <w:fldChar w:fldCharType="end"/>
         </w:r>
       </w:hyperlink>
     </w:p>
@@ -396,7 +1096,107 @@
             <w:sz w:val="22"/>
             <w:szCs w:val="22"/>
           </w:rPr>
-          <w:t xml:space="preserve">	7</w:t>
+          <w:tab/>
+        </w:r>
+        <w:r>
+          <w:rPr>
+            <w:b w:val="false"/>
+            <w:bCs w:val="false"/>
+            <w:color w:val="24342B"/>
+            <w:sz w:val="22"/>
+            <w:szCs w:val="22"/>
+          </w:rPr>
+          <w:t xml:space="preserve">1.3 Update or uninstall</w:t>
+        </w:r>
+        <w:r>
+          <w:rPr>
+            <w:b w:val="false"/>
+            <w:bCs w:val="false"/>
+            <w:color w:val="24342B"/>
+            <w:sz w:val="22"/>
+            <w:szCs w:val="22"/>
+          </w:rPr>
+          <w:fldChar w:fldCharType="begin"/>
+        </w:r>
+        <w:r>
+          <w:rPr>
+            <w:b w:val="false"/>
+            <w:bCs w:val="false"/>
+            <w:color w:val="24342B"/>
+            <w:sz w:val="22"/>
+            <w:szCs w:val="22"/>
+          </w:rPr>
+          <w:t xml:space="preserve">1.3 Update or uninstall</w:t>
+        </w:r>
+        <w:r>
+          <w:rPr>
+            <w:b w:val="false"/>
+            <w:bCs w:val="false"/>
+            <w:color w:val="24342B"/>
+            <w:sz w:val="22"/>
+            <w:szCs w:val="22"/>
+          </w:rPr>
+          <w:instrText xml:space="preserve"> PAGEREF s8_1_3_Update_or_uninstall \h </w:instrText>
+        </w:r>
+        <w:r>
+          <w:rPr>
+            <w:b w:val="false"/>
+            <w:bCs w:val="false"/>
+            <w:color w:val="24342B"/>
+            <w:sz w:val="22"/>
+            <w:szCs w:val="22"/>
+          </w:rPr>
+          <w:t xml:space="preserve">1.3 Update or uninstall</w:t>
+        </w:r>
+        <w:r>
+          <w:rPr>
+            <w:b w:val="false"/>
+            <w:bCs w:val="false"/>
+            <w:color w:val="24342B"/>
+            <w:sz w:val="22"/>
+            <w:szCs w:val="22"/>
+          </w:rPr>
+          <w:fldChar w:fldCharType="separate"/>
+        </w:r>
+        <w:r>
+          <w:rPr>
+            <w:b w:val="false"/>
+            <w:bCs w:val="false"/>
+            <w:color w:val="24342B"/>
+            <w:sz w:val="22"/>
+            <w:szCs w:val="22"/>
+          </w:rPr>
+          <w:t xml:space="preserve">1.3 Update or uninstall</w:t>
+        </w:r>
+        <w:r>
+          <w:rPr>
+            <w:b w:val="false"/>
+            <w:bCs w:val="false"/>
+            <w:color w:val="24342B"/>
+            <w:sz w:val="22"/>
+            <w:szCs w:val="22"/>
+          </w:rPr>
+          <w:t>7</w:t>
+        </w:r>
+        <w:r>
+          <w:rPr>
+            <w:b w:val="false"/>
+            <w:bCs w:val="false"/>
+            <w:color w:val="24342B"/>
+            <w:sz w:val="22"/>
+            <w:szCs w:val="22"/>
+          </w:rPr>
+          <w:t xml:space="preserve">1.3 Update or uninstall</w:t>
+        </w:r>
+        <w:r>
+          <w:rPr>
+            <w:b w:val="false"/>
+            <w:bCs w:val="false"/>
+            <w:color w:val="24342B"/>
+            <w:sz w:val="22"/>
+            <w:szCs w:val="22"/>
+          </w:rPr>
+          <w:fldChar w:fldCharType="end"/>
         </w:r>
       </w:hyperlink>
     </w:p>
@@ -427,7 +1227,107 @@
             <w:sz w:val="24"/>
             <w:szCs w:val="24"/>
           </w:rPr>
-          <w:t xml:space="preserve">	8</w:t>
+          <w:tab/>
+        </w:r>
+        <w:r>
+          <w:rPr>
+            <w:b/>
+            <w:bCs/>
+            <w:color w:val="832413"/>
+            <w:sz w:val="24"/>
+            <w:szCs w:val="24"/>
+          </w:rPr>
+          <w:t xml:space="preserve">Part 2 — Open the plugin (and where to find the icon)</w:t>
+        </w:r>
+        <w:r>
+          <w:rPr>
+            <w:b/>
+            <w:bCs/>
+            <w:color w:val="832413"/>
+            <w:sz w:val="24"/>
+            <w:szCs w:val="24"/>
+          </w:rPr>
+          <w:fldChar w:fldCharType="begin"/>
+        </w:r>
+        <w:r>
+          <w:rPr>
+            <w:b/>
+            <w:bCs/>
+            <w:color w:val="832413"/>
+            <w:sz w:val="24"/>
+            <w:szCs w:val="24"/>
+          </w:rPr>
+          <w:t xml:space="preserve">Part 2 — Open the plugin (and where to find the icon)</w:t>
+        </w:r>
+        <w:r>
+          <w:rPr>
+            <w:b/>
+            <w:bCs/>
+            <w:color w:val="832413"/>
+            <w:sz w:val="24"/>
+            <w:szCs w:val="24"/>
+          </w:rPr>
+          <w:instrText xml:space="preserve"> PAGEREF s9_Part_2_Open_the_plugin_a \h </w:instrText>
+        </w:r>
+        <w:r>
+          <w:rPr>
+            <w:b/>
+            <w:bCs/>
+            <w:color w:val="832413"/>
+            <w:sz w:val="24"/>
+            <w:szCs w:val="24"/>
+          </w:rPr>
+          <w:t xml:space="preserve">Part 2 — Open the plugin (and where to find the icon)</w:t>
+        </w:r>
+        <w:r>
+          <w:rPr>
+            <w:b/>
+            <w:bCs/>
+            <w:color w:val="832413"/>
+            <w:sz w:val="24"/>
+            <w:szCs w:val="24"/>
+          </w:rPr>
+          <w:fldChar w:fldCharType="separate"/>
+        </w:r>
+        <w:r>
+          <w:rPr>
+            <w:b/>
+            <w:bCs/>
+            <w:color w:val="832413"/>
+            <w:sz w:val="24"/>
+            <w:szCs w:val="24"/>
+          </w:rPr>
+          <w:t xml:space="preserve">Part 2 — Open the plugin (and where to find the icon)</w:t>
+        </w:r>
+        <w:r>
+          <w:rPr>
+            <w:b/>
+            <w:bCs/>
+            <w:color w:val="832413"/>
+            <w:sz w:val="24"/>
+            <w:szCs w:val="24"/>
+          </w:rPr>
+          <w:t>8</w:t>
+        </w:r>
+        <w:r>
+          <w:rPr>
+            <w:b/>
+            <w:bCs/>
+            <w:color w:val="832413"/>
+            <w:sz w:val="24"/>
+            <w:szCs w:val="24"/>
+          </w:rPr>
+          <w:t xml:space="preserve">Part 2 — Open the plugin (and where to find the icon)</w:t>
+        </w:r>
+        <w:r>
+          <w:rPr>
+            <w:b/>
+            <w:bCs/>
+            <w:color w:val="832413"/>
+            <w:sz w:val="24"/>
+            <w:szCs w:val="24"/>
+          </w:rPr>
+          <w:fldChar w:fldCharType="end"/>
         </w:r>
       </w:hyperlink>
     </w:p>
@@ -458,7 +1358,107 @@
             <w:sz w:val="22"/>
             <w:szCs w:val="22"/>
           </w:rPr>
-          <w:t xml:space="preserve">	8</w:t>
+          <w:tab/>
+        </w:r>
+        <w:r>
+          <w:rPr>
+            <w:b w:val="false"/>
+            <w:bCs w:val="false"/>
+            <w:color w:val="24342B"/>
+            <w:sz w:val="22"/>
+            <w:szCs w:val="22"/>
+          </w:rPr>
+          <w:t xml:space="preserve">2.1 From the toolbar icon</w:t>
+        </w:r>
+        <w:r>
+          <w:rPr>
+            <w:b w:val="false"/>
+            <w:bCs w:val="false"/>
+            <w:color w:val="24342B"/>
+            <w:sz w:val="22"/>
+            <w:szCs w:val="22"/>
+          </w:rPr>
+          <w:fldChar w:fldCharType="begin"/>
+        </w:r>
+        <w:r>
+          <w:rPr>
+            <w:b w:val="false"/>
+            <w:bCs w:val="false"/>
+            <w:color w:val="24342B"/>
+            <w:sz w:val="22"/>
+            <w:szCs w:val="22"/>
+          </w:rPr>
+          <w:t xml:space="preserve">2.1 From the toolbar icon</w:t>
+        </w:r>
+        <w:r>
+          <w:rPr>
+            <w:b w:val="false"/>
+            <w:bCs w:val="false"/>
+            <w:color w:val="24342B"/>
+            <w:sz w:val="22"/>
+            <w:szCs w:val="22"/>
+          </w:rPr>
+          <w:instrText xml:space="preserve"> PAGEREF s10_2_1_From_the_toolbar_ico \h </w:instrText>
+        </w:r>
+        <w:r>
+          <w:rPr>
+            <w:b w:val="false"/>
+            <w:bCs w:val="false"/>
+            <w:color w:val="24342B"/>
+            <w:sz w:val="22"/>
+            <w:szCs w:val="22"/>
+          </w:rPr>
+          <w:t xml:space="preserve">2.1 From the toolbar icon</w:t>
+        </w:r>
+        <w:r>
+          <w:rPr>
+            <w:b w:val="false"/>
+            <w:bCs w:val="false"/>
+            <w:color w:val="24342B"/>
+            <w:sz w:val="22"/>
+            <w:szCs w:val="22"/>
+          </w:rPr>
+          <w:fldChar w:fldCharType="separate"/>
+        </w:r>
+        <w:r>
+          <w:rPr>
+            <w:b w:val="false"/>
+            <w:bCs w:val="false"/>
+            <w:color w:val="24342B"/>
+            <w:sz w:val="22"/>
+            <w:szCs w:val="22"/>
+          </w:rPr>
+          <w:t xml:space="preserve">2.1 From the toolbar icon</w:t>
+        </w:r>
+        <w:r>
+          <w:rPr>
+            <w:b w:val="false"/>
+            <w:bCs w:val="false"/>
+            <w:color w:val="24342B"/>
+            <w:sz w:val="22"/>
+            <w:szCs w:val="22"/>
+          </w:rPr>
+          <w:t>8</w:t>
+        </w:r>
+        <w:r>
+          <w:rPr>
+            <w:b w:val="false"/>
+            <w:bCs w:val="false"/>
+            <w:color w:val="24342B"/>
+            <w:sz w:val="22"/>
+            <w:szCs w:val="22"/>
+          </w:rPr>
+          <w:t xml:space="preserve">2.1 From the toolbar icon</w:t>
+        </w:r>
+        <w:r>
+          <w:rPr>
+            <w:b w:val="false"/>
+            <w:bCs w:val="false"/>
+            <w:color w:val="24342B"/>
+            <w:sz w:val="22"/>
+            <w:szCs w:val="22"/>
+          </w:rPr>
+          <w:fldChar w:fldCharType="end"/>
         </w:r>
       </w:hyperlink>
     </w:p>
@@ -489,7 +1489,107 @@
             <w:sz w:val="22"/>
             <w:szCs w:val="22"/>
           </w:rPr>
-          <w:t xml:space="preserve">	8</w:t>
+          <w:tab/>
+        </w:r>
+        <w:r>
+          <w:rPr>
+            <w:b w:val="false"/>
+            <w:bCs w:val="false"/>
+            <w:color w:val="24342B"/>
+            <w:sz w:val="22"/>
+            <w:szCs w:val="22"/>
+          </w:rPr>
+          <w:t xml:space="preserve">2.2 If the icon is missing: from the Plugins menu</w:t>
+        </w:r>
+        <w:r>
+          <w:rPr>
+            <w:b w:val="false"/>
+            <w:bCs w:val="false"/>
+            <w:color w:val="24342B"/>
+            <w:sz w:val="22"/>
+            <w:szCs w:val="22"/>
+          </w:rPr>
+          <w:fldChar w:fldCharType="begin"/>
+        </w:r>
+        <w:r>
+          <w:rPr>
+            <w:b w:val="false"/>
+            <w:bCs w:val="false"/>
+            <w:color w:val="24342B"/>
+            <w:sz w:val="22"/>
+            <w:szCs w:val="22"/>
+          </w:rPr>
+          <w:t xml:space="preserve">2.2 If the icon is missing: from the Plugins menu</w:t>
+        </w:r>
+        <w:r>
+          <w:rPr>
+            <w:b w:val="false"/>
+            <w:bCs w:val="false"/>
+            <w:color w:val="24342B"/>
+            <w:sz w:val="22"/>
+            <w:szCs w:val="22"/>
+          </w:rPr>
+          <w:instrText xml:space="preserve"> PAGEREF s11_2_2_If_the_icon_is_missi \h </w:instrText>
+        </w:r>
+        <w:r>
+          <w:rPr>
+            <w:b w:val="false"/>
+            <w:bCs w:val="false"/>
+            <w:color w:val="24342B"/>
+            <w:sz w:val="22"/>
+            <w:szCs w:val="22"/>
+          </w:rPr>
+          <w:t xml:space="preserve">2.2 If the icon is missing: from the Plugins menu</w:t>
+        </w:r>
+        <w:r>
+          <w:rPr>
+            <w:b w:val="false"/>
+            <w:bCs w:val="false"/>
+            <w:color w:val="24342B"/>
+            <w:sz w:val="22"/>
+            <w:szCs w:val="22"/>
+          </w:rPr>
+          <w:fldChar w:fldCharType="separate"/>
+        </w:r>
+        <w:r>
+          <w:rPr>
+            <w:b w:val="false"/>
+            <w:bCs w:val="false"/>
+            <w:color w:val="24342B"/>
+            <w:sz w:val="22"/>
+            <w:szCs w:val="22"/>
+          </w:rPr>
+          <w:t xml:space="preserve">2.2 If the icon is missing: from the Plugins menu</w:t>
+        </w:r>
+        <w:r>
+          <w:rPr>
+            <w:b w:val="false"/>
+            <w:bCs w:val="false"/>
+            <w:color w:val="24342B"/>
+            <w:sz w:val="22"/>
+            <w:szCs w:val="22"/>
+          </w:rPr>
+          <w:t>8</w:t>
+        </w:r>
+        <w:r>
+          <w:rPr>
+            <w:b w:val="false"/>
+            <w:bCs w:val="false"/>
+            <w:color w:val="24342B"/>
+            <w:sz w:val="22"/>
+            <w:szCs w:val="22"/>
+          </w:rPr>
+          <w:t xml:space="preserve">2.2 If the icon is missing: from the Plugins menu</w:t>
+        </w:r>
+        <w:r>
+          <w:rPr>
+            <w:b w:val="false"/>
+            <w:bCs w:val="false"/>
+            <w:color w:val="24342B"/>
+            <w:sz w:val="22"/>
+            <w:szCs w:val="22"/>
+          </w:rPr>
+          <w:fldChar w:fldCharType="end"/>
         </w:r>
       </w:hyperlink>
     </w:p>
@@ -520,7 +1620,107 @@
             <w:sz w:val="22"/>
             <w:szCs w:val="22"/>
           </w:rPr>
-          <w:t xml:space="preserve">	8</w:t>
+          <w:tab/>
+        </w:r>
+        <w:r>
+          <w:rPr>
+            <w:b w:val="false"/>
+            <w:bCs w:val="false"/>
+            <w:color w:val="24342B"/>
+            <w:sz w:val="22"/>
+            <w:szCs w:val="22"/>
+          </w:rPr>
+          <w:t xml:space="preserve">2.3 Bring the icon back to the toolbar</w:t>
+        </w:r>
+        <w:r>
+          <w:rPr>
+            <w:b w:val="false"/>
+            <w:bCs w:val="false"/>
+            <w:color w:val="24342B"/>
+            <w:sz w:val="22"/>
+            <w:szCs w:val="22"/>
+          </w:rPr>
+          <w:fldChar w:fldCharType="begin"/>
+        </w:r>
+        <w:r>
+          <w:rPr>
+            <w:b w:val="false"/>
+            <w:bCs w:val="false"/>
+            <w:color w:val="24342B"/>
+            <w:sz w:val="22"/>
+            <w:szCs w:val="22"/>
+          </w:rPr>
+          <w:t xml:space="preserve">2.3 Bring the icon back to the toolbar</w:t>
+        </w:r>
+        <w:r>
+          <w:rPr>
+            <w:b w:val="false"/>
+            <w:bCs w:val="false"/>
+            <w:color w:val="24342B"/>
+            <w:sz w:val="22"/>
+            <w:szCs w:val="22"/>
+          </w:rPr>
+          <w:instrText xml:space="preserve"> PAGEREF s12_2_3_Bring_the_icon_back \h </w:instrText>
+        </w:r>
+        <w:r>
+          <w:rPr>
+            <w:b w:val="false"/>
+            <w:bCs w:val="false"/>
+            <w:color w:val="24342B"/>
+            <w:sz w:val="22"/>
+            <w:szCs w:val="22"/>
+          </w:rPr>
+          <w:t xml:space="preserve">2.3 Bring the icon back to the toolbar</w:t>
+        </w:r>
+        <w:r>
+          <w:rPr>
+            <w:b w:val="false"/>
+            <w:bCs w:val="false"/>
+            <w:color w:val="24342B"/>
+            <w:sz w:val="22"/>
+            <w:szCs w:val="22"/>
+          </w:rPr>
+          <w:fldChar w:fldCharType="separate"/>
+        </w:r>
+        <w:r>
+          <w:rPr>
+            <w:b w:val="false"/>
+            <w:bCs w:val="false"/>
+            <w:color w:val="24342B"/>
+            <w:sz w:val="22"/>
+            <w:szCs w:val="22"/>
+          </w:rPr>
+          <w:t xml:space="preserve">2.3 Bring the icon back to the toolbar</w:t>
+        </w:r>
+        <w:r>
+          <w:rPr>
+            <w:b w:val="false"/>
+            <w:bCs w:val="false"/>
+            <w:color w:val="24342B"/>
+            <w:sz w:val="22"/>
+            <w:szCs w:val="22"/>
+          </w:rPr>
+          <w:t>8</w:t>
+        </w:r>
+        <w:r>
+          <w:rPr>
+            <w:b w:val="false"/>
+            <w:bCs w:val="false"/>
+            <w:color w:val="24342B"/>
+            <w:sz w:val="22"/>
+            <w:szCs w:val="22"/>
+          </w:rPr>
+          <w:t xml:space="preserve">2.3 Bring the icon back to the toolbar</w:t>
+        </w:r>
+        <w:r>
+          <w:rPr>
+            <w:b w:val="false"/>
+            <w:bCs w:val="false"/>
+            <w:color w:val="24342B"/>
+            <w:sz w:val="22"/>
+            <w:szCs w:val="22"/>
+          </w:rPr>
+          <w:fldChar w:fldCharType="end"/>
         </w:r>
       </w:hyperlink>
     </w:p>
@@ -551,7 +1751,107 @@
             <w:sz w:val="22"/>
             <w:szCs w:val="22"/>
           </w:rPr>
-          <w:t xml:space="preserve">	9</w:t>
+          <w:tab/>
+        </w:r>
+        <w:r>
+          <w:rPr>
+            <w:b w:val="false"/>
+            <w:bCs w:val="false"/>
+            <w:color w:val="24342B"/>
+            <w:sz w:val="22"/>
+            <w:szCs w:val="22"/>
+          </w:rPr>
+          <w:t xml:space="preserve">2.4 If the plugin doesn't appear anywhere</w:t>
+        </w:r>
+        <w:r>
+          <w:rPr>
+            <w:b w:val="false"/>
+            <w:bCs w:val="false"/>
+            <w:color w:val="24342B"/>
+            <w:sz w:val="22"/>
+            <w:szCs w:val="22"/>
+          </w:rPr>
+          <w:fldChar w:fldCharType="begin"/>
+        </w:r>
+        <w:r>
+          <w:rPr>
+            <w:b w:val="false"/>
+            <w:bCs w:val="false"/>
+            <w:color w:val="24342B"/>
+            <w:sz w:val="22"/>
+            <w:szCs w:val="22"/>
+          </w:rPr>
+          <w:t xml:space="preserve">2.4 If the plugin doesn't appear anywhere</w:t>
+        </w:r>
+        <w:r>
+          <w:rPr>
+            <w:b w:val="false"/>
+            <w:bCs w:val="false"/>
+            <w:color w:val="24342B"/>
+            <w:sz w:val="22"/>
+            <w:szCs w:val="22"/>
+          </w:rPr>
+          <w:instrText xml:space="preserve"> PAGEREF s13_2_4_If_the_plugin_doesn \h </w:instrText>
+        </w:r>
+        <w:r>
+          <w:rPr>
+            <w:b w:val="false"/>
+            <w:bCs w:val="false"/>
+            <w:color w:val="24342B"/>
+            <w:sz w:val="22"/>
+            <w:szCs w:val="22"/>
+          </w:rPr>
+          <w:t xml:space="preserve">2.4 If the plugin doesn't appear anywhere</w:t>
+        </w:r>
+        <w:r>
+          <w:rPr>
+            <w:b w:val="false"/>
+            <w:bCs w:val="false"/>
+            <w:color w:val="24342B"/>
+            <w:sz w:val="22"/>
+            <w:szCs w:val="22"/>
+          </w:rPr>
+          <w:fldChar w:fldCharType="separate"/>
+        </w:r>
+        <w:r>
+          <w:rPr>
+            <w:b w:val="false"/>
+            <w:bCs w:val="false"/>
+            <w:color w:val="24342B"/>
+            <w:sz w:val="22"/>
+            <w:szCs w:val="22"/>
+          </w:rPr>
+          <w:t xml:space="preserve">2.4 If the plugin doesn't appear anywhere</w:t>
+        </w:r>
+        <w:r>
+          <w:rPr>
+            <w:b w:val="false"/>
+            <w:bCs w:val="false"/>
+            <w:color w:val="24342B"/>
+            <w:sz w:val="22"/>
+            <w:szCs w:val="22"/>
+          </w:rPr>
+          <w:t>9</w:t>
+        </w:r>
+        <w:r>
+          <w:rPr>
+            <w:b w:val="false"/>
+            <w:bCs w:val="false"/>
+            <w:color w:val="24342B"/>
+            <w:sz w:val="22"/>
+            <w:szCs w:val="22"/>
+          </w:rPr>
+          <w:t xml:space="preserve">2.4 If the plugin doesn't appear anywhere</w:t>
+        </w:r>
+        <w:r>
+          <w:rPr>
+            <w:b w:val="false"/>
+            <w:bCs w:val="false"/>
+            <w:color w:val="24342B"/>
+            <w:sz w:val="22"/>
+            <w:szCs w:val="22"/>
+          </w:rPr>
+          <w:fldChar w:fldCharType="end"/>
         </w:r>
       </w:hyperlink>
     </w:p>
@@ -582,7 +1882,107 @@
             <w:sz w:val="24"/>
             <w:szCs w:val="24"/>
           </w:rPr>
-          <w:t xml:space="preserve">	10</w:t>
+          <w:tab/>
+        </w:r>
+        <w:r>
+          <w:rPr>
+            <w:b/>
+            <w:bCs/>
+            <w:color w:val="832413"/>
+            <w:sz w:val="24"/>
+            <w:szCs w:val="24"/>
+          </w:rPr>
+          <w:t xml:space="preserve">Part 3 — Getting to know the panel</w:t>
+        </w:r>
+        <w:r>
+          <w:rPr>
+            <w:b/>
+            <w:bCs/>
+            <w:color w:val="832413"/>
+            <w:sz w:val="24"/>
+            <w:szCs w:val="24"/>
+          </w:rPr>
+          <w:fldChar w:fldCharType="begin"/>
+        </w:r>
+        <w:r>
+          <w:rPr>
+            <w:b/>
+            <w:bCs/>
+            <w:color w:val="832413"/>
+            <w:sz w:val="24"/>
+            <w:szCs w:val="24"/>
+          </w:rPr>
+          <w:t xml:space="preserve">Part 3 — Getting to know the panel</w:t>
+        </w:r>
+        <w:r>
+          <w:rPr>
+            <w:b/>
+            <w:bCs/>
+            <w:color w:val="832413"/>
+            <w:sz w:val="24"/>
+            <w:szCs w:val="24"/>
+          </w:rPr>
+          <w:instrText xml:space="preserve"> PAGEREF s14_Part_3_Getting_to_know_t \h </w:instrText>
+        </w:r>
+        <w:r>
+          <w:rPr>
+            <w:b/>
+            <w:bCs/>
+            <w:color w:val="832413"/>
+            <w:sz w:val="24"/>
+            <w:szCs w:val="24"/>
+          </w:rPr>
+          <w:t xml:space="preserve">Part 3 — Getting to know the panel</w:t>
+        </w:r>
+        <w:r>
+          <w:rPr>
+            <w:b/>
+            <w:bCs/>
+            <w:color w:val="832413"/>
+            <w:sz w:val="24"/>
+            <w:szCs w:val="24"/>
+          </w:rPr>
+          <w:fldChar w:fldCharType="separate"/>
+        </w:r>
+        <w:r>
+          <w:rPr>
+            <w:b/>
+            <w:bCs/>
+            <w:color w:val="832413"/>
+            <w:sz w:val="24"/>
+            <w:szCs w:val="24"/>
+          </w:rPr>
+          <w:t xml:space="preserve">Part 3 — Getting to know the panel</w:t>
+        </w:r>
+        <w:r>
+          <w:rPr>
+            <w:b/>
+            <w:bCs/>
+            <w:color w:val="832413"/>
+            <w:sz w:val="24"/>
+            <w:szCs w:val="24"/>
+          </w:rPr>
+          <w:t>10</w:t>
+        </w:r>
+        <w:r>
+          <w:rPr>
+            <w:b/>
+            <w:bCs/>
+            <w:color w:val="832413"/>
+            <w:sz w:val="24"/>
+            <w:szCs w:val="24"/>
+          </w:rPr>
+          <w:t xml:space="preserve">Part 3 — Getting to know the panel</w:t>
+        </w:r>
+        <w:r>
+          <w:rPr>
+            <w:b/>
+            <w:bCs/>
+            <w:color w:val="832413"/>
+            <w:sz w:val="24"/>
+            <w:szCs w:val="24"/>
+          </w:rPr>
+          <w:fldChar w:fldCharType="end"/>
         </w:r>
       </w:hyperlink>
     </w:p>
@@ -613,7 +2013,107 @@
             <w:sz w:val="24"/>
             <w:szCs w:val="24"/>
           </w:rPr>
-          <w:t xml:space="preserve">	11</w:t>
+          <w:tab/>
+        </w:r>
+        <w:r>
+          <w:rPr>
+            <w:b/>
+            <w:bCs/>
+            <w:color w:val="832413"/>
+            <w:sz w:val="24"/>
+            <w:szCs w:val="24"/>
+          </w:rPr>
+          <w:t xml:space="preserve">Part 4 — Read and accept the information notice</w:t>
+        </w:r>
+        <w:r>
+          <w:rPr>
+            <w:b/>
+            <w:bCs/>
+            <w:color w:val="832413"/>
+            <w:sz w:val="24"/>
+            <w:szCs w:val="24"/>
+          </w:rPr>
+          <w:fldChar w:fldCharType="begin"/>
+        </w:r>
+        <w:r>
+          <w:rPr>
+            <w:b/>
+            <w:bCs/>
+            <w:color w:val="832413"/>
+            <w:sz w:val="24"/>
+            <w:szCs w:val="24"/>
+          </w:rPr>
+          <w:t xml:space="preserve">Part 4 — Read and accept the information notice</w:t>
+        </w:r>
+        <w:r>
+          <w:rPr>
+            <w:b/>
+            <w:bCs/>
+            <w:color w:val="832413"/>
+            <w:sz w:val="24"/>
+            <w:szCs w:val="24"/>
+          </w:rPr>
+          <w:instrText xml:space="preserve"> PAGEREF s15_Part_4_Read_and_accept_t \h </w:instrText>
+        </w:r>
+        <w:r>
+          <w:rPr>
+            <w:b/>
+            <w:bCs/>
+            <w:color w:val="832413"/>
+            <w:sz w:val="24"/>
+            <w:szCs w:val="24"/>
+          </w:rPr>
+          <w:t xml:space="preserve">Part 4 — Read and accept the information notice</w:t>
+        </w:r>
+        <w:r>
+          <w:rPr>
+            <w:b/>
+            <w:bCs/>
+            <w:color w:val="832413"/>
+            <w:sz w:val="24"/>
+            <w:szCs w:val="24"/>
+          </w:rPr>
+          <w:fldChar w:fldCharType="separate"/>
+        </w:r>
+        <w:r>
+          <w:rPr>
+            <w:b/>
+            <w:bCs/>
+            <w:color w:val="832413"/>
+            <w:sz w:val="24"/>
+            <w:szCs w:val="24"/>
+          </w:rPr>
+          <w:t xml:space="preserve">Part 4 — Read and accept the information notice</w:t>
+        </w:r>
+        <w:r>
+          <w:rPr>
+            <w:b/>
+            <w:bCs/>
+            <w:color w:val="832413"/>
+            <w:sz w:val="24"/>
+            <w:szCs w:val="24"/>
+          </w:rPr>
+          <w:t>11</w:t>
+        </w:r>
+        <w:r>
+          <w:rPr>
+            <w:b/>
+            <w:bCs/>
+            <w:color w:val="832413"/>
+            <w:sz w:val="24"/>
+            <w:szCs w:val="24"/>
+          </w:rPr>
+          <w:t xml:space="preserve">Part 4 — Read and accept the information notice</w:t>
+        </w:r>
+        <w:r>
+          <w:rPr>
+            <w:b/>
+            <w:bCs/>
+            <w:color w:val="832413"/>
+            <w:sz w:val="24"/>
+            <w:szCs w:val="24"/>
+          </w:rPr>
+          <w:fldChar w:fldCharType="end"/>
         </w:r>
       </w:hyperlink>
     </w:p>
@@ -644,7 +2144,107 @@
             <w:sz w:val="24"/>
             <w:szCs w:val="24"/>
           </w:rPr>
-          <w:t xml:space="preserve">	12</w:t>
+          <w:tab/>
+        </w:r>
+        <w:r>
+          <w:rPr>
+            <w:b/>
+            <w:bCs/>
+            <w:color w:val="832413"/>
+            <w:sz w:val="24"/>
+            <w:szCs w:val="24"/>
+          </w:rPr>
+          <w:t xml:space="preserve">Part 5 — Choose the country and language</w:t>
+        </w:r>
+        <w:r>
+          <w:rPr>
+            <w:b/>
+            <w:bCs/>
+            <w:color w:val="832413"/>
+            <w:sz w:val="24"/>
+            <w:szCs w:val="24"/>
+          </w:rPr>
+          <w:fldChar w:fldCharType="begin"/>
+        </w:r>
+        <w:r>
+          <w:rPr>
+            <w:b/>
+            <w:bCs/>
+            <w:color w:val="832413"/>
+            <w:sz w:val="24"/>
+            <w:szCs w:val="24"/>
+          </w:rPr>
+          <w:t xml:space="preserve">Part 5 — Choose the country and language</w:t>
+        </w:r>
+        <w:r>
+          <w:rPr>
+            <w:b/>
+            <w:bCs/>
+            <w:color w:val="832413"/>
+            <w:sz w:val="24"/>
+            <w:szCs w:val="24"/>
+          </w:rPr>
+          <w:instrText xml:space="preserve"> PAGEREF s16_Part_5_Choose_the_countr \h </w:instrText>
+        </w:r>
+        <w:r>
+          <w:rPr>
+            <w:b/>
+            <w:bCs/>
+            <w:color w:val="832413"/>
+            <w:sz w:val="24"/>
+            <w:szCs w:val="24"/>
+          </w:rPr>
+          <w:t xml:space="preserve">Part 5 — Choose the country and language</w:t>
+        </w:r>
+        <w:r>
+          <w:rPr>
+            <w:b/>
+            <w:bCs/>
+            <w:color w:val="832413"/>
+            <w:sz w:val="24"/>
+            <w:szCs w:val="24"/>
+          </w:rPr>
+          <w:fldChar w:fldCharType="separate"/>
+        </w:r>
+        <w:r>
+          <w:rPr>
+            <w:b/>
+            <w:bCs/>
+            <w:color w:val="832413"/>
+            <w:sz w:val="24"/>
+            <w:szCs w:val="24"/>
+          </w:rPr>
+          <w:t xml:space="preserve">Part 5 — Choose the country and language</w:t>
+        </w:r>
+        <w:r>
+          <w:rPr>
+            <w:b/>
+            <w:bCs/>
+            <w:color w:val="832413"/>
+            <w:sz w:val="24"/>
+            <w:szCs w:val="24"/>
+          </w:rPr>
+          <w:t>12</w:t>
+        </w:r>
+        <w:r>
+          <w:rPr>
+            <w:b/>
+            <w:bCs/>
+            <w:color w:val="832413"/>
+            <w:sz w:val="24"/>
+            <w:szCs w:val="24"/>
+          </w:rPr>
+          <w:t xml:space="preserve">Part 5 — Choose the country and language</w:t>
+        </w:r>
+        <w:r>
+          <w:rPr>
+            <w:b/>
+            <w:bCs/>
+            <w:color w:val="832413"/>
+            <w:sz w:val="24"/>
+            <w:szCs w:val="24"/>
+          </w:rPr>
+          <w:fldChar w:fldCharType="end"/>
         </w:r>
       </w:hyperlink>
     </w:p>
@@ -675,7 +2275,107 @@
             <w:sz w:val="22"/>
             <w:szCs w:val="22"/>
           </w:rPr>
-          <w:t xml:space="preserve">	12</w:t>
+          <w:tab/>
+        </w:r>
+        <w:r>
+          <w:rPr>
+            <w:b w:val="false"/>
+            <w:bCs w:val="false"/>
+            <w:color w:val="24342B"/>
+            <w:sz w:val="22"/>
+            <w:szCs w:val="22"/>
+          </w:rPr>
+          <w:t xml:space="preserve">Country</w:t>
+        </w:r>
+        <w:r>
+          <w:rPr>
+            <w:b w:val="false"/>
+            <w:bCs w:val="false"/>
+            <w:color w:val="24342B"/>
+            <w:sz w:val="22"/>
+            <w:szCs w:val="22"/>
+          </w:rPr>
+          <w:fldChar w:fldCharType="begin"/>
+        </w:r>
+        <w:r>
+          <w:rPr>
+            <w:b w:val="false"/>
+            <w:bCs w:val="false"/>
+            <w:color w:val="24342B"/>
+            <w:sz w:val="22"/>
+            <w:szCs w:val="22"/>
+          </w:rPr>
+          <w:t xml:space="preserve">Country</w:t>
+        </w:r>
+        <w:r>
+          <w:rPr>
+            <w:b w:val="false"/>
+            <w:bCs w:val="false"/>
+            <w:color w:val="24342B"/>
+            <w:sz w:val="22"/>
+            <w:szCs w:val="22"/>
+          </w:rPr>
+          <w:instrText xml:space="preserve"> PAGEREF s17_Country \h </w:instrText>
+        </w:r>
+        <w:r>
+          <w:rPr>
+            <w:b w:val="false"/>
+            <w:bCs w:val="false"/>
+            <w:color w:val="24342B"/>
+            <w:sz w:val="22"/>
+            <w:szCs w:val="22"/>
+          </w:rPr>
+          <w:t xml:space="preserve">Country</w:t>
+        </w:r>
+        <w:r>
+          <w:rPr>
+            <w:b w:val="false"/>
+            <w:bCs w:val="false"/>
+            <w:color w:val="24342B"/>
+            <w:sz w:val="22"/>
+            <w:szCs w:val="22"/>
+          </w:rPr>
+          <w:fldChar w:fldCharType="separate"/>
+        </w:r>
+        <w:r>
+          <w:rPr>
+            <w:b w:val="false"/>
+            <w:bCs w:val="false"/>
+            <w:color w:val="24342B"/>
+            <w:sz w:val="22"/>
+            <w:szCs w:val="22"/>
+          </w:rPr>
+          <w:t xml:space="preserve">Country</w:t>
+        </w:r>
+        <w:r>
+          <w:rPr>
+            <w:b w:val="false"/>
+            <w:bCs w:val="false"/>
+            <w:color w:val="24342B"/>
+            <w:sz w:val="22"/>
+            <w:szCs w:val="22"/>
+          </w:rPr>
+          <w:t>12</w:t>
+        </w:r>
+        <w:r>
+          <w:rPr>
+            <w:b w:val="false"/>
+            <w:bCs w:val="false"/>
+            <w:color w:val="24342B"/>
+            <w:sz w:val="22"/>
+            <w:szCs w:val="22"/>
+          </w:rPr>
+          <w:t xml:space="preserve">Country</w:t>
+        </w:r>
+        <w:r>
+          <w:rPr>
+            <w:b w:val="false"/>
+            <w:bCs w:val="false"/>
+            <w:color w:val="24342B"/>
+            <w:sz w:val="22"/>
+            <w:szCs w:val="22"/>
+          </w:rPr>
+          <w:fldChar w:fldCharType="end"/>
         </w:r>
       </w:hyperlink>
     </w:p>
@@ -706,7 +2406,107 @@
             <w:sz w:val="22"/>
             <w:szCs w:val="22"/>
           </w:rPr>
-          <w:t xml:space="preserve">	12</w:t>
+          <w:tab/>
+        </w:r>
+        <w:r>
+          <w:rPr>
+            <w:b w:val="false"/>
+            <w:bCs w:val="false"/>
+            <w:color w:val="24342B"/>
+            <w:sz w:val="22"/>
+            <w:szCs w:val="22"/>
+          </w:rPr>
+          <w:t xml:space="preserve">Language</w:t>
+        </w:r>
+        <w:r>
+          <w:rPr>
+            <w:b w:val="false"/>
+            <w:bCs w:val="false"/>
+            <w:color w:val="24342B"/>
+            <w:sz w:val="22"/>
+            <w:szCs w:val="22"/>
+          </w:rPr>
+          <w:fldChar w:fldCharType="begin"/>
+        </w:r>
+        <w:r>
+          <w:rPr>
+            <w:b w:val="false"/>
+            <w:bCs w:val="false"/>
+            <w:color w:val="24342B"/>
+            <w:sz w:val="22"/>
+            <w:szCs w:val="22"/>
+          </w:rPr>
+          <w:t xml:space="preserve">Language</w:t>
+        </w:r>
+        <w:r>
+          <w:rPr>
+            <w:b w:val="false"/>
+            <w:bCs w:val="false"/>
+            <w:color w:val="24342B"/>
+            <w:sz w:val="22"/>
+            <w:szCs w:val="22"/>
+          </w:rPr>
+          <w:instrText xml:space="preserve"> PAGEREF s18_Language \h </w:instrText>
+        </w:r>
+        <w:r>
+          <w:rPr>
+            <w:b w:val="false"/>
+            <w:bCs w:val="false"/>
+            <w:color w:val="24342B"/>
+            <w:sz w:val="22"/>
+            <w:szCs w:val="22"/>
+          </w:rPr>
+          <w:t xml:space="preserve">Language</w:t>
+        </w:r>
+        <w:r>
+          <w:rPr>
+            <w:b w:val="false"/>
+            <w:bCs w:val="false"/>
+            <w:color w:val="24342B"/>
+            <w:sz w:val="22"/>
+            <w:szCs w:val="22"/>
+          </w:rPr>
+          <w:fldChar w:fldCharType="separate"/>
+        </w:r>
+        <w:r>
+          <w:rPr>
+            <w:b w:val="false"/>
+            <w:bCs w:val="false"/>
+            <w:color w:val="24342B"/>
+            <w:sz w:val="22"/>
+            <w:szCs w:val="22"/>
+          </w:rPr>
+          <w:t xml:space="preserve">Language</w:t>
+        </w:r>
+        <w:r>
+          <w:rPr>
+            <w:b w:val="false"/>
+            <w:bCs w:val="false"/>
+            <w:color w:val="24342B"/>
+            <w:sz w:val="22"/>
+            <w:szCs w:val="22"/>
+          </w:rPr>
+          <w:t>12</w:t>
+        </w:r>
+        <w:r>
+          <w:rPr>
+            <w:b w:val="false"/>
+            <w:bCs w:val="false"/>
+            <w:color w:val="24342B"/>
+            <w:sz w:val="22"/>
+            <w:szCs w:val="22"/>
+          </w:rPr>
+          <w:t xml:space="preserve">Language</w:t>
+        </w:r>
+        <w:r>
+          <w:rPr>
+            <w:b w:val="false"/>
+            <w:bCs w:val="false"/>
+            <w:color w:val="24342B"/>
+            <w:sz w:val="22"/>
+            <w:szCs w:val="22"/>
+          </w:rPr>
+          <w:fldChar w:fldCharType="end"/>
         </w:r>
       </w:hyperlink>
     </w:p>
@@ -737,7 +2537,107 @@
             <w:sz w:val="24"/>
             <w:szCs w:val="24"/>
           </w:rPr>
-          <w:t xml:space="preserve">	13</w:t>
+          <w:tab/>
+        </w:r>
+        <w:r>
+          <w:rPr>
+            <w:b/>
+            <w:bCs/>
+            <w:color w:val="832413"/>
+            <w:sz w:val="24"/>
+            <w:szCs w:val="24"/>
+          </w:rPr>
+          <w:t xml:space="preserve">Part 6 — Sign in with your email and password</w:t>
+        </w:r>
+        <w:r>
+          <w:rPr>
+            <w:b/>
+            <w:bCs/>
+            <w:color w:val="832413"/>
+            <w:sz w:val="24"/>
+            <w:szCs w:val="24"/>
+          </w:rPr>
+          <w:fldChar w:fldCharType="begin"/>
+        </w:r>
+        <w:r>
+          <w:rPr>
+            <w:b/>
+            <w:bCs/>
+            <w:color w:val="832413"/>
+            <w:sz w:val="24"/>
+            <w:szCs w:val="24"/>
+          </w:rPr>
+          <w:t xml:space="preserve">Part 6 — Sign in with your email and password</w:t>
+        </w:r>
+        <w:r>
+          <w:rPr>
+            <w:b/>
+            <w:bCs/>
+            <w:color w:val="832413"/>
+            <w:sz w:val="24"/>
+            <w:szCs w:val="24"/>
+          </w:rPr>
+          <w:instrText xml:space="preserve"> PAGEREF s19_Part_6_Sign_in_with_your \h </w:instrText>
+        </w:r>
+        <w:r>
+          <w:rPr>
+            <w:b/>
+            <w:bCs/>
+            <w:color w:val="832413"/>
+            <w:sz w:val="24"/>
+            <w:szCs w:val="24"/>
+          </w:rPr>
+          <w:t xml:space="preserve">Part 6 — Sign in with your email and password</w:t>
+        </w:r>
+        <w:r>
+          <w:rPr>
+            <w:b/>
+            <w:bCs/>
+            <w:color w:val="832413"/>
+            <w:sz w:val="24"/>
+            <w:szCs w:val="24"/>
+          </w:rPr>
+          <w:fldChar w:fldCharType="separate"/>
+        </w:r>
+        <w:r>
+          <w:rPr>
+            <w:b/>
+            <w:bCs/>
+            <w:color w:val="832413"/>
+            <w:sz w:val="24"/>
+            <w:szCs w:val="24"/>
+          </w:rPr>
+          <w:t xml:space="preserve">Part 6 — Sign in with your email and password</w:t>
+        </w:r>
+        <w:r>
+          <w:rPr>
+            <w:b/>
+            <w:bCs/>
+            <w:color w:val="832413"/>
+            <w:sz w:val="24"/>
+            <w:szCs w:val="24"/>
+          </w:rPr>
+          <w:t>13</w:t>
+        </w:r>
+        <w:r>
+          <w:rPr>
+            <w:b/>
+            <w:bCs/>
+            <w:color w:val="832413"/>
+            <w:sz w:val="24"/>
+            <w:szCs w:val="24"/>
+          </w:rPr>
+          <w:t xml:space="preserve">Part 6 — Sign in with your email and password</w:t>
+        </w:r>
+        <w:r>
+          <w:rPr>
+            <w:b/>
+            <w:bCs/>
+            <w:color w:val="832413"/>
+            <w:sz w:val="24"/>
+            <w:szCs w:val="24"/>
+          </w:rPr>
+          <w:fldChar w:fldCharType="end"/>
         </w:r>
       </w:hyperlink>
     </w:p>
@@ -768,7 +2668,107 @@
             <w:sz w:val="24"/>
             <w:szCs w:val="24"/>
           </w:rPr>
-          <w:t xml:space="preserve">	14</w:t>
+          <w:tab/>
+        </w:r>
+        <w:r>
+          <w:rPr>
+            <w:b/>
+            <w:bCs/>
+            <w:color w:val="832413"/>
+            <w:sz w:val="24"/>
+            <w:szCs w:val="24"/>
+          </w:rPr>
+          <w:t xml:space="preserve">Part 7 — Say WHERE to search (Area of interest)</w:t>
+        </w:r>
+        <w:r>
+          <w:rPr>
+            <w:b/>
+            <w:bCs/>
+            <w:color w:val="832413"/>
+            <w:sz w:val="24"/>
+            <w:szCs w:val="24"/>
+          </w:rPr>
+          <w:fldChar w:fldCharType="begin"/>
+        </w:r>
+        <w:r>
+          <w:rPr>
+            <w:b/>
+            <w:bCs/>
+            <w:color w:val="832413"/>
+            <w:sz w:val="24"/>
+            <w:szCs w:val="24"/>
+          </w:rPr>
+          <w:t xml:space="preserve">Part 7 — Say WHERE to search (Area of interest)</w:t>
+        </w:r>
+        <w:r>
+          <w:rPr>
+            <w:b/>
+            <w:bCs/>
+            <w:color w:val="832413"/>
+            <w:sz w:val="24"/>
+            <w:szCs w:val="24"/>
+          </w:rPr>
+          <w:instrText xml:space="preserve"> PAGEREF s20_Part_7_Say_WHERE_to_sear \h </w:instrText>
+        </w:r>
+        <w:r>
+          <w:rPr>
+            <w:b/>
+            <w:bCs/>
+            <w:color w:val="832413"/>
+            <w:sz w:val="24"/>
+            <w:szCs w:val="24"/>
+          </w:rPr>
+          <w:t xml:space="preserve">Part 7 — Say WHERE to search (Area of interest)</w:t>
+        </w:r>
+        <w:r>
+          <w:rPr>
+            <w:b/>
+            <w:bCs/>
+            <w:color w:val="832413"/>
+            <w:sz w:val="24"/>
+            <w:szCs w:val="24"/>
+          </w:rPr>
+          <w:fldChar w:fldCharType="separate"/>
+        </w:r>
+        <w:r>
+          <w:rPr>
+            <w:b/>
+            <w:bCs/>
+            <w:color w:val="832413"/>
+            <w:sz w:val="24"/>
+            <w:szCs w:val="24"/>
+          </w:rPr>
+          <w:t xml:space="preserve">Part 7 — Say WHERE to search (Area of interest)</w:t>
+        </w:r>
+        <w:r>
+          <w:rPr>
+            <w:b/>
+            <w:bCs/>
+            <w:color w:val="832413"/>
+            <w:sz w:val="24"/>
+            <w:szCs w:val="24"/>
+          </w:rPr>
+          <w:t>14</w:t>
+        </w:r>
+        <w:r>
+          <w:rPr>
+            <w:b/>
+            <w:bCs/>
+            <w:color w:val="832413"/>
+            <w:sz w:val="24"/>
+            <w:szCs w:val="24"/>
+          </w:rPr>
+          <w:t xml:space="preserve">Part 7 — Say WHERE to search (Area of interest)</w:t>
+        </w:r>
+        <w:r>
+          <w:rPr>
+            <w:b/>
+            <w:bCs/>
+            <w:color w:val="832413"/>
+            <w:sz w:val="24"/>
+            <w:szCs w:val="24"/>
+          </w:rPr>
+          <w:fldChar w:fldCharType="end"/>
         </w:r>
       </w:hyperlink>
     </w:p>
@@ -799,7 +2799,107 @@
             <w:sz w:val="22"/>
             <w:szCs w:val="22"/>
           </w:rPr>
-          <w:t xml:space="preserve">	14</w:t>
+          <w:tab/>
+        </w:r>
+        <w:r>
+          <w:rPr>
+            <w:b w:val="false"/>
+            <w:bCs w:val="false"/>
+            <w:color w:val="24342B"/>
+            <w:sz w:val="22"/>
+            <w:szCs w:val="22"/>
+          </w:rPr>
+          <w:t xml:space="preserve">7.1 Whole country</w:t>
+        </w:r>
+        <w:r>
+          <w:rPr>
+            <w:b w:val="false"/>
+            <w:bCs w:val="false"/>
+            <w:color w:val="24342B"/>
+            <w:sz w:val="22"/>
+            <w:szCs w:val="22"/>
+          </w:rPr>
+          <w:fldChar w:fldCharType="begin"/>
+        </w:r>
+        <w:r>
+          <w:rPr>
+            <w:b w:val="false"/>
+            <w:bCs w:val="false"/>
+            <w:color w:val="24342B"/>
+            <w:sz w:val="22"/>
+            <w:szCs w:val="22"/>
+          </w:rPr>
+          <w:t xml:space="preserve">7.1 Whole country</w:t>
+        </w:r>
+        <w:r>
+          <w:rPr>
+            <w:b w:val="false"/>
+            <w:bCs w:val="false"/>
+            <w:color w:val="24342B"/>
+            <w:sz w:val="22"/>
+            <w:szCs w:val="22"/>
+          </w:rPr>
+          <w:instrText xml:space="preserve"> PAGEREF s21_7_1_Whole_country \h </w:instrText>
+        </w:r>
+        <w:r>
+          <w:rPr>
+            <w:b w:val="false"/>
+            <w:bCs w:val="false"/>
+            <w:color w:val="24342B"/>
+            <w:sz w:val="22"/>
+            <w:szCs w:val="22"/>
+          </w:rPr>
+          <w:t xml:space="preserve">7.1 Whole country</w:t>
+        </w:r>
+        <w:r>
+          <w:rPr>
+            <w:b w:val="false"/>
+            <w:bCs w:val="false"/>
+            <w:color w:val="24342B"/>
+            <w:sz w:val="22"/>
+            <w:szCs w:val="22"/>
+          </w:rPr>
+          <w:fldChar w:fldCharType="separate"/>
+        </w:r>
+        <w:r>
+          <w:rPr>
+            <w:b w:val="false"/>
+            <w:bCs w:val="false"/>
+            <w:color w:val="24342B"/>
+            <w:sz w:val="22"/>
+            <w:szCs w:val="22"/>
+          </w:rPr>
+          <w:t xml:space="preserve">7.1 Whole country</w:t>
+        </w:r>
+        <w:r>
+          <w:rPr>
+            <w:b w:val="false"/>
+            <w:bCs w:val="false"/>
+            <w:color w:val="24342B"/>
+            <w:sz w:val="22"/>
+            <w:szCs w:val="22"/>
+          </w:rPr>
+          <w:t>14</w:t>
+        </w:r>
+        <w:r>
+          <w:rPr>
+            <w:b w:val="false"/>
+            <w:bCs w:val="false"/>
+            <w:color w:val="24342B"/>
+            <w:sz w:val="22"/>
+            <w:szCs w:val="22"/>
+          </w:rPr>
+          <w:t xml:space="preserve">7.1 Whole country</w:t>
+        </w:r>
+        <w:r>
+          <w:rPr>
+            <w:b w:val="false"/>
+            <w:bCs w:val="false"/>
+            <w:color w:val="24342B"/>
+            <w:sz w:val="22"/>
+            <w:szCs w:val="22"/>
+          </w:rPr>
+          <w:fldChar w:fldCharType="end"/>
         </w:r>
       </w:hyperlink>
     </w:p>
@@ -830,7 +2930,107 @@
             <w:sz w:val="22"/>
             <w:szCs w:val="22"/>
           </w:rPr>
-          <w:t xml:space="preserve">	15</w:t>
+          <w:tab/>
+        </w:r>
+        <w:r>
+          <w:rPr>
+            <w:b w:val="false"/>
+            <w:bCs w:val="false"/>
+            <w:color w:val="24342B"/>
+            <w:sz w:val="22"/>
+            <w:szCs w:val="22"/>
+          </w:rPr>
+          <w:t xml:space="preserve">7.2 Biome</w:t>
+        </w:r>
+        <w:r>
+          <w:rPr>
+            <w:b w:val="false"/>
+            <w:bCs w:val="false"/>
+            <w:color w:val="24342B"/>
+            <w:sz w:val="22"/>
+            <w:szCs w:val="22"/>
+          </w:rPr>
+          <w:fldChar w:fldCharType="begin"/>
+        </w:r>
+        <w:r>
+          <w:rPr>
+            <w:b w:val="false"/>
+            <w:bCs w:val="false"/>
+            <w:color w:val="24342B"/>
+            <w:sz w:val="22"/>
+            <w:szCs w:val="22"/>
+          </w:rPr>
+          <w:t xml:space="preserve">7.2 Biome</w:t>
+        </w:r>
+        <w:r>
+          <w:rPr>
+            <w:b w:val="false"/>
+            <w:bCs w:val="false"/>
+            <w:color w:val="24342B"/>
+            <w:sz w:val="22"/>
+            <w:szCs w:val="22"/>
+          </w:rPr>
+          <w:instrText xml:space="preserve"> PAGEREF s22_7_2_Biome \h </w:instrText>
+        </w:r>
+        <w:r>
+          <w:rPr>
+            <w:b w:val="false"/>
+            <w:bCs w:val="false"/>
+            <w:color w:val="24342B"/>
+            <w:sz w:val="22"/>
+            <w:szCs w:val="22"/>
+          </w:rPr>
+          <w:t xml:space="preserve">7.2 Biome</w:t>
+        </w:r>
+        <w:r>
+          <w:rPr>
+            <w:b w:val="false"/>
+            <w:bCs w:val="false"/>
+            <w:color w:val="24342B"/>
+            <w:sz w:val="22"/>
+            <w:szCs w:val="22"/>
+          </w:rPr>
+          <w:fldChar w:fldCharType="separate"/>
+        </w:r>
+        <w:r>
+          <w:rPr>
+            <w:b w:val="false"/>
+            <w:bCs w:val="false"/>
+            <w:color w:val="24342B"/>
+            <w:sz w:val="22"/>
+            <w:szCs w:val="22"/>
+          </w:rPr>
+          <w:t xml:space="preserve">7.2 Biome</w:t>
+        </w:r>
+        <w:r>
+          <w:rPr>
+            <w:b w:val="false"/>
+            <w:bCs w:val="false"/>
+            <w:color w:val="24342B"/>
+            <w:sz w:val="22"/>
+            <w:szCs w:val="22"/>
+          </w:rPr>
+          <w:t>15</w:t>
+        </w:r>
+        <w:r>
+          <w:rPr>
+            <w:b w:val="false"/>
+            <w:bCs w:val="false"/>
+            <w:color w:val="24342B"/>
+            <w:sz w:val="22"/>
+            <w:szCs w:val="22"/>
+          </w:rPr>
+          <w:t xml:space="preserve">7.2 Biome</w:t>
+        </w:r>
+        <w:r>
+          <w:rPr>
+            <w:b w:val="false"/>
+            <w:bCs w:val="false"/>
+            <w:color w:val="24342B"/>
+            <w:sz w:val="22"/>
+            <w:szCs w:val="22"/>
+          </w:rPr>
+          <w:fldChar w:fldCharType="end"/>
         </w:r>
       </w:hyperlink>
     </w:p>
@@ -861,7 +3061,107 @@
             <w:sz w:val="22"/>
             <w:szCs w:val="22"/>
           </w:rPr>
-          <w:t xml:space="preserve">	15</w:t>
+          <w:tab/>
+        </w:r>
+        <w:r>
+          <w:rPr>
+            <w:b w:val="false"/>
+            <w:bCs w:val="false"/>
+            <w:color w:val="24342B"/>
+            <w:sz w:val="22"/>
+            <w:szCs w:val="22"/>
+          </w:rPr>
+          <w:t xml:space="preserve">7.3 Vector layer</w:t>
+        </w:r>
+        <w:r>
+          <w:rPr>
+            <w:b w:val="false"/>
+            <w:bCs w:val="false"/>
+            <w:color w:val="24342B"/>
+            <w:sz w:val="22"/>
+            <w:szCs w:val="22"/>
+          </w:rPr>
+          <w:fldChar w:fldCharType="begin"/>
+        </w:r>
+        <w:r>
+          <w:rPr>
+            <w:b w:val="false"/>
+            <w:bCs w:val="false"/>
+            <w:color w:val="24342B"/>
+            <w:sz w:val="22"/>
+            <w:szCs w:val="22"/>
+          </w:rPr>
+          <w:t xml:space="preserve">7.3 Vector layer</w:t>
+        </w:r>
+        <w:r>
+          <w:rPr>
+            <w:b w:val="false"/>
+            <w:bCs w:val="false"/>
+            <w:color w:val="24342B"/>
+            <w:sz w:val="22"/>
+            <w:szCs w:val="22"/>
+          </w:rPr>
+          <w:instrText xml:space="preserve"> PAGEREF s23_7_3_Vector_layer \h </w:instrText>
+        </w:r>
+        <w:r>
+          <w:rPr>
+            <w:b w:val="false"/>
+            <w:bCs w:val="false"/>
+            <w:color w:val="24342B"/>
+            <w:sz w:val="22"/>
+            <w:szCs w:val="22"/>
+          </w:rPr>
+          <w:t xml:space="preserve">7.3 Vector layer</w:t>
+        </w:r>
+        <w:r>
+          <w:rPr>
+            <w:b w:val="false"/>
+            <w:bCs w:val="false"/>
+            <w:color w:val="24342B"/>
+            <w:sz w:val="22"/>
+            <w:szCs w:val="22"/>
+          </w:rPr>
+          <w:fldChar w:fldCharType="separate"/>
+        </w:r>
+        <w:r>
+          <w:rPr>
+            <w:b w:val="false"/>
+            <w:bCs w:val="false"/>
+            <w:color w:val="24342B"/>
+            <w:sz w:val="22"/>
+            <w:szCs w:val="22"/>
+          </w:rPr>
+          <w:t xml:space="preserve">7.3 Vector layer</w:t>
+        </w:r>
+        <w:r>
+          <w:rPr>
+            <w:b w:val="false"/>
+            <w:bCs w:val="false"/>
+            <w:color w:val="24342B"/>
+            <w:sz w:val="22"/>
+            <w:szCs w:val="22"/>
+          </w:rPr>
+          <w:t>15</w:t>
+        </w:r>
+        <w:r>
+          <w:rPr>
+            <w:b w:val="false"/>
+            <w:bCs w:val="false"/>
+            <w:color w:val="24342B"/>
+            <w:sz w:val="22"/>
+            <w:szCs w:val="22"/>
+          </w:rPr>
+          <w:t xml:space="preserve">7.3 Vector layer</w:t>
+        </w:r>
+        <w:r>
+          <w:rPr>
+            <w:b w:val="false"/>
+            <w:bCs w:val="false"/>
+            <w:color w:val="24342B"/>
+            <w:sz w:val="22"/>
+            <w:szCs w:val="22"/>
+          </w:rPr>
+          <w:fldChar w:fldCharType="end"/>
         </w:r>
       </w:hyperlink>
     </w:p>
@@ -892,7 +3192,107 @@
             <w:sz w:val="22"/>
             <w:szCs w:val="22"/>
           </w:rPr>
-          <w:t xml:space="preserve">	16</w:t>
+          <w:tab/>
+        </w:r>
+        <w:r>
+          <w:rPr>
+            <w:b w:val="false"/>
+            <w:bCs w:val="false"/>
+            <w:color w:val="24342B"/>
+            <w:sz w:val="22"/>
+            <w:szCs w:val="22"/>
+          </w:rPr>
+          <w:t xml:space="preserve">7.4 Coordinate (point)</w:t>
+        </w:r>
+        <w:r>
+          <w:rPr>
+            <w:b w:val="false"/>
+            <w:bCs w:val="false"/>
+            <w:color w:val="24342B"/>
+            <w:sz w:val="22"/>
+            <w:szCs w:val="22"/>
+          </w:rPr>
+          <w:fldChar w:fldCharType="begin"/>
+        </w:r>
+        <w:r>
+          <w:rPr>
+            <w:b w:val="false"/>
+            <w:bCs w:val="false"/>
+            <w:color w:val="24342B"/>
+            <w:sz w:val="22"/>
+            <w:szCs w:val="22"/>
+          </w:rPr>
+          <w:t xml:space="preserve">7.4 Coordinate (point)</w:t>
+        </w:r>
+        <w:r>
+          <w:rPr>
+            <w:b w:val="false"/>
+            <w:bCs w:val="false"/>
+            <w:color w:val="24342B"/>
+            <w:sz w:val="22"/>
+            <w:szCs w:val="22"/>
+          </w:rPr>
+          <w:instrText xml:space="preserve"> PAGEREF s24_7_4_Coordinate_point \h </w:instrText>
+        </w:r>
+        <w:r>
+          <w:rPr>
+            <w:b w:val="false"/>
+            <w:bCs w:val="false"/>
+            <w:color w:val="24342B"/>
+            <w:sz w:val="22"/>
+            <w:szCs w:val="22"/>
+          </w:rPr>
+          <w:t xml:space="preserve">7.4 Coordinate (point)</w:t>
+        </w:r>
+        <w:r>
+          <w:rPr>
+            <w:b w:val="false"/>
+            <w:bCs w:val="false"/>
+            <w:color w:val="24342B"/>
+            <w:sz w:val="22"/>
+            <w:szCs w:val="22"/>
+          </w:rPr>
+          <w:fldChar w:fldCharType="separate"/>
+        </w:r>
+        <w:r>
+          <w:rPr>
+            <w:b w:val="false"/>
+            <w:bCs w:val="false"/>
+            <w:color w:val="24342B"/>
+            <w:sz w:val="22"/>
+            <w:szCs w:val="22"/>
+          </w:rPr>
+          <w:t xml:space="preserve">7.4 Coordinate (point)</w:t>
+        </w:r>
+        <w:r>
+          <w:rPr>
+            <w:b w:val="false"/>
+            <w:bCs w:val="false"/>
+            <w:color w:val="24342B"/>
+            <w:sz w:val="22"/>
+            <w:szCs w:val="22"/>
+          </w:rPr>
+          <w:t>16</w:t>
+        </w:r>
+        <w:r>
+          <w:rPr>
+            <w:b w:val="false"/>
+            <w:bCs w:val="false"/>
+            <w:color w:val="24342B"/>
+            <w:sz w:val="22"/>
+            <w:szCs w:val="22"/>
+          </w:rPr>
+          <w:t xml:space="preserve">7.4 Coordinate (point)</w:t>
+        </w:r>
+        <w:r>
+          <w:rPr>
+            <w:b w:val="false"/>
+            <w:bCs w:val="false"/>
+            <w:color w:val="24342B"/>
+            <w:sz w:val="22"/>
+            <w:szCs w:val="22"/>
+          </w:rPr>
+          <w:fldChar w:fldCharType="end"/>
         </w:r>
       </w:hyperlink>
     </w:p>
@@ -923,7 +3323,107 @@
             <w:sz w:val="22"/>
             <w:szCs w:val="22"/>
           </w:rPr>
-          <w:t xml:space="preserve">	16</w:t>
+          <w:tab/>
+        </w:r>
+        <w:r>
+          <w:rPr>
+            <w:b w:val="false"/>
+            <w:bCs w:val="false"/>
+            <w:color w:val="24342B"/>
+            <w:sz w:val="22"/>
+            <w:szCs w:val="22"/>
+          </w:rPr>
+          <w:t xml:space="preserve">7.5 Alert code</w:t>
+        </w:r>
+        <w:r>
+          <w:rPr>
+            <w:b w:val="false"/>
+            <w:bCs w:val="false"/>
+            <w:color w:val="24342B"/>
+            <w:sz w:val="22"/>
+            <w:szCs w:val="22"/>
+          </w:rPr>
+          <w:fldChar w:fldCharType="begin"/>
+        </w:r>
+        <w:r>
+          <w:rPr>
+            <w:b w:val="false"/>
+            <w:bCs w:val="false"/>
+            <w:color w:val="24342B"/>
+            <w:sz w:val="22"/>
+            <w:szCs w:val="22"/>
+          </w:rPr>
+          <w:t xml:space="preserve">7.5 Alert code</w:t>
+        </w:r>
+        <w:r>
+          <w:rPr>
+            <w:b w:val="false"/>
+            <w:bCs w:val="false"/>
+            <w:color w:val="24342B"/>
+            <w:sz w:val="22"/>
+            <w:szCs w:val="22"/>
+          </w:rPr>
+          <w:instrText xml:space="preserve"> PAGEREF s25_7_5_Alert_code \h </w:instrText>
+        </w:r>
+        <w:r>
+          <w:rPr>
+            <w:b w:val="false"/>
+            <w:bCs w:val="false"/>
+            <w:color w:val="24342B"/>
+            <w:sz w:val="22"/>
+            <w:szCs w:val="22"/>
+          </w:rPr>
+          <w:t xml:space="preserve">7.5 Alert code</w:t>
+        </w:r>
+        <w:r>
+          <w:rPr>
+            <w:b w:val="false"/>
+            <w:bCs w:val="false"/>
+            <w:color w:val="24342B"/>
+            <w:sz w:val="22"/>
+            <w:szCs w:val="22"/>
+          </w:rPr>
+          <w:fldChar w:fldCharType="separate"/>
+        </w:r>
+        <w:r>
+          <w:rPr>
+            <w:b w:val="false"/>
+            <w:bCs w:val="false"/>
+            <w:color w:val="24342B"/>
+            <w:sz w:val="22"/>
+            <w:szCs w:val="22"/>
+          </w:rPr>
+          <w:t xml:space="preserve">7.5 Alert code</w:t>
+        </w:r>
+        <w:r>
+          <w:rPr>
+            <w:b w:val="false"/>
+            <w:bCs w:val="false"/>
+            <w:color w:val="24342B"/>
+            <w:sz w:val="22"/>
+            <w:szCs w:val="22"/>
+          </w:rPr>
+          <w:t>16</w:t>
+        </w:r>
+        <w:r>
+          <w:rPr>
+            <w:b w:val="false"/>
+            <w:bCs w:val="false"/>
+            <w:color w:val="24342B"/>
+            <w:sz w:val="22"/>
+            <w:szCs w:val="22"/>
+          </w:rPr>
+          <w:t xml:space="preserve">7.5 Alert code</w:t>
+        </w:r>
+        <w:r>
+          <w:rPr>
+            <w:b w:val="false"/>
+            <w:bCs w:val="false"/>
+            <w:color w:val="24342B"/>
+            <w:sz w:val="22"/>
+            <w:szCs w:val="22"/>
+          </w:rPr>
+          <w:fldChar w:fldCharType="end"/>
         </w:r>
       </w:hyperlink>
     </w:p>
@@ -954,7 +3454,107 @@
             <w:sz w:val="24"/>
             <w:szCs w:val="24"/>
           </w:rPr>
-          <w:t xml:space="preserve">	18</w:t>
+          <w:tab/>
+        </w:r>
+        <w:r>
+          <w:rPr>
+            <w:b/>
+            <w:bCs/>
+            <w:color w:val="832413"/>
+            <w:sz w:val="24"/>
+            <w:szCs w:val="24"/>
+          </w:rPr>
+          <w:t xml:space="preserve">Part 8 — Say WHEN to search (Period)</w:t>
+        </w:r>
+        <w:r>
+          <w:rPr>
+            <w:b/>
+            <w:bCs/>
+            <w:color w:val="832413"/>
+            <w:sz w:val="24"/>
+            <w:szCs w:val="24"/>
+          </w:rPr>
+          <w:fldChar w:fldCharType="begin"/>
+        </w:r>
+        <w:r>
+          <w:rPr>
+            <w:b/>
+            <w:bCs/>
+            <w:color w:val="832413"/>
+            <w:sz w:val="24"/>
+            <w:szCs w:val="24"/>
+          </w:rPr>
+          <w:t xml:space="preserve">Part 8 — Say WHEN to search (Period)</w:t>
+        </w:r>
+        <w:r>
+          <w:rPr>
+            <w:b/>
+            <w:bCs/>
+            <w:color w:val="832413"/>
+            <w:sz w:val="24"/>
+            <w:szCs w:val="24"/>
+          </w:rPr>
+          <w:instrText xml:space="preserve"> PAGEREF s26_Part_8_Say_WHEN_to_searc \h </w:instrText>
+        </w:r>
+        <w:r>
+          <w:rPr>
+            <w:b/>
+            <w:bCs/>
+            <w:color w:val="832413"/>
+            <w:sz w:val="24"/>
+            <w:szCs w:val="24"/>
+          </w:rPr>
+          <w:t xml:space="preserve">Part 8 — Say WHEN to search (Period)</w:t>
+        </w:r>
+        <w:r>
+          <w:rPr>
+            <w:b/>
+            <w:bCs/>
+            <w:color w:val="832413"/>
+            <w:sz w:val="24"/>
+            <w:szCs w:val="24"/>
+          </w:rPr>
+          <w:fldChar w:fldCharType="separate"/>
+        </w:r>
+        <w:r>
+          <w:rPr>
+            <w:b/>
+            <w:bCs/>
+            <w:color w:val="832413"/>
+            <w:sz w:val="24"/>
+            <w:szCs w:val="24"/>
+          </w:rPr>
+          <w:t xml:space="preserve">Part 8 — Say WHEN to search (Period)</w:t>
+        </w:r>
+        <w:r>
+          <w:rPr>
+            <w:b/>
+            <w:bCs/>
+            <w:color w:val="832413"/>
+            <w:sz w:val="24"/>
+            <w:szCs w:val="24"/>
+          </w:rPr>
+          <w:t>18</w:t>
+        </w:r>
+        <w:r>
+          <w:rPr>
+            <w:b/>
+            <w:bCs/>
+            <w:color w:val="832413"/>
+            <w:sz w:val="24"/>
+            <w:szCs w:val="24"/>
+          </w:rPr>
+          <w:t xml:space="preserve">Part 8 — Say WHEN to search (Period)</w:t>
+        </w:r>
+        <w:r>
+          <w:rPr>
+            <w:b/>
+            <w:bCs/>
+            <w:color w:val="832413"/>
+            <w:sz w:val="24"/>
+            <w:szCs w:val="24"/>
+          </w:rPr>
+          <w:fldChar w:fldCharType="end"/>
         </w:r>
       </w:hyperlink>
     </w:p>
@@ -985,7 +3585,107 @@
             <w:sz w:val="22"/>
             <w:szCs w:val="22"/>
           </w:rPr>
-          <w:t xml:space="preserve">	18</w:t>
+          <w:tab/>
+        </w:r>
+        <w:r>
+          <w:rPr>
+            <w:b w:val="false"/>
+            <w:bCs w:val="false"/>
+            <w:color w:val="24342B"/>
+            <w:sz w:val="22"/>
+            <w:szCs w:val="22"/>
+          </w:rPr>
+          <w:t xml:space="preserve">8.1 Filter by (1)</w:t>
+        </w:r>
+        <w:r>
+          <w:rPr>
+            <w:b w:val="false"/>
+            <w:bCs w:val="false"/>
+            <w:color w:val="24342B"/>
+            <w:sz w:val="22"/>
+            <w:szCs w:val="22"/>
+          </w:rPr>
+          <w:fldChar w:fldCharType="begin"/>
+        </w:r>
+        <w:r>
+          <w:rPr>
+            <w:b w:val="false"/>
+            <w:bCs w:val="false"/>
+            <w:color w:val="24342B"/>
+            <w:sz w:val="22"/>
+            <w:szCs w:val="22"/>
+          </w:rPr>
+          <w:t xml:space="preserve">8.1 Filter by (1)</w:t>
+        </w:r>
+        <w:r>
+          <w:rPr>
+            <w:b w:val="false"/>
+            <w:bCs w:val="false"/>
+            <w:color w:val="24342B"/>
+            <w:sz w:val="22"/>
+            <w:szCs w:val="22"/>
+          </w:rPr>
+          <w:instrText xml:space="preserve"> PAGEREF s27_8_1_Filter_by_1 \h </w:instrText>
+        </w:r>
+        <w:r>
+          <w:rPr>
+            <w:b w:val="false"/>
+            <w:bCs w:val="false"/>
+            <w:color w:val="24342B"/>
+            <w:sz w:val="22"/>
+            <w:szCs w:val="22"/>
+          </w:rPr>
+          <w:t xml:space="preserve">8.1 Filter by (1)</w:t>
+        </w:r>
+        <w:r>
+          <w:rPr>
+            <w:b w:val="false"/>
+            <w:bCs w:val="false"/>
+            <w:color w:val="24342B"/>
+            <w:sz w:val="22"/>
+            <w:szCs w:val="22"/>
+          </w:rPr>
+          <w:fldChar w:fldCharType="separate"/>
+        </w:r>
+        <w:r>
+          <w:rPr>
+            <w:b w:val="false"/>
+            <w:bCs w:val="false"/>
+            <w:color w:val="24342B"/>
+            <w:sz w:val="22"/>
+            <w:szCs w:val="22"/>
+          </w:rPr>
+          <w:t xml:space="preserve">8.1 Filter by (1)</w:t>
+        </w:r>
+        <w:r>
+          <w:rPr>
+            <w:b w:val="false"/>
+            <w:bCs w:val="false"/>
+            <w:color w:val="24342B"/>
+            <w:sz w:val="22"/>
+            <w:szCs w:val="22"/>
+          </w:rPr>
+          <w:t>18</w:t>
+        </w:r>
+        <w:r>
+          <w:rPr>
+            <w:b w:val="false"/>
+            <w:bCs w:val="false"/>
+            <w:color w:val="24342B"/>
+            <w:sz w:val="22"/>
+            <w:szCs w:val="22"/>
+          </w:rPr>
+          <w:t xml:space="preserve">8.1 Filter by (1)</w:t>
+        </w:r>
+        <w:r>
+          <w:rPr>
+            <w:b w:val="false"/>
+            <w:bCs w:val="false"/>
+            <w:color w:val="24342B"/>
+            <w:sz w:val="22"/>
+            <w:szCs w:val="22"/>
+          </w:rPr>
+          <w:fldChar w:fldCharType="end"/>
         </w:r>
       </w:hyperlink>
     </w:p>
@@ -1016,7 +3716,107 @@
             <w:sz w:val="22"/>
             <w:szCs w:val="22"/>
           </w:rPr>
-          <w:t xml:space="preserve">	18</w:t>
+          <w:tab/>
+        </w:r>
+        <w:r>
+          <w:rPr>
+            <w:b w:val="false"/>
+            <w:bCs w:val="false"/>
+            <w:color w:val="24342B"/>
+            <w:sz w:val="22"/>
+            <w:szCs w:val="22"/>
+          </w:rPr>
+          <w:t xml:space="preserve">8.2 Dates (2 and 3)</w:t>
+        </w:r>
+        <w:r>
+          <w:rPr>
+            <w:b w:val="false"/>
+            <w:bCs w:val="false"/>
+            <w:color w:val="24342B"/>
+            <w:sz w:val="22"/>
+            <w:szCs w:val="22"/>
+          </w:rPr>
+          <w:fldChar w:fldCharType="begin"/>
+        </w:r>
+        <w:r>
+          <w:rPr>
+            <w:b w:val="false"/>
+            <w:bCs w:val="false"/>
+            <w:color w:val="24342B"/>
+            <w:sz w:val="22"/>
+            <w:szCs w:val="22"/>
+          </w:rPr>
+          <w:t xml:space="preserve">8.2 Dates (2 and 3)</w:t>
+        </w:r>
+        <w:r>
+          <w:rPr>
+            <w:b w:val="false"/>
+            <w:bCs w:val="false"/>
+            <w:color w:val="24342B"/>
+            <w:sz w:val="22"/>
+            <w:szCs w:val="22"/>
+          </w:rPr>
+          <w:instrText xml:space="preserve"> PAGEREF s28_8_2_Dates_2_and_3 \h </w:instrText>
+        </w:r>
+        <w:r>
+          <w:rPr>
+            <w:b w:val="false"/>
+            <w:bCs w:val="false"/>
+            <w:color w:val="24342B"/>
+            <w:sz w:val="22"/>
+            <w:szCs w:val="22"/>
+          </w:rPr>
+          <w:t xml:space="preserve">8.2 Dates (2 and 3)</w:t>
+        </w:r>
+        <w:r>
+          <w:rPr>
+            <w:b w:val="false"/>
+            <w:bCs w:val="false"/>
+            <w:color w:val="24342B"/>
+            <w:sz w:val="22"/>
+            <w:szCs w:val="22"/>
+          </w:rPr>
+          <w:fldChar w:fldCharType="separate"/>
+        </w:r>
+        <w:r>
+          <w:rPr>
+            <w:b w:val="false"/>
+            <w:bCs w:val="false"/>
+            <w:color w:val="24342B"/>
+            <w:sz w:val="22"/>
+            <w:szCs w:val="22"/>
+          </w:rPr>
+          <w:t xml:space="preserve">8.2 Dates (2 and 3)</w:t>
+        </w:r>
+        <w:r>
+          <w:rPr>
+            <w:b w:val="false"/>
+            <w:bCs w:val="false"/>
+            <w:color w:val="24342B"/>
+            <w:sz w:val="22"/>
+            <w:szCs w:val="22"/>
+          </w:rPr>
+          <w:t>18</w:t>
+        </w:r>
+        <w:r>
+          <w:rPr>
+            <w:b w:val="false"/>
+            <w:bCs w:val="false"/>
+            <w:color w:val="24342B"/>
+            <w:sz w:val="22"/>
+            <w:szCs w:val="22"/>
+          </w:rPr>
+          <w:t xml:space="preserve">8.2 Dates (2 and 3)</w:t>
+        </w:r>
+        <w:r>
+          <w:rPr>
+            <w:b w:val="false"/>
+            <w:bCs w:val="false"/>
+            <w:color w:val="24342B"/>
+            <w:sz w:val="22"/>
+            <w:szCs w:val="22"/>
+          </w:rPr>
+          <w:fldChar w:fldCharType="end"/>
         </w:r>
       </w:hyperlink>
     </w:p>
@@ -1047,7 +3847,107 @@
             <w:sz w:val="22"/>
             <w:szCs w:val="22"/>
           </w:rPr>
-          <w:t xml:space="preserve">	18</w:t>
+          <w:tab/>
+        </w:r>
+        <w:r>
+          <w:rPr>
+            <w:b w:val="false"/>
+            <w:bCs w:val="false"/>
+            <w:color w:val="24342B"/>
+            <w:sz w:val="22"/>
+            <w:szCs w:val="22"/>
+          </w:rPr>
+          <w:t xml:space="preserve">8.3 Shortcuts (4)</w:t>
+        </w:r>
+        <w:r>
+          <w:rPr>
+            <w:b w:val="false"/>
+            <w:bCs w:val="false"/>
+            <w:color w:val="24342B"/>
+            <w:sz w:val="22"/>
+            <w:szCs w:val="22"/>
+          </w:rPr>
+          <w:fldChar w:fldCharType="begin"/>
+        </w:r>
+        <w:r>
+          <w:rPr>
+            <w:b w:val="false"/>
+            <w:bCs w:val="false"/>
+            <w:color w:val="24342B"/>
+            <w:sz w:val="22"/>
+            <w:szCs w:val="22"/>
+          </w:rPr>
+          <w:t xml:space="preserve">8.3 Shortcuts (4)</w:t>
+        </w:r>
+        <w:r>
+          <w:rPr>
+            <w:b w:val="false"/>
+            <w:bCs w:val="false"/>
+            <w:color w:val="24342B"/>
+            <w:sz w:val="22"/>
+            <w:szCs w:val="22"/>
+          </w:rPr>
+          <w:instrText xml:space="preserve"> PAGEREF s29_8_3_Shortcuts_4 \h </w:instrText>
+        </w:r>
+        <w:r>
+          <w:rPr>
+            <w:b w:val="false"/>
+            <w:bCs w:val="false"/>
+            <w:color w:val="24342B"/>
+            <w:sz w:val="22"/>
+            <w:szCs w:val="22"/>
+          </w:rPr>
+          <w:t xml:space="preserve">8.3 Shortcuts (4)</w:t>
+        </w:r>
+        <w:r>
+          <w:rPr>
+            <w:b w:val="false"/>
+            <w:bCs w:val="false"/>
+            <w:color w:val="24342B"/>
+            <w:sz w:val="22"/>
+            <w:szCs w:val="22"/>
+          </w:rPr>
+          <w:fldChar w:fldCharType="separate"/>
+        </w:r>
+        <w:r>
+          <w:rPr>
+            <w:b w:val="false"/>
+            <w:bCs w:val="false"/>
+            <w:color w:val="24342B"/>
+            <w:sz w:val="22"/>
+            <w:szCs w:val="22"/>
+          </w:rPr>
+          <w:t xml:space="preserve">8.3 Shortcuts (4)</w:t>
+        </w:r>
+        <w:r>
+          <w:rPr>
+            <w:b w:val="false"/>
+            <w:bCs w:val="false"/>
+            <w:color w:val="24342B"/>
+            <w:sz w:val="22"/>
+            <w:szCs w:val="22"/>
+          </w:rPr>
+          <w:t>18</w:t>
+        </w:r>
+        <w:r>
+          <w:rPr>
+            <w:b w:val="false"/>
+            <w:bCs w:val="false"/>
+            <w:color w:val="24342B"/>
+            <w:sz w:val="22"/>
+            <w:szCs w:val="22"/>
+          </w:rPr>
+          <w:t xml:space="preserve">8.3 Shortcuts (4)</w:t>
+        </w:r>
+        <w:r>
+          <w:rPr>
+            <w:b w:val="false"/>
+            <w:bCs w:val="false"/>
+            <w:color w:val="24342B"/>
+            <w:sz w:val="22"/>
+            <w:szCs w:val="22"/>
+          </w:rPr>
+          <w:fldChar w:fldCharType="end"/>
         </w:r>
       </w:hyperlink>
     </w:p>
@@ -1078,7 +3978,107 @@
             <w:sz w:val="24"/>
             <w:szCs w:val="24"/>
           </w:rPr>
-          <w:t xml:space="preserve">	19</w:t>
+          <w:tab/>
+        </w:r>
+        <w:r>
+          <w:rPr>
+            <w:b/>
+            <w:bCs/>
+            <w:color w:val="832413"/>
+            <w:sz w:val="24"/>
+            <w:szCs w:val="24"/>
+          </w:rPr>
+          <w:t xml:space="preserve">Part 9 — Filters and crossings (optional)</w:t>
+        </w:r>
+        <w:r>
+          <w:rPr>
+            <w:b/>
+            <w:bCs/>
+            <w:color w:val="832413"/>
+            <w:sz w:val="24"/>
+            <w:szCs w:val="24"/>
+          </w:rPr>
+          <w:fldChar w:fldCharType="begin"/>
+        </w:r>
+        <w:r>
+          <w:rPr>
+            <w:b/>
+            <w:bCs/>
+            <w:color w:val="832413"/>
+            <w:sz w:val="24"/>
+            <w:szCs w:val="24"/>
+          </w:rPr>
+          <w:t xml:space="preserve">Part 9 — Filters and crossings (optional)</w:t>
+        </w:r>
+        <w:r>
+          <w:rPr>
+            <w:b/>
+            <w:bCs/>
+            <w:color w:val="832413"/>
+            <w:sz w:val="24"/>
+            <w:szCs w:val="24"/>
+          </w:rPr>
+          <w:instrText xml:space="preserve"> PAGEREF s30_Part_9_Filters_and_cross \h </w:instrText>
+        </w:r>
+        <w:r>
+          <w:rPr>
+            <w:b/>
+            <w:bCs/>
+            <w:color w:val="832413"/>
+            <w:sz w:val="24"/>
+            <w:szCs w:val="24"/>
+          </w:rPr>
+          <w:t xml:space="preserve">Part 9 — Filters and crossings (optional)</w:t>
+        </w:r>
+        <w:r>
+          <w:rPr>
+            <w:b/>
+            <w:bCs/>
+            <w:color w:val="832413"/>
+            <w:sz w:val="24"/>
+            <w:szCs w:val="24"/>
+          </w:rPr>
+          <w:fldChar w:fldCharType="separate"/>
+        </w:r>
+        <w:r>
+          <w:rPr>
+            <w:b/>
+            <w:bCs/>
+            <w:color w:val="832413"/>
+            <w:sz w:val="24"/>
+            <w:szCs w:val="24"/>
+          </w:rPr>
+          <w:t xml:space="preserve">Part 9 — Filters and crossings (optional)</w:t>
+        </w:r>
+        <w:r>
+          <w:rPr>
+            <w:b/>
+            <w:bCs/>
+            <w:color w:val="832413"/>
+            <w:sz w:val="24"/>
+            <w:szCs w:val="24"/>
+          </w:rPr>
+          <w:t>19</w:t>
+        </w:r>
+        <w:r>
+          <w:rPr>
+            <w:b/>
+            <w:bCs/>
+            <w:color w:val="832413"/>
+            <w:sz w:val="24"/>
+            <w:szCs w:val="24"/>
+          </w:rPr>
+          <w:t xml:space="preserve">Part 9 — Filters and crossings (optional)</w:t>
+        </w:r>
+        <w:r>
+          <w:rPr>
+            <w:b/>
+            <w:bCs/>
+            <w:color w:val="832413"/>
+            <w:sz w:val="24"/>
+            <w:szCs w:val="24"/>
+          </w:rPr>
+          <w:fldChar w:fldCharType="end"/>
         </w:r>
       </w:hyperlink>
     </w:p>
@@ -1109,7 +4109,107 @@
             <w:sz w:val="22"/>
             <w:szCs w:val="22"/>
           </w:rPr>
-          <w:t xml:space="preserve">	19</w:t>
+          <w:tab/>
+        </w:r>
+        <w:r>
+          <w:rPr>
+            <w:b w:val="false"/>
+            <w:bCs w:val="false"/>
+            <w:color w:val="24342B"/>
+            <w:sz w:val="22"/>
+            <w:szCs w:val="22"/>
+          </w:rPr>
+          <w:t xml:space="preserve">9.1 Section 3. FILTERS</w:t>
+        </w:r>
+        <w:r>
+          <w:rPr>
+            <w:b w:val="false"/>
+            <w:bCs w:val="false"/>
+            <w:color w:val="24342B"/>
+            <w:sz w:val="22"/>
+            <w:szCs w:val="22"/>
+          </w:rPr>
+          <w:fldChar w:fldCharType="begin"/>
+        </w:r>
+        <w:r>
+          <w:rPr>
+            <w:b w:val="false"/>
+            <w:bCs w:val="false"/>
+            <w:color w:val="24342B"/>
+            <w:sz w:val="22"/>
+            <w:szCs w:val="22"/>
+          </w:rPr>
+          <w:t xml:space="preserve">9.1 Section 3. FILTERS</w:t>
+        </w:r>
+        <w:r>
+          <w:rPr>
+            <w:b w:val="false"/>
+            <w:bCs w:val="false"/>
+            <w:color w:val="24342B"/>
+            <w:sz w:val="22"/>
+            <w:szCs w:val="22"/>
+          </w:rPr>
+          <w:instrText xml:space="preserve"> PAGEREF s31_9_1_Section_3_FILTERS \h </w:instrText>
+        </w:r>
+        <w:r>
+          <w:rPr>
+            <w:b w:val="false"/>
+            <w:bCs w:val="false"/>
+            <w:color w:val="24342B"/>
+            <w:sz w:val="22"/>
+            <w:szCs w:val="22"/>
+          </w:rPr>
+          <w:t xml:space="preserve">9.1 Section 3. FILTERS</w:t>
+        </w:r>
+        <w:r>
+          <w:rPr>
+            <w:b w:val="false"/>
+            <w:bCs w:val="false"/>
+            <w:color w:val="24342B"/>
+            <w:sz w:val="22"/>
+            <w:szCs w:val="22"/>
+          </w:rPr>
+          <w:fldChar w:fldCharType="separate"/>
+        </w:r>
+        <w:r>
+          <w:rPr>
+            <w:b w:val="false"/>
+            <w:bCs w:val="false"/>
+            <w:color w:val="24342B"/>
+            <w:sz w:val="22"/>
+            <w:szCs w:val="22"/>
+          </w:rPr>
+          <w:t xml:space="preserve">9.1 Section 3. FILTERS</w:t>
+        </w:r>
+        <w:r>
+          <w:rPr>
+            <w:b w:val="false"/>
+            <w:bCs w:val="false"/>
+            <w:color w:val="24342B"/>
+            <w:sz w:val="22"/>
+            <w:szCs w:val="22"/>
+          </w:rPr>
+          <w:t>19</w:t>
+        </w:r>
+        <w:r>
+          <w:rPr>
+            <w:b w:val="false"/>
+            <w:bCs w:val="false"/>
+            <w:color w:val="24342B"/>
+            <w:sz w:val="22"/>
+            <w:szCs w:val="22"/>
+          </w:rPr>
+          <w:t xml:space="preserve">9.1 Section 3. FILTERS</w:t>
+        </w:r>
+        <w:r>
+          <w:rPr>
+            <w:b w:val="false"/>
+            <w:bCs w:val="false"/>
+            <w:color w:val="24342B"/>
+            <w:sz w:val="22"/>
+            <w:szCs w:val="22"/>
+          </w:rPr>
+          <w:fldChar w:fldCharType="end"/>
         </w:r>
       </w:hyperlink>
     </w:p>
@@ -1140,7 +4240,107 @@
             <w:sz w:val="22"/>
             <w:szCs w:val="22"/>
           </w:rPr>
-          <w:t xml:space="preserve">	20</w:t>
+          <w:tab/>
+        </w:r>
+        <w:r>
+          <w:rPr>
+            <w:b w:val="false"/>
+            <w:bCs w:val="false"/>
+            <w:color w:val="24342B"/>
+            <w:sz w:val="22"/>
+            <w:szCs w:val="22"/>
+          </w:rPr>
+          <w:t xml:space="preserve">9.2 Section 4. CROSSINGS</w:t>
+        </w:r>
+        <w:r>
+          <w:rPr>
+            <w:b w:val="false"/>
+            <w:bCs w:val="false"/>
+            <w:color w:val="24342B"/>
+            <w:sz w:val="22"/>
+            <w:szCs w:val="22"/>
+          </w:rPr>
+          <w:fldChar w:fldCharType="begin"/>
+        </w:r>
+        <w:r>
+          <w:rPr>
+            <w:b w:val="false"/>
+            <w:bCs w:val="false"/>
+            <w:color w:val="24342B"/>
+            <w:sz w:val="22"/>
+            <w:szCs w:val="22"/>
+          </w:rPr>
+          <w:t xml:space="preserve">9.2 Section 4. CROSSINGS</w:t>
+        </w:r>
+        <w:r>
+          <w:rPr>
+            <w:b w:val="false"/>
+            <w:bCs w:val="false"/>
+            <w:color w:val="24342B"/>
+            <w:sz w:val="22"/>
+            <w:szCs w:val="22"/>
+          </w:rPr>
+          <w:instrText xml:space="preserve"> PAGEREF s32_9_2_Section_4_CROSSINGS \h </w:instrText>
+        </w:r>
+        <w:r>
+          <w:rPr>
+            <w:b w:val="false"/>
+            <w:bCs w:val="false"/>
+            <w:color w:val="24342B"/>
+            <w:sz w:val="22"/>
+            <w:szCs w:val="22"/>
+          </w:rPr>
+          <w:t xml:space="preserve">9.2 Section 4. CROSSINGS</w:t>
+        </w:r>
+        <w:r>
+          <w:rPr>
+            <w:b w:val="false"/>
+            <w:bCs w:val="false"/>
+            <w:color w:val="24342B"/>
+            <w:sz w:val="22"/>
+            <w:szCs w:val="22"/>
+          </w:rPr>
+          <w:fldChar w:fldCharType="separate"/>
+        </w:r>
+        <w:r>
+          <w:rPr>
+            <w:b w:val="false"/>
+            <w:bCs w:val="false"/>
+            <w:color w:val="24342B"/>
+            <w:sz w:val="22"/>
+            <w:szCs w:val="22"/>
+          </w:rPr>
+          <w:t xml:space="preserve">9.2 Section 4. CROSSINGS</w:t>
+        </w:r>
+        <w:r>
+          <w:rPr>
+            <w:b w:val="false"/>
+            <w:bCs w:val="false"/>
+            <w:color w:val="24342B"/>
+            <w:sz w:val="22"/>
+            <w:szCs w:val="22"/>
+          </w:rPr>
+          <w:t>20</w:t>
+        </w:r>
+        <w:r>
+          <w:rPr>
+            <w:b w:val="false"/>
+            <w:bCs w:val="false"/>
+            <w:color w:val="24342B"/>
+            <w:sz w:val="22"/>
+            <w:szCs w:val="22"/>
+          </w:rPr>
+          <w:t xml:space="preserve">9.2 Section 4. CROSSINGS</w:t>
+        </w:r>
+        <w:r>
+          <w:rPr>
+            <w:b w:val="false"/>
+            <w:bCs w:val="false"/>
+            <w:color w:val="24342B"/>
+            <w:sz w:val="22"/>
+            <w:szCs w:val="22"/>
+          </w:rPr>
+          <w:fldChar w:fldCharType="end"/>
         </w:r>
       </w:hyperlink>
     </w:p>
@@ -1171,7 +4371,107 @@
             <w:sz w:val="24"/>
             <w:szCs w:val="24"/>
           </w:rPr>
-          <w:t xml:space="preserve">	22</w:t>
+          <w:tab/>
+        </w:r>
+        <w:r>
+          <w:rPr>
+            <w:b/>
+            <w:bCs/>
+            <w:color w:val="832413"/>
+            <w:sz w:val="24"/>
+            <w:szCs w:val="24"/>
+          </w:rPr>
+          <w:t xml:space="preserve">Part 10 — Search for alerts</w:t>
+        </w:r>
+        <w:r>
+          <w:rPr>
+            <w:b/>
+            <w:bCs/>
+            <w:color w:val="832413"/>
+            <w:sz w:val="24"/>
+            <w:szCs w:val="24"/>
+          </w:rPr>
+          <w:fldChar w:fldCharType="begin"/>
+        </w:r>
+        <w:r>
+          <w:rPr>
+            <w:b/>
+            <w:bCs/>
+            <w:color w:val="832413"/>
+            <w:sz w:val="24"/>
+            <w:szCs w:val="24"/>
+          </w:rPr>
+          <w:t xml:space="preserve">Part 10 — Search for alerts</w:t>
+        </w:r>
+        <w:r>
+          <w:rPr>
+            <w:b/>
+            <w:bCs/>
+            <w:color w:val="832413"/>
+            <w:sz w:val="24"/>
+            <w:szCs w:val="24"/>
+          </w:rPr>
+          <w:instrText xml:space="preserve"> PAGEREF s33_Part_10_Search_for_alert \h </w:instrText>
+        </w:r>
+        <w:r>
+          <w:rPr>
+            <w:b/>
+            <w:bCs/>
+            <w:color w:val="832413"/>
+            <w:sz w:val="24"/>
+            <w:szCs w:val="24"/>
+          </w:rPr>
+          <w:t xml:space="preserve">Part 10 — Search for alerts</w:t>
+        </w:r>
+        <w:r>
+          <w:rPr>
+            <w:b/>
+            <w:bCs/>
+            <w:color w:val="832413"/>
+            <w:sz w:val="24"/>
+            <w:szCs w:val="24"/>
+          </w:rPr>
+          <w:fldChar w:fldCharType="separate"/>
+        </w:r>
+        <w:r>
+          <w:rPr>
+            <w:b/>
+            <w:bCs/>
+            <w:color w:val="832413"/>
+            <w:sz w:val="24"/>
+            <w:szCs w:val="24"/>
+          </w:rPr>
+          <w:t xml:space="preserve">Part 10 — Search for alerts</w:t>
+        </w:r>
+        <w:r>
+          <w:rPr>
+            <w:b/>
+            <w:bCs/>
+            <w:color w:val="832413"/>
+            <w:sz w:val="24"/>
+            <w:szCs w:val="24"/>
+          </w:rPr>
+          <w:t>22</w:t>
+        </w:r>
+        <w:r>
+          <w:rPr>
+            <w:b/>
+            <w:bCs/>
+            <w:color w:val="832413"/>
+            <w:sz w:val="24"/>
+            <w:szCs w:val="24"/>
+          </w:rPr>
+          <w:t xml:space="preserve">Part 10 — Search for alerts</w:t>
+        </w:r>
+        <w:r>
+          <w:rPr>
+            <w:b/>
+            <w:bCs/>
+            <w:color w:val="832413"/>
+            <w:sz w:val="24"/>
+            <w:szCs w:val="24"/>
+          </w:rPr>
+          <w:fldChar w:fldCharType="end"/>
         </w:r>
       </w:hyperlink>
     </w:p>
@@ -1202,7 +4502,107 @@
             <w:sz w:val="22"/>
             <w:szCs w:val="22"/>
           </w:rPr>
-          <w:t xml:space="preserve">	22</w:t>
+          <w:tab/>
+        </w:r>
+        <w:r>
+          <w:rPr>
+            <w:b w:val="false"/>
+            <w:bCs w:val="false"/>
+            <w:color w:val="24342B"/>
+            <w:sz w:val="22"/>
+            <w:szCs w:val="22"/>
+          </w:rPr>
+          <w:t xml:space="preserve">10.1 While the search runs</w:t>
+        </w:r>
+        <w:r>
+          <w:rPr>
+            <w:b w:val="false"/>
+            <w:bCs w:val="false"/>
+            <w:color w:val="24342B"/>
+            <w:sz w:val="22"/>
+            <w:szCs w:val="22"/>
+          </w:rPr>
+          <w:fldChar w:fldCharType="begin"/>
+        </w:r>
+        <w:r>
+          <w:rPr>
+            <w:b w:val="false"/>
+            <w:bCs w:val="false"/>
+            <w:color w:val="24342B"/>
+            <w:sz w:val="22"/>
+            <w:szCs w:val="22"/>
+          </w:rPr>
+          <w:t xml:space="preserve">10.1 While the search runs</w:t>
+        </w:r>
+        <w:r>
+          <w:rPr>
+            <w:b w:val="false"/>
+            <w:bCs w:val="false"/>
+            <w:color w:val="24342B"/>
+            <w:sz w:val="22"/>
+            <w:szCs w:val="22"/>
+          </w:rPr>
+          <w:instrText xml:space="preserve"> PAGEREF s34_10_1_While_the_search_ru \h </w:instrText>
+        </w:r>
+        <w:r>
+          <w:rPr>
+            <w:b w:val="false"/>
+            <w:bCs w:val="false"/>
+            <w:color w:val="24342B"/>
+            <w:sz w:val="22"/>
+            <w:szCs w:val="22"/>
+          </w:rPr>
+          <w:t xml:space="preserve">10.1 While the search runs</w:t>
+        </w:r>
+        <w:r>
+          <w:rPr>
+            <w:b w:val="false"/>
+            <w:bCs w:val="false"/>
+            <w:color w:val="24342B"/>
+            <w:sz w:val="22"/>
+            <w:szCs w:val="22"/>
+          </w:rPr>
+          <w:fldChar w:fldCharType="separate"/>
+        </w:r>
+        <w:r>
+          <w:rPr>
+            <w:b w:val="false"/>
+            <w:bCs w:val="false"/>
+            <w:color w:val="24342B"/>
+            <w:sz w:val="22"/>
+            <w:szCs w:val="22"/>
+          </w:rPr>
+          <w:t xml:space="preserve">10.1 While the search runs</w:t>
+        </w:r>
+        <w:r>
+          <w:rPr>
+            <w:b w:val="false"/>
+            <w:bCs w:val="false"/>
+            <w:color w:val="24342B"/>
+            <w:sz w:val="22"/>
+            <w:szCs w:val="22"/>
+          </w:rPr>
+          <w:t>22</w:t>
+        </w:r>
+        <w:r>
+          <w:rPr>
+            <w:b w:val="false"/>
+            <w:bCs w:val="false"/>
+            <w:color w:val="24342B"/>
+            <w:sz w:val="22"/>
+            <w:szCs w:val="22"/>
+          </w:rPr>
+          <w:t xml:space="preserve">10.1 While the search runs</w:t>
+        </w:r>
+        <w:r>
+          <w:rPr>
+            <w:b w:val="false"/>
+            <w:bCs w:val="false"/>
+            <w:color w:val="24342B"/>
+            <w:sz w:val="22"/>
+            <w:szCs w:val="22"/>
+          </w:rPr>
+          <w:fldChar w:fldCharType="end"/>
         </w:r>
       </w:hyperlink>
     </w:p>
@@ -1233,7 +4633,107 @@
             <w:sz w:val="22"/>
             <w:szCs w:val="22"/>
           </w:rPr>
-          <w:t xml:space="preserve">	22</w:t>
+          <w:tab/>
+        </w:r>
+        <w:r>
+          <w:rPr>
+            <w:b w:val="false"/>
+            <w:bCs w:val="false"/>
+            <w:color w:val="24342B"/>
+            <w:sz w:val="22"/>
+            <w:szCs w:val="22"/>
+          </w:rPr>
+          <w:t xml:space="preserve">10.2 When the search finishes</w:t>
+        </w:r>
+        <w:r>
+          <w:rPr>
+            <w:b w:val="false"/>
+            <w:bCs w:val="false"/>
+            <w:color w:val="24342B"/>
+            <w:sz w:val="22"/>
+            <w:szCs w:val="22"/>
+          </w:rPr>
+          <w:fldChar w:fldCharType="begin"/>
+        </w:r>
+        <w:r>
+          <w:rPr>
+            <w:b w:val="false"/>
+            <w:bCs w:val="false"/>
+            <w:color w:val="24342B"/>
+            <w:sz w:val="22"/>
+            <w:szCs w:val="22"/>
+          </w:rPr>
+          <w:t xml:space="preserve">10.2 When the search finishes</w:t>
+        </w:r>
+        <w:r>
+          <w:rPr>
+            <w:b w:val="false"/>
+            <w:bCs w:val="false"/>
+            <w:color w:val="24342B"/>
+            <w:sz w:val="22"/>
+            <w:szCs w:val="22"/>
+          </w:rPr>
+          <w:instrText xml:space="preserve"> PAGEREF s35_10_2_When_the_search_fin \h </w:instrText>
+        </w:r>
+        <w:r>
+          <w:rPr>
+            <w:b w:val="false"/>
+            <w:bCs w:val="false"/>
+            <w:color w:val="24342B"/>
+            <w:sz w:val="22"/>
+            <w:szCs w:val="22"/>
+          </w:rPr>
+          <w:t xml:space="preserve">10.2 When the search finishes</w:t>
+        </w:r>
+        <w:r>
+          <w:rPr>
+            <w:b w:val="false"/>
+            <w:bCs w:val="false"/>
+            <w:color w:val="24342B"/>
+            <w:sz w:val="22"/>
+            <w:szCs w:val="22"/>
+          </w:rPr>
+          <w:fldChar w:fldCharType="separate"/>
+        </w:r>
+        <w:r>
+          <w:rPr>
+            <w:b w:val="false"/>
+            <w:bCs w:val="false"/>
+            <w:color w:val="24342B"/>
+            <w:sz w:val="22"/>
+            <w:szCs w:val="22"/>
+          </w:rPr>
+          <w:t xml:space="preserve">10.2 When the search finishes</w:t>
+        </w:r>
+        <w:r>
+          <w:rPr>
+            <w:b w:val="false"/>
+            <w:bCs w:val="false"/>
+            <w:color w:val="24342B"/>
+            <w:sz w:val="22"/>
+            <w:szCs w:val="22"/>
+          </w:rPr>
+          <w:t>22</w:t>
+        </w:r>
+        <w:r>
+          <w:rPr>
+            <w:b w:val="false"/>
+            <w:bCs w:val="false"/>
+            <w:color w:val="24342B"/>
+            <w:sz w:val="22"/>
+            <w:szCs w:val="22"/>
+          </w:rPr>
+          <w:t xml:space="preserve">10.2 When the search finishes</w:t>
+        </w:r>
+        <w:r>
+          <w:rPr>
+            <w:b w:val="false"/>
+            <w:bCs w:val="false"/>
+            <w:color w:val="24342B"/>
+            <w:sz w:val="22"/>
+            <w:szCs w:val="22"/>
+          </w:rPr>
+          <w:fldChar w:fldCharType="end"/>
         </w:r>
       </w:hyperlink>
     </w:p>
@@ -1264,7 +4764,107 @@
             <w:sz w:val="24"/>
             <w:szCs w:val="24"/>
           </w:rPr>
-          <w:t xml:space="preserve">	24</w:t>
+          <w:tab/>
+        </w:r>
+        <w:r>
+          <w:rPr>
+            <w:b/>
+            <w:bCs/>
+            <w:color w:val="832413"/>
+            <w:sz w:val="24"/>
+            <w:szCs w:val="24"/>
+          </w:rPr>
+          <w:t xml:space="preserve">Part 11 — Understand the summary and set up the analysis (Statistics tab)</w:t>
+        </w:r>
+        <w:r>
+          <w:rPr>
+            <w:b/>
+            <w:bCs/>
+            <w:color w:val="832413"/>
+            <w:sz w:val="24"/>
+            <w:szCs w:val="24"/>
+          </w:rPr>
+          <w:fldChar w:fldCharType="begin"/>
+        </w:r>
+        <w:r>
+          <w:rPr>
+            <w:b/>
+            <w:bCs/>
+            <w:color w:val="832413"/>
+            <w:sz w:val="24"/>
+            <w:szCs w:val="24"/>
+          </w:rPr>
+          <w:t xml:space="preserve">Part 11 — Understand the summary and set up the analysis (Statistics tab)</w:t>
+        </w:r>
+        <w:r>
+          <w:rPr>
+            <w:b/>
+            <w:bCs/>
+            <w:color w:val="832413"/>
+            <w:sz w:val="24"/>
+            <w:szCs w:val="24"/>
+          </w:rPr>
+          <w:instrText xml:space="preserve"> PAGEREF s36_Part_11_Understand_the_s \h </w:instrText>
+        </w:r>
+        <w:r>
+          <w:rPr>
+            <w:b/>
+            <w:bCs/>
+            <w:color w:val="832413"/>
+            <w:sz w:val="24"/>
+            <w:szCs w:val="24"/>
+          </w:rPr>
+          <w:t xml:space="preserve">Part 11 — Understand the summary and set up the analysis (Statistics tab)</w:t>
+        </w:r>
+        <w:r>
+          <w:rPr>
+            <w:b/>
+            <w:bCs/>
+            <w:color w:val="832413"/>
+            <w:sz w:val="24"/>
+            <w:szCs w:val="24"/>
+          </w:rPr>
+          <w:fldChar w:fldCharType="separate"/>
+        </w:r>
+        <w:r>
+          <w:rPr>
+            <w:b/>
+            <w:bCs/>
+            <w:color w:val="832413"/>
+            <w:sz w:val="24"/>
+            <w:szCs w:val="24"/>
+          </w:rPr>
+          <w:t xml:space="preserve">Part 11 — Understand the summary and set up the analysis (Statistics tab)</w:t>
+        </w:r>
+        <w:r>
+          <w:rPr>
+            <w:b/>
+            <w:bCs/>
+            <w:color w:val="832413"/>
+            <w:sz w:val="24"/>
+            <w:szCs w:val="24"/>
+          </w:rPr>
+          <w:t>24</w:t>
+        </w:r>
+        <w:r>
+          <w:rPr>
+            <w:b/>
+            <w:bCs/>
+            <w:color w:val="832413"/>
+            <w:sz w:val="24"/>
+            <w:szCs w:val="24"/>
+          </w:rPr>
+          <w:t xml:space="preserve">Part 11 — Understand the summary and set up the analysis (Statistics tab)</w:t>
+        </w:r>
+        <w:r>
+          <w:rPr>
+            <w:b/>
+            <w:bCs/>
+            <w:color w:val="832413"/>
+            <w:sz w:val="24"/>
+            <w:szCs w:val="24"/>
+          </w:rPr>
+          <w:fldChar w:fldCharType="end"/>
         </w:r>
       </w:hyperlink>
     </w:p>
@@ -1295,7 +4895,107 @@
             <w:sz w:val="22"/>
             <w:szCs w:val="22"/>
           </w:rPr>
-          <w:t xml:space="preserve">	24</w:t>
+          <w:tab/>
+        </w:r>
+        <w:r>
+          <w:rPr>
+            <w:b w:val="false"/>
+            <w:bCs w:val="false"/>
+            <w:color w:val="24342B"/>
+            <w:sz w:val="22"/>
+            <w:szCs w:val="22"/>
+          </w:rPr>
+          <w:t xml:space="preserve">11.1 Search summary</w:t>
+        </w:r>
+        <w:r>
+          <w:rPr>
+            <w:b w:val="false"/>
+            <w:bCs w:val="false"/>
+            <w:color w:val="24342B"/>
+            <w:sz w:val="22"/>
+            <w:szCs w:val="22"/>
+          </w:rPr>
+          <w:fldChar w:fldCharType="begin"/>
+        </w:r>
+        <w:r>
+          <w:rPr>
+            <w:b w:val="false"/>
+            <w:bCs w:val="false"/>
+            <w:color w:val="24342B"/>
+            <w:sz w:val="22"/>
+            <w:szCs w:val="22"/>
+          </w:rPr>
+          <w:t xml:space="preserve">11.1 Search summary</w:t>
+        </w:r>
+        <w:r>
+          <w:rPr>
+            <w:b w:val="false"/>
+            <w:bCs w:val="false"/>
+            <w:color w:val="24342B"/>
+            <w:sz w:val="22"/>
+            <w:szCs w:val="22"/>
+          </w:rPr>
+          <w:instrText xml:space="preserve"> PAGEREF s37_11_1_Search_summary \h </w:instrText>
+        </w:r>
+        <w:r>
+          <w:rPr>
+            <w:b w:val="false"/>
+            <w:bCs w:val="false"/>
+            <w:color w:val="24342B"/>
+            <w:sz w:val="22"/>
+            <w:szCs w:val="22"/>
+          </w:rPr>
+          <w:t xml:space="preserve">11.1 Search summary</w:t>
+        </w:r>
+        <w:r>
+          <w:rPr>
+            <w:b w:val="false"/>
+            <w:bCs w:val="false"/>
+            <w:color w:val="24342B"/>
+            <w:sz w:val="22"/>
+            <w:szCs w:val="22"/>
+          </w:rPr>
+          <w:fldChar w:fldCharType="separate"/>
+        </w:r>
+        <w:r>
+          <w:rPr>
+            <w:b w:val="false"/>
+            <w:bCs w:val="false"/>
+            <w:color w:val="24342B"/>
+            <w:sz w:val="22"/>
+            <w:szCs w:val="22"/>
+          </w:rPr>
+          <w:t xml:space="preserve">11.1 Search summary</w:t>
+        </w:r>
+        <w:r>
+          <w:rPr>
+            <w:b w:val="false"/>
+            <w:bCs w:val="false"/>
+            <w:color w:val="24342B"/>
+            <w:sz w:val="22"/>
+            <w:szCs w:val="22"/>
+          </w:rPr>
+          <w:t>24</w:t>
+        </w:r>
+        <w:r>
+          <w:rPr>
+            <w:b w:val="false"/>
+            <w:bCs w:val="false"/>
+            <w:color w:val="24342B"/>
+            <w:sz w:val="22"/>
+            <w:szCs w:val="22"/>
+          </w:rPr>
+          <w:t xml:space="preserve">11.1 Search summary</w:t>
+        </w:r>
+        <w:r>
+          <w:rPr>
+            <w:b w:val="false"/>
+            <w:bCs w:val="false"/>
+            <w:color w:val="24342B"/>
+            <w:sz w:val="22"/>
+            <w:szCs w:val="22"/>
+          </w:rPr>
+          <w:fldChar w:fldCharType="end"/>
         </w:r>
       </w:hyperlink>
     </w:p>
@@ -1326,7 +5026,107 @@
             <w:sz w:val="22"/>
             <w:szCs w:val="22"/>
           </w:rPr>
-          <w:t xml:space="preserve">	25</w:t>
+          <w:tab/>
+        </w:r>
+        <w:r>
+          <w:rPr>
+            <w:b w:val="false"/>
+            <w:bCs w:val="false"/>
+            <w:color w:val="24342B"/>
+            <w:sz w:val="22"/>
+            <w:szCs w:val="22"/>
+          </w:rPr>
+          <w:t xml:space="preserve">11.2 Export the summary</w:t>
+        </w:r>
+        <w:r>
+          <w:rPr>
+            <w:b w:val="false"/>
+            <w:bCs w:val="false"/>
+            <w:color w:val="24342B"/>
+            <w:sz w:val="22"/>
+            <w:szCs w:val="22"/>
+          </w:rPr>
+          <w:fldChar w:fldCharType="begin"/>
+        </w:r>
+        <w:r>
+          <w:rPr>
+            <w:b w:val="false"/>
+            <w:bCs w:val="false"/>
+            <w:color w:val="24342B"/>
+            <w:sz w:val="22"/>
+            <w:szCs w:val="22"/>
+          </w:rPr>
+          <w:t xml:space="preserve">11.2 Export the summary</w:t>
+        </w:r>
+        <w:r>
+          <w:rPr>
+            <w:b w:val="false"/>
+            <w:bCs w:val="false"/>
+            <w:color w:val="24342B"/>
+            <w:sz w:val="22"/>
+            <w:szCs w:val="22"/>
+          </w:rPr>
+          <w:instrText xml:space="preserve"> PAGEREF s38_11_2_Export_the_summary \h </w:instrText>
+        </w:r>
+        <w:r>
+          <w:rPr>
+            <w:b w:val="false"/>
+            <w:bCs w:val="false"/>
+            <w:color w:val="24342B"/>
+            <w:sz w:val="22"/>
+            <w:szCs w:val="22"/>
+          </w:rPr>
+          <w:t xml:space="preserve">11.2 Export the summary</w:t>
+        </w:r>
+        <w:r>
+          <w:rPr>
+            <w:b w:val="false"/>
+            <w:bCs w:val="false"/>
+            <w:color w:val="24342B"/>
+            <w:sz w:val="22"/>
+            <w:szCs w:val="22"/>
+          </w:rPr>
+          <w:fldChar w:fldCharType="separate"/>
+        </w:r>
+        <w:r>
+          <w:rPr>
+            <w:b w:val="false"/>
+            <w:bCs w:val="false"/>
+            <w:color w:val="24342B"/>
+            <w:sz w:val="22"/>
+            <w:szCs w:val="22"/>
+          </w:rPr>
+          <w:t xml:space="preserve">11.2 Export the summary</w:t>
+        </w:r>
+        <w:r>
+          <w:rPr>
+            <w:b w:val="false"/>
+            <w:bCs w:val="false"/>
+            <w:color w:val="24342B"/>
+            <w:sz w:val="22"/>
+            <w:szCs w:val="22"/>
+          </w:rPr>
+          <w:t>25</w:t>
+        </w:r>
+        <w:r>
+          <w:rPr>
+            <w:b w:val="false"/>
+            <w:bCs w:val="false"/>
+            <w:color w:val="24342B"/>
+            <w:sz w:val="22"/>
+            <w:szCs w:val="22"/>
+          </w:rPr>
+          <w:t xml:space="preserve">11.2 Export the summary</w:t>
+        </w:r>
+        <w:r>
+          <w:rPr>
+            <w:b w:val="false"/>
+            <w:bCs w:val="false"/>
+            <w:color w:val="24342B"/>
+            <w:sz w:val="22"/>
+            <w:szCs w:val="22"/>
+          </w:rPr>
+          <w:fldChar w:fldCharType="end"/>
         </w:r>
       </w:hyperlink>
     </w:p>
@@ -1357,7 +5157,107 @@
             <w:sz w:val="22"/>
             <w:szCs w:val="22"/>
           </w:rPr>
-          <w:t xml:space="preserve">	25</w:t>
+          <w:tab/>
+        </w:r>
+        <w:r>
+          <w:rPr>
+            <w:b w:val="false"/>
+            <w:bCs w:val="false"/>
+            <w:color w:val="24342B"/>
+            <w:sz w:val="22"/>
+            <w:szCs w:val="22"/>
+          </w:rPr>
+          <w:t xml:space="preserve">11.3 Statistical analyses: set up the chart</w:t>
+        </w:r>
+        <w:r>
+          <w:rPr>
+            <w:b w:val="false"/>
+            <w:bCs w:val="false"/>
+            <w:color w:val="24342B"/>
+            <w:sz w:val="22"/>
+            <w:szCs w:val="22"/>
+          </w:rPr>
+          <w:fldChar w:fldCharType="begin"/>
+        </w:r>
+        <w:r>
+          <w:rPr>
+            <w:b w:val="false"/>
+            <w:bCs w:val="false"/>
+            <w:color w:val="24342B"/>
+            <w:sz w:val="22"/>
+            <w:szCs w:val="22"/>
+          </w:rPr>
+          <w:t xml:space="preserve">11.3 Statistical analyses: set up the chart</w:t>
+        </w:r>
+        <w:r>
+          <w:rPr>
+            <w:b w:val="false"/>
+            <w:bCs w:val="false"/>
+            <w:color w:val="24342B"/>
+            <w:sz w:val="22"/>
+            <w:szCs w:val="22"/>
+          </w:rPr>
+          <w:instrText xml:space="preserve"> PAGEREF s39_11_3_Statistical_analyse \h </w:instrText>
+        </w:r>
+        <w:r>
+          <w:rPr>
+            <w:b w:val="false"/>
+            <w:bCs w:val="false"/>
+            <w:color w:val="24342B"/>
+            <w:sz w:val="22"/>
+            <w:szCs w:val="22"/>
+          </w:rPr>
+          <w:t xml:space="preserve">11.3 Statistical analyses: set up the chart</w:t>
+        </w:r>
+        <w:r>
+          <w:rPr>
+            <w:b w:val="false"/>
+            <w:bCs w:val="false"/>
+            <w:color w:val="24342B"/>
+            <w:sz w:val="22"/>
+            <w:szCs w:val="22"/>
+          </w:rPr>
+          <w:fldChar w:fldCharType="separate"/>
+        </w:r>
+        <w:r>
+          <w:rPr>
+            <w:b w:val="false"/>
+            <w:bCs w:val="false"/>
+            <w:color w:val="24342B"/>
+            <w:sz w:val="22"/>
+            <w:szCs w:val="22"/>
+          </w:rPr>
+          <w:t xml:space="preserve">11.3 Statistical analyses: set up the chart</w:t>
+        </w:r>
+        <w:r>
+          <w:rPr>
+            <w:b w:val="false"/>
+            <w:bCs w:val="false"/>
+            <w:color w:val="24342B"/>
+            <w:sz w:val="22"/>
+            <w:szCs w:val="22"/>
+          </w:rPr>
+          <w:t>25</w:t>
+        </w:r>
+        <w:r>
+          <w:rPr>
+            <w:b w:val="false"/>
+            <w:bCs w:val="false"/>
+            <w:color w:val="24342B"/>
+            <w:sz w:val="22"/>
+            <w:szCs w:val="22"/>
+          </w:rPr>
+          <w:t xml:space="preserve">11.3 Statistical analyses: set up the chart</w:t>
+        </w:r>
+        <w:r>
+          <w:rPr>
+            <w:b w:val="false"/>
+            <w:bCs w:val="false"/>
+            <w:color w:val="24342B"/>
+            <w:sz w:val="22"/>
+            <w:szCs w:val="22"/>
+          </w:rPr>
+          <w:fldChar w:fldCharType="end"/>
         </w:r>
       </w:hyperlink>
     </w:p>
@@ -1388,7 +5288,107 @@
             <w:sz w:val="22"/>
             <w:szCs w:val="22"/>
           </w:rPr>
-          <w:t xml:space="preserve">	27</w:t>
+          <w:tab/>
+        </w:r>
+        <w:r>
+          <w:rPr>
+            <w:b w:val="false"/>
+            <w:bCs w:val="false"/>
+            <w:color w:val="24342B"/>
+            <w:sz w:val="22"/>
+            <w:szCs w:val="22"/>
+          </w:rPr>
+          <w:t xml:space="preserve">11.4 Ready-made examples</w:t>
+        </w:r>
+        <w:r>
+          <w:rPr>
+            <w:b w:val="false"/>
+            <w:bCs w:val="false"/>
+            <w:color w:val="24342B"/>
+            <w:sz w:val="22"/>
+            <w:szCs w:val="22"/>
+          </w:rPr>
+          <w:fldChar w:fldCharType="begin"/>
+        </w:r>
+        <w:r>
+          <w:rPr>
+            <w:b w:val="false"/>
+            <w:bCs w:val="false"/>
+            <w:color w:val="24342B"/>
+            <w:sz w:val="22"/>
+            <w:szCs w:val="22"/>
+          </w:rPr>
+          <w:t xml:space="preserve">11.4 Ready-made examples</w:t>
+        </w:r>
+        <w:r>
+          <w:rPr>
+            <w:b w:val="false"/>
+            <w:bCs w:val="false"/>
+            <w:color w:val="24342B"/>
+            <w:sz w:val="22"/>
+            <w:szCs w:val="22"/>
+          </w:rPr>
+          <w:instrText xml:space="preserve"> PAGEREF s40_11_4_Ready_made_examples \h </w:instrText>
+        </w:r>
+        <w:r>
+          <w:rPr>
+            <w:b w:val="false"/>
+            <w:bCs w:val="false"/>
+            <w:color w:val="24342B"/>
+            <w:sz w:val="22"/>
+            <w:szCs w:val="22"/>
+          </w:rPr>
+          <w:t xml:space="preserve">11.4 Ready-made examples</w:t>
+        </w:r>
+        <w:r>
+          <w:rPr>
+            <w:b w:val="false"/>
+            <w:bCs w:val="false"/>
+            <w:color w:val="24342B"/>
+            <w:sz w:val="22"/>
+            <w:szCs w:val="22"/>
+          </w:rPr>
+          <w:fldChar w:fldCharType="separate"/>
+        </w:r>
+        <w:r>
+          <w:rPr>
+            <w:b w:val="false"/>
+            <w:bCs w:val="false"/>
+            <w:color w:val="24342B"/>
+            <w:sz w:val="22"/>
+            <w:szCs w:val="22"/>
+          </w:rPr>
+          <w:t xml:space="preserve">11.4 Ready-made examples</w:t>
+        </w:r>
+        <w:r>
+          <w:rPr>
+            <w:b w:val="false"/>
+            <w:bCs w:val="false"/>
+            <w:color w:val="24342B"/>
+            <w:sz w:val="22"/>
+            <w:szCs w:val="22"/>
+          </w:rPr>
+          <w:t>27</w:t>
+        </w:r>
+        <w:r>
+          <w:rPr>
+            <w:b w:val="false"/>
+            <w:bCs w:val="false"/>
+            <w:color w:val="24342B"/>
+            <w:sz w:val="22"/>
+            <w:szCs w:val="22"/>
+          </w:rPr>
+          <w:t xml:space="preserve">11.4 Ready-made examples</w:t>
+        </w:r>
+        <w:r>
+          <w:rPr>
+            <w:b w:val="false"/>
+            <w:bCs w:val="false"/>
+            <w:color w:val="24342B"/>
+            <w:sz w:val="22"/>
+            <w:szCs w:val="22"/>
+          </w:rPr>
+          <w:fldChar w:fldCharType="end"/>
         </w:r>
       </w:hyperlink>
     </w:p>
@@ -1419,7 +5419,107 @@
             <w:sz w:val="24"/>
             <w:szCs w:val="24"/>
           </w:rPr>
-          <w:t xml:space="preserve">	29</w:t>
+          <w:tab/>
+        </w:r>
+        <w:r>
+          <w:rPr>
+            <w:b/>
+            <w:bCs/>
+            <w:color w:val="832413"/>
+            <w:sz w:val="24"/>
+            <w:szCs w:val="24"/>
+          </w:rPr>
+          <w:t xml:space="preserve">Part 12 — View and save the chart (Charts tab)</w:t>
+        </w:r>
+        <w:r>
+          <w:rPr>
+            <w:b/>
+            <w:bCs/>
+            <w:color w:val="832413"/>
+            <w:sz w:val="24"/>
+            <w:szCs w:val="24"/>
+          </w:rPr>
+          <w:fldChar w:fldCharType="begin"/>
+        </w:r>
+        <w:r>
+          <w:rPr>
+            <w:b/>
+            <w:bCs/>
+            <w:color w:val="832413"/>
+            <w:sz w:val="24"/>
+            <w:szCs w:val="24"/>
+          </w:rPr>
+          <w:t xml:space="preserve">Part 12 — View and save the chart (Charts tab)</w:t>
+        </w:r>
+        <w:r>
+          <w:rPr>
+            <w:b/>
+            <w:bCs/>
+            <w:color w:val="832413"/>
+            <w:sz w:val="24"/>
+            <w:szCs w:val="24"/>
+          </w:rPr>
+          <w:instrText xml:space="preserve"> PAGEREF s41_Part_12_View_and_save_th \h </w:instrText>
+        </w:r>
+        <w:r>
+          <w:rPr>
+            <w:b/>
+            <w:bCs/>
+            <w:color w:val="832413"/>
+            <w:sz w:val="24"/>
+            <w:szCs w:val="24"/>
+          </w:rPr>
+          <w:t xml:space="preserve">Part 12 — View and save the chart (Charts tab)</w:t>
+        </w:r>
+        <w:r>
+          <w:rPr>
+            <w:b/>
+            <w:bCs/>
+            <w:color w:val="832413"/>
+            <w:sz w:val="24"/>
+            <w:szCs w:val="24"/>
+          </w:rPr>
+          <w:fldChar w:fldCharType="separate"/>
+        </w:r>
+        <w:r>
+          <w:rPr>
+            <w:b/>
+            <w:bCs/>
+            <w:color w:val="832413"/>
+            <w:sz w:val="24"/>
+            <w:szCs w:val="24"/>
+          </w:rPr>
+          <w:t xml:space="preserve">Part 12 — View and save the chart (Charts tab)</w:t>
+        </w:r>
+        <w:r>
+          <w:rPr>
+            <w:b/>
+            <w:bCs/>
+            <w:color w:val="832413"/>
+            <w:sz w:val="24"/>
+            <w:szCs w:val="24"/>
+          </w:rPr>
+          <w:t>29</w:t>
+        </w:r>
+        <w:r>
+          <w:rPr>
+            <w:b/>
+            <w:bCs/>
+            <w:color w:val="832413"/>
+            <w:sz w:val="24"/>
+            <w:szCs w:val="24"/>
+          </w:rPr>
+          <w:t xml:space="preserve">Part 12 — View and save the chart (Charts tab)</w:t>
+        </w:r>
+        <w:r>
+          <w:rPr>
+            <w:b/>
+            <w:bCs/>
+            <w:color w:val="832413"/>
+            <w:sz w:val="24"/>
+            <w:szCs w:val="24"/>
+          </w:rPr>
+          <w:fldChar w:fldCharType="end"/>
         </w:r>
       </w:hyperlink>
     </w:p>
@@ -1450,7 +5550,107 @@
             <w:sz w:val="22"/>
             <w:szCs w:val="22"/>
           </w:rPr>
-          <w:t xml:space="preserve">	30</w:t>
+          <w:tab/>
+        </w:r>
+        <w:r>
+          <w:rPr>
+            <w:b w:val="false"/>
+            <w:bCs w:val="false"/>
+            <w:color w:val="24342B"/>
+            <w:sz w:val="22"/>
+            <w:szCs w:val="22"/>
+          </w:rPr>
+          <w:t xml:space="preserve">12.1 The three chart types</w:t>
+        </w:r>
+        <w:r>
+          <w:rPr>
+            <w:b w:val="false"/>
+            <w:bCs w:val="false"/>
+            <w:color w:val="24342B"/>
+            <w:sz w:val="22"/>
+            <w:szCs w:val="22"/>
+          </w:rPr>
+          <w:fldChar w:fldCharType="begin"/>
+        </w:r>
+        <w:r>
+          <w:rPr>
+            <w:b w:val="false"/>
+            <w:bCs w:val="false"/>
+            <w:color w:val="24342B"/>
+            <w:sz w:val="22"/>
+            <w:szCs w:val="22"/>
+          </w:rPr>
+          <w:t xml:space="preserve">12.1 The three chart types</w:t>
+        </w:r>
+        <w:r>
+          <w:rPr>
+            <w:b w:val="false"/>
+            <w:bCs w:val="false"/>
+            <w:color w:val="24342B"/>
+            <w:sz w:val="22"/>
+            <w:szCs w:val="22"/>
+          </w:rPr>
+          <w:instrText xml:space="preserve"> PAGEREF s42_12_1_The_three_chart_typ \h </w:instrText>
+        </w:r>
+        <w:r>
+          <w:rPr>
+            <w:b w:val="false"/>
+            <w:bCs w:val="false"/>
+            <w:color w:val="24342B"/>
+            <w:sz w:val="22"/>
+            <w:szCs w:val="22"/>
+          </w:rPr>
+          <w:t xml:space="preserve">12.1 The three chart types</w:t>
+        </w:r>
+        <w:r>
+          <w:rPr>
+            <w:b w:val="false"/>
+            <w:bCs w:val="false"/>
+            <w:color w:val="24342B"/>
+            <w:sz w:val="22"/>
+            <w:szCs w:val="22"/>
+          </w:rPr>
+          <w:fldChar w:fldCharType="separate"/>
+        </w:r>
+        <w:r>
+          <w:rPr>
+            <w:b w:val="false"/>
+            <w:bCs w:val="false"/>
+            <w:color w:val="24342B"/>
+            <w:sz w:val="22"/>
+            <w:szCs w:val="22"/>
+          </w:rPr>
+          <w:t xml:space="preserve">12.1 The three chart types</w:t>
+        </w:r>
+        <w:r>
+          <w:rPr>
+            <w:b w:val="false"/>
+            <w:bCs w:val="false"/>
+            <w:color w:val="24342B"/>
+            <w:sz w:val="22"/>
+            <w:szCs w:val="22"/>
+          </w:rPr>
+          <w:t>30</w:t>
+        </w:r>
+        <w:r>
+          <w:rPr>
+            <w:b w:val="false"/>
+            <w:bCs w:val="false"/>
+            <w:color w:val="24342B"/>
+            <w:sz w:val="22"/>
+            <w:szCs w:val="22"/>
+          </w:rPr>
+          <w:t xml:space="preserve">12.1 The three chart types</w:t>
+        </w:r>
+        <w:r>
+          <w:rPr>
+            <w:b w:val="false"/>
+            <w:bCs w:val="false"/>
+            <w:color w:val="24342B"/>
+            <w:sz w:val="22"/>
+            <w:szCs w:val="22"/>
+          </w:rPr>
+          <w:fldChar w:fldCharType="end"/>
         </w:r>
       </w:hyperlink>
     </w:p>
@@ -1481,7 +5681,107 @@
             <w:sz w:val="22"/>
             <w:szCs w:val="22"/>
           </w:rPr>
-          <w:t xml:space="preserve">	31</w:t>
+          <w:tab/>
+        </w:r>
+        <w:r>
+          <w:rPr>
+            <w:b w:val="false"/>
+            <w:bCs w:val="false"/>
+            <w:color w:val="24342B"/>
+            <w:sz w:val="22"/>
+            <w:szCs w:val="22"/>
+          </w:rPr>
+          <w:t xml:space="preserve">12.2 ENLARGE (1)</w:t>
+        </w:r>
+        <w:r>
+          <w:rPr>
+            <w:b w:val="false"/>
+            <w:bCs w:val="false"/>
+            <w:color w:val="24342B"/>
+            <w:sz w:val="22"/>
+            <w:szCs w:val="22"/>
+          </w:rPr>
+          <w:fldChar w:fldCharType="begin"/>
+        </w:r>
+        <w:r>
+          <w:rPr>
+            <w:b w:val="false"/>
+            <w:bCs w:val="false"/>
+            <w:color w:val="24342B"/>
+            <w:sz w:val="22"/>
+            <w:szCs w:val="22"/>
+          </w:rPr>
+          <w:t xml:space="preserve">12.2 ENLARGE (1)</w:t>
+        </w:r>
+        <w:r>
+          <w:rPr>
+            <w:b w:val="false"/>
+            <w:bCs w:val="false"/>
+            <w:color w:val="24342B"/>
+            <w:sz w:val="22"/>
+            <w:szCs w:val="22"/>
+          </w:rPr>
+          <w:instrText xml:space="preserve"> PAGEREF s43_12_2_ENLARGE_1 \h </w:instrText>
+        </w:r>
+        <w:r>
+          <w:rPr>
+            <w:b w:val="false"/>
+            <w:bCs w:val="false"/>
+            <w:color w:val="24342B"/>
+            <w:sz w:val="22"/>
+            <w:szCs w:val="22"/>
+          </w:rPr>
+          <w:t xml:space="preserve">12.2 ENLARGE (1)</w:t>
+        </w:r>
+        <w:r>
+          <w:rPr>
+            <w:b w:val="false"/>
+            <w:bCs w:val="false"/>
+            <w:color w:val="24342B"/>
+            <w:sz w:val="22"/>
+            <w:szCs w:val="22"/>
+          </w:rPr>
+          <w:fldChar w:fldCharType="separate"/>
+        </w:r>
+        <w:r>
+          <w:rPr>
+            <w:b w:val="false"/>
+            <w:bCs w:val="false"/>
+            <w:color w:val="24342B"/>
+            <w:sz w:val="22"/>
+            <w:szCs w:val="22"/>
+          </w:rPr>
+          <w:t xml:space="preserve">12.2 ENLARGE (1)</w:t>
+        </w:r>
+        <w:r>
+          <w:rPr>
+            <w:b w:val="false"/>
+            <w:bCs w:val="false"/>
+            <w:color w:val="24342B"/>
+            <w:sz w:val="22"/>
+            <w:szCs w:val="22"/>
+          </w:rPr>
+          <w:t>31</w:t>
+        </w:r>
+        <w:r>
+          <w:rPr>
+            <w:b w:val="false"/>
+            <w:bCs w:val="false"/>
+            <w:color w:val="24342B"/>
+            <w:sz w:val="22"/>
+            <w:szCs w:val="22"/>
+          </w:rPr>
+          <w:t xml:space="preserve">12.2 ENLARGE (1)</w:t>
+        </w:r>
+        <w:r>
+          <w:rPr>
+            <w:b w:val="false"/>
+            <w:bCs w:val="false"/>
+            <w:color w:val="24342B"/>
+            <w:sz w:val="22"/>
+            <w:szCs w:val="22"/>
+          </w:rPr>
+          <w:fldChar w:fldCharType="end"/>
         </w:r>
       </w:hyperlink>
     </w:p>
@@ -1512,7 +5812,107 @@
             <w:sz w:val="22"/>
             <w:szCs w:val="22"/>
           </w:rPr>
-          <w:t xml:space="preserve">	31</w:t>
+          <w:tab/>
+        </w:r>
+        <w:r>
+          <w:rPr>
+            <w:b w:val="false"/>
+            <w:bCs w:val="false"/>
+            <w:color w:val="24342B"/>
+            <w:sz w:val="22"/>
+            <w:szCs w:val="22"/>
+          </w:rPr>
+          <w:t xml:space="preserve">12.3 Save the chart and the chart's alerts</w:t>
+        </w:r>
+        <w:r>
+          <w:rPr>
+            <w:b w:val="false"/>
+            <w:bCs w:val="false"/>
+            <w:color w:val="24342B"/>
+            <w:sz w:val="22"/>
+            <w:szCs w:val="22"/>
+          </w:rPr>
+          <w:fldChar w:fldCharType="begin"/>
+        </w:r>
+        <w:r>
+          <w:rPr>
+            <w:b w:val="false"/>
+            <w:bCs w:val="false"/>
+            <w:color w:val="24342B"/>
+            <w:sz w:val="22"/>
+            <w:szCs w:val="22"/>
+          </w:rPr>
+          <w:t xml:space="preserve">12.3 Save the chart and the chart's alerts</w:t>
+        </w:r>
+        <w:r>
+          <w:rPr>
+            <w:b w:val="false"/>
+            <w:bCs w:val="false"/>
+            <w:color w:val="24342B"/>
+            <w:sz w:val="22"/>
+            <w:szCs w:val="22"/>
+          </w:rPr>
+          <w:instrText xml:space="preserve"> PAGEREF s44_12_3_Save_the_chart_and \h </w:instrText>
+        </w:r>
+        <w:r>
+          <w:rPr>
+            <w:b w:val="false"/>
+            <w:bCs w:val="false"/>
+            <w:color w:val="24342B"/>
+            <w:sz w:val="22"/>
+            <w:szCs w:val="22"/>
+          </w:rPr>
+          <w:t xml:space="preserve">12.3 Save the chart and the chart's alerts</w:t>
+        </w:r>
+        <w:r>
+          <w:rPr>
+            <w:b w:val="false"/>
+            <w:bCs w:val="false"/>
+            <w:color w:val="24342B"/>
+            <w:sz w:val="22"/>
+            <w:szCs w:val="22"/>
+          </w:rPr>
+          <w:fldChar w:fldCharType="separate"/>
+        </w:r>
+        <w:r>
+          <w:rPr>
+            <w:b w:val="false"/>
+            <w:bCs w:val="false"/>
+            <w:color w:val="24342B"/>
+            <w:sz w:val="22"/>
+            <w:szCs w:val="22"/>
+          </w:rPr>
+          <w:t xml:space="preserve">12.3 Save the chart and the chart's alerts</w:t>
+        </w:r>
+        <w:r>
+          <w:rPr>
+            <w:b w:val="false"/>
+            <w:bCs w:val="false"/>
+            <w:color w:val="24342B"/>
+            <w:sz w:val="22"/>
+            <w:szCs w:val="22"/>
+          </w:rPr>
+          <w:t>31</w:t>
+        </w:r>
+        <w:r>
+          <w:rPr>
+            <w:b w:val="false"/>
+            <w:bCs w:val="false"/>
+            <w:color w:val="24342B"/>
+            <w:sz w:val="22"/>
+            <w:szCs w:val="22"/>
+          </w:rPr>
+          <w:t xml:space="preserve">12.3 Save the chart and the chart's alerts</w:t>
+        </w:r>
+        <w:r>
+          <w:rPr>
+            <w:b w:val="false"/>
+            <w:bCs w:val="false"/>
+            <w:color w:val="24342B"/>
+            <w:sz w:val="22"/>
+            <w:szCs w:val="22"/>
+          </w:rPr>
+          <w:fldChar w:fldCharType="end"/>
         </w:r>
       </w:hyperlink>
     </w:p>
@@ -1543,7 +5943,107 @@
             <w:sz w:val="24"/>
             <w:szCs w:val="24"/>
           </w:rPr>
-          <w:t xml:space="preserve">	32</w:t>
+          <w:tab/>
+        </w:r>
+        <w:r>
+          <w:rPr>
+            <w:b/>
+            <w:bCs/>
+            <w:color w:val="832413"/>
+            <w:sz w:val="24"/>
+            <w:szCs w:val="24"/>
+          </w:rPr>
+          <w:t xml:space="preserve">Part 13 — Save the whole layer (Layers tab)</w:t>
+        </w:r>
+        <w:r>
+          <w:rPr>
+            <w:b/>
+            <w:bCs/>
+            <w:color w:val="832413"/>
+            <w:sz w:val="24"/>
+            <w:szCs w:val="24"/>
+          </w:rPr>
+          <w:fldChar w:fldCharType="begin"/>
+        </w:r>
+        <w:r>
+          <w:rPr>
+            <w:b/>
+            <w:bCs/>
+            <w:color w:val="832413"/>
+            <w:sz w:val="24"/>
+            <w:szCs w:val="24"/>
+          </w:rPr>
+          <w:t xml:space="preserve">Part 13 — Save the whole layer (Layers tab)</w:t>
+        </w:r>
+        <w:r>
+          <w:rPr>
+            <w:b/>
+            <w:bCs/>
+            <w:color w:val="832413"/>
+            <w:sz w:val="24"/>
+            <w:szCs w:val="24"/>
+          </w:rPr>
+          <w:instrText xml:space="preserve"> PAGEREF s45_Part_13_Save_the_whole_l \h </w:instrText>
+        </w:r>
+        <w:r>
+          <w:rPr>
+            <w:b/>
+            <w:bCs/>
+            <w:color w:val="832413"/>
+            <w:sz w:val="24"/>
+            <w:szCs w:val="24"/>
+          </w:rPr>
+          <w:t xml:space="preserve">Part 13 — Save the whole layer (Layers tab)</w:t>
+        </w:r>
+        <w:r>
+          <w:rPr>
+            <w:b/>
+            <w:bCs/>
+            <w:color w:val="832413"/>
+            <w:sz w:val="24"/>
+            <w:szCs w:val="24"/>
+          </w:rPr>
+          <w:fldChar w:fldCharType="separate"/>
+        </w:r>
+        <w:r>
+          <w:rPr>
+            <w:b/>
+            <w:bCs/>
+            <w:color w:val="832413"/>
+            <w:sz w:val="24"/>
+            <w:szCs w:val="24"/>
+          </w:rPr>
+          <w:t xml:space="preserve">Part 13 — Save the whole layer (Layers tab)</w:t>
+        </w:r>
+        <w:r>
+          <w:rPr>
+            <w:b/>
+            <w:bCs/>
+            <w:color w:val="832413"/>
+            <w:sz w:val="24"/>
+            <w:szCs w:val="24"/>
+          </w:rPr>
+          <w:t>32</w:t>
+        </w:r>
+        <w:r>
+          <w:rPr>
+            <w:b/>
+            <w:bCs/>
+            <w:color w:val="832413"/>
+            <w:sz w:val="24"/>
+            <w:szCs w:val="24"/>
+          </w:rPr>
+          <w:t xml:space="preserve">Part 13 — Save the whole layer (Layers tab)</w:t>
+        </w:r>
+        <w:r>
+          <w:rPr>
+            <w:b/>
+            <w:bCs/>
+            <w:color w:val="832413"/>
+            <w:sz w:val="24"/>
+            <w:szCs w:val="24"/>
+          </w:rPr>
+          <w:fldChar w:fldCharType="end"/>
         </w:r>
       </w:hyperlink>
     </w:p>
@@ -1574,7 +6074,107 @@
             <w:sz w:val="22"/>
             <w:szCs w:val="22"/>
           </w:rPr>
-          <w:t xml:space="preserve">	32</w:t>
+          <w:tab/>
+        </w:r>
+        <w:r>
+          <w:rPr>
+            <w:b w:val="false"/>
+            <w:bCs w:val="false"/>
+            <w:color w:val="24342B"/>
+            <w:sz w:val="22"/>
+            <w:szCs w:val="22"/>
+          </w:rPr>
+          <w:t xml:space="preserve">13.1 Extra files that may come along</w:t>
+        </w:r>
+        <w:r>
+          <w:rPr>
+            <w:b w:val="false"/>
+            <w:bCs w:val="false"/>
+            <w:color w:val="24342B"/>
+            <w:sz w:val="22"/>
+            <w:szCs w:val="22"/>
+          </w:rPr>
+          <w:fldChar w:fldCharType="begin"/>
+        </w:r>
+        <w:r>
+          <w:rPr>
+            <w:b w:val="false"/>
+            <w:bCs w:val="false"/>
+            <w:color w:val="24342B"/>
+            <w:sz w:val="22"/>
+            <w:szCs w:val="22"/>
+          </w:rPr>
+          <w:t xml:space="preserve">13.1 Extra files that may come along</w:t>
+        </w:r>
+        <w:r>
+          <w:rPr>
+            <w:b w:val="false"/>
+            <w:bCs w:val="false"/>
+            <w:color w:val="24342B"/>
+            <w:sz w:val="22"/>
+            <w:szCs w:val="22"/>
+          </w:rPr>
+          <w:instrText xml:space="preserve"> PAGEREF s46_13_1_Extra_files_that_ma \h </w:instrText>
+        </w:r>
+        <w:r>
+          <w:rPr>
+            <w:b w:val="false"/>
+            <w:bCs w:val="false"/>
+            <w:color w:val="24342B"/>
+            <w:sz w:val="22"/>
+            <w:szCs w:val="22"/>
+          </w:rPr>
+          <w:t xml:space="preserve">13.1 Extra files that may come along</w:t>
+        </w:r>
+        <w:r>
+          <w:rPr>
+            <w:b w:val="false"/>
+            <w:bCs w:val="false"/>
+            <w:color w:val="24342B"/>
+            <w:sz w:val="22"/>
+            <w:szCs w:val="22"/>
+          </w:rPr>
+          <w:fldChar w:fldCharType="separate"/>
+        </w:r>
+        <w:r>
+          <w:rPr>
+            <w:b w:val="false"/>
+            <w:bCs w:val="false"/>
+            <w:color w:val="24342B"/>
+            <w:sz w:val="22"/>
+            <w:szCs w:val="22"/>
+          </w:rPr>
+          <w:t xml:space="preserve">13.1 Extra files that may come along</w:t>
+        </w:r>
+        <w:r>
+          <w:rPr>
+            <w:b w:val="false"/>
+            <w:bCs w:val="false"/>
+            <w:color w:val="24342B"/>
+            <w:sz w:val="22"/>
+            <w:szCs w:val="22"/>
+          </w:rPr>
+          <w:t>32</w:t>
+        </w:r>
+        <w:r>
+          <w:rPr>
+            <w:b w:val="false"/>
+            <w:bCs w:val="false"/>
+            <w:color w:val="24342B"/>
+            <w:sz w:val="22"/>
+            <w:szCs w:val="22"/>
+          </w:rPr>
+          <w:t xml:space="preserve">13.1 Extra files that may come along</w:t>
+        </w:r>
+        <w:r>
+          <w:rPr>
+            <w:b w:val="false"/>
+            <w:bCs w:val="false"/>
+            <w:color w:val="24342B"/>
+            <w:sz w:val="22"/>
+            <w:szCs w:val="22"/>
+          </w:rPr>
+          <w:fldChar w:fldCharType="end"/>
         </w:r>
       </w:hyperlink>
     </w:p>
@@ -1605,7 +6205,107 @@
             <w:sz w:val="22"/>
             <w:szCs w:val="22"/>
           </w:rPr>
-          <w:t xml:space="preserve">	33</w:t>
+          <w:tab/>
+        </w:r>
+        <w:r>
+          <w:rPr>
+            <w:b w:val="false"/>
+            <w:bCs w:val="false"/>
+            <w:color w:val="24342B"/>
+            <w:sz w:val="22"/>
+            <w:szCs w:val="22"/>
+          </w:rPr>
+          <w:t xml:space="preserve">13.2 Choose where to save</w:t>
+        </w:r>
+        <w:r>
+          <w:rPr>
+            <w:b w:val="false"/>
+            <w:bCs w:val="false"/>
+            <w:color w:val="24342B"/>
+            <w:sz w:val="22"/>
+            <w:szCs w:val="22"/>
+          </w:rPr>
+          <w:fldChar w:fldCharType="begin"/>
+        </w:r>
+        <w:r>
+          <w:rPr>
+            <w:b w:val="false"/>
+            <w:bCs w:val="false"/>
+            <w:color w:val="24342B"/>
+            <w:sz w:val="22"/>
+            <w:szCs w:val="22"/>
+          </w:rPr>
+          <w:t xml:space="preserve">13.2 Choose where to save</w:t>
+        </w:r>
+        <w:r>
+          <w:rPr>
+            <w:b w:val="false"/>
+            <w:bCs w:val="false"/>
+            <w:color w:val="24342B"/>
+            <w:sz w:val="22"/>
+            <w:szCs w:val="22"/>
+          </w:rPr>
+          <w:instrText xml:space="preserve"> PAGEREF s47_13_2_Choose_where_to_sav \h </w:instrText>
+        </w:r>
+        <w:r>
+          <w:rPr>
+            <w:b w:val="false"/>
+            <w:bCs w:val="false"/>
+            <w:color w:val="24342B"/>
+            <w:sz w:val="22"/>
+            <w:szCs w:val="22"/>
+          </w:rPr>
+          <w:t xml:space="preserve">13.2 Choose where to save</w:t>
+        </w:r>
+        <w:r>
+          <w:rPr>
+            <w:b w:val="false"/>
+            <w:bCs w:val="false"/>
+            <w:color w:val="24342B"/>
+            <w:sz w:val="22"/>
+            <w:szCs w:val="22"/>
+          </w:rPr>
+          <w:fldChar w:fldCharType="separate"/>
+        </w:r>
+        <w:r>
+          <w:rPr>
+            <w:b w:val="false"/>
+            <w:bCs w:val="false"/>
+            <w:color w:val="24342B"/>
+            <w:sz w:val="22"/>
+            <w:szCs w:val="22"/>
+          </w:rPr>
+          <w:t xml:space="preserve">13.2 Choose where to save</w:t>
+        </w:r>
+        <w:r>
+          <w:rPr>
+            <w:b w:val="false"/>
+            <w:bCs w:val="false"/>
+            <w:color w:val="24342B"/>
+            <w:sz w:val="22"/>
+            <w:szCs w:val="22"/>
+          </w:rPr>
+          <w:t>33</w:t>
+        </w:r>
+        <w:r>
+          <w:rPr>
+            <w:b w:val="false"/>
+            <w:bCs w:val="false"/>
+            <w:color w:val="24342B"/>
+            <w:sz w:val="22"/>
+            <w:szCs w:val="22"/>
+          </w:rPr>
+          <w:t xml:space="preserve">13.2 Choose where to save</w:t>
+        </w:r>
+        <w:r>
+          <w:rPr>
+            <w:b w:val="false"/>
+            <w:bCs w:val="false"/>
+            <w:color w:val="24342B"/>
+            <w:sz w:val="22"/>
+            <w:szCs w:val="22"/>
+          </w:rPr>
+          <w:fldChar w:fldCharType="end"/>
         </w:r>
       </w:hyperlink>
     </w:p>
@@ -1636,7 +6336,107 @@
             <w:sz w:val="24"/>
             <w:szCs w:val="24"/>
           </w:rPr>
-          <w:t xml:space="preserve">	34</w:t>
+          <w:tab/>
+        </w:r>
+        <w:r>
+          <w:rPr>
+            <w:b/>
+            <w:bCs/>
+            <w:color w:val="832413"/>
+            <w:sz w:val="24"/>
+            <w:szCs w:val="24"/>
+          </w:rPr>
+          <w:t xml:space="preserve">Part 14 — Look at an alert closely (Details tab)</w:t>
+        </w:r>
+        <w:r>
+          <w:rPr>
+            <w:b/>
+            <w:bCs/>
+            <w:color w:val="832413"/>
+            <w:sz w:val="24"/>
+            <w:szCs w:val="24"/>
+          </w:rPr>
+          <w:fldChar w:fldCharType="begin"/>
+        </w:r>
+        <w:r>
+          <w:rPr>
+            <w:b/>
+            <w:bCs/>
+            <w:color w:val="832413"/>
+            <w:sz w:val="24"/>
+            <w:szCs w:val="24"/>
+          </w:rPr>
+          <w:t xml:space="preserve">Part 14 — Look at an alert closely (Details tab)</w:t>
+        </w:r>
+        <w:r>
+          <w:rPr>
+            <w:b/>
+            <w:bCs/>
+            <w:color w:val="832413"/>
+            <w:sz w:val="24"/>
+            <w:szCs w:val="24"/>
+          </w:rPr>
+          <w:instrText xml:space="preserve"> PAGEREF s48_Part_14_Look_at_an_alert \h </w:instrText>
+        </w:r>
+        <w:r>
+          <w:rPr>
+            <w:b/>
+            <w:bCs/>
+            <w:color w:val="832413"/>
+            <w:sz w:val="24"/>
+            <w:szCs w:val="24"/>
+          </w:rPr>
+          <w:t xml:space="preserve">Part 14 — Look at an alert closely (Details tab)</w:t>
+        </w:r>
+        <w:r>
+          <w:rPr>
+            <w:b/>
+            <w:bCs/>
+            <w:color w:val="832413"/>
+            <w:sz w:val="24"/>
+            <w:szCs w:val="24"/>
+          </w:rPr>
+          <w:fldChar w:fldCharType="separate"/>
+        </w:r>
+        <w:r>
+          <w:rPr>
+            <w:b/>
+            <w:bCs/>
+            <w:color w:val="832413"/>
+            <w:sz w:val="24"/>
+            <w:szCs w:val="24"/>
+          </w:rPr>
+          <w:t xml:space="preserve">Part 14 — Look at an alert closely (Details tab)</w:t>
+        </w:r>
+        <w:r>
+          <w:rPr>
+            <w:b/>
+            <w:bCs/>
+            <w:color w:val="832413"/>
+            <w:sz w:val="24"/>
+            <w:szCs w:val="24"/>
+          </w:rPr>
+          <w:t>34</w:t>
+        </w:r>
+        <w:r>
+          <w:rPr>
+            <w:b/>
+            <w:bCs/>
+            <w:color w:val="832413"/>
+            <w:sz w:val="24"/>
+            <w:szCs w:val="24"/>
+          </w:rPr>
+          <w:t xml:space="preserve">Part 14 — Look at an alert closely (Details tab)</w:t>
+        </w:r>
+        <w:r>
+          <w:rPr>
+            <w:b/>
+            <w:bCs/>
+            <w:color w:val="832413"/>
+            <w:sz w:val="24"/>
+            <w:szCs w:val="24"/>
+          </w:rPr>
+          <w:fldChar w:fldCharType="end"/>
         </w:r>
       </w:hyperlink>
     </w:p>
@@ -1667,7 +6467,107 @@
             <w:sz w:val="22"/>
             <w:szCs w:val="22"/>
           </w:rPr>
-          <w:t xml:space="preserve">	35</w:t>
+          <w:tab/>
+        </w:r>
+        <w:r>
+          <w:rPr>
+            <w:b w:val="false"/>
+            <w:bCs w:val="false"/>
+            <w:color w:val="24342B"/>
+            <w:sz w:val="22"/>
+            <w:szCs w:val="22"/>
+          </w:rPr>
+          <w:t xml:space="preserve">14.1 Selected alert: images and report</w:t>
+        </w:r>
+        <w:r>
+          <w:rPr>
+            <w:b w:val="false"/>
+            <w:bCs w:val="false"/>
+            <w:color w:val="24342B"/>
+            <w:sz w:val="22"/>
+            <w:szCs w:val="22"/>
+          </w:rPr>
+          <w:fldChar w:fldCharType="begin"/>
+        </w:r>
+        <w:r>
+          <w:rPr>
+            <w:b w:val="false"/>
+            <w:bCs w:val="false"/>
+            <w:color w:val="24342B"/>
+            <w:sz w:val="22"/>
+            <w:szCs w:val="22"/>
+          </w:rPr>
+          <w:t xml:space="preserve">14.1 Selected alert: images and report</w:t>
+        </w:r>
+        <w:r>
+          <w:rPr>
+            <w:b w:val="false"/>
+            <w:bCs w:val="false"/>
+            <w:color w:val="24342B"/>
+            <w:sz w:val="22"/>
+            <w:szCs w:val="22"/>
+          </w:rPr>
+          <w:instrText xml:space="preserve"> PAGEREF s49_14_1_Selected_alert_imag \h </w:instrText>
+        </w:r>
+        <w:r>
+          <w:rPr>
+            <w:b w:val="false"/>
+            <w:bCs w:val="false"/>
+            <w:color w:val="24342B"/>
+            <w:sz w:val="22"/>
+            <w:szCs w:val="22"/>
+          </w:rPr>
+          <w:t xml:space="preserve">14.1 Selected alert: images and report</w:t>
+        </w:r>
+        <w:r>
+          <w:rPr>
+            <w:b w:val="false"/>
+            <w:bCs w:val="false"/>
+            <w:color w:val="24342B"/>
+            <w:sz w:val="22"/>
+            <w:szCs w:val="22"/>
+          </w:rPr>
+          <w:fldChar w:fldCharType="separate"/>
+        </w:r>
+        <w:r>
+          <w:rPr>
+            <w:b w:val="false"/>
+            <w:bCs w:val="false"/>
+            <w:color w:val="24342B"/>
+            <w:sz w:val="22"/>
+            <w:szCs w:val="22"/>
+          </w:rPr>
+          <w:t xml:space="preserve">14.1 Selected alert: images and report</w:t>
+        </w:r>
+        <w:r>
+          <w:rPr>
+            <w:b w:val="false"/>
+            <w:bCs w:val="false"/>
+            <w:color w:val="24342B"/>
+            <w:sz w:val="22"/>
+            <w:szCs w:val="22"/>
+          </w:rPr>
+          <w:t>35</w:t>
+        </w:r>
+        <w:r>
+          <w:rPr>
+            <w:b w:val="false"/>
+            <w:bCs w:val="false"/>
+            <w:color w:val="24342B"/>
+            <w:sz w:val="22"/>
+            <w:szCs w:val="22"/>
+          </w:rPr>
+          <w:t xml:space="preserve">14.1 Selected alert: images and report</w:t>
+        </w:r>
+        <w:r>
+          <w:rPr>
+            <w:b w:val="false"/>
+            <w:bCs w:val="false"/>
+            <w:color w:val="24342B"/>
+            <w:sz w:val="22"/>
+            <w:szCs w:val="22"/>
+          </w:rPr>
+          <w:fldChar w:fldCharType="end"/>
         </w:r>
       </w:hyperlink>
     </w:p>
@@ -1698,7 +6598,107 @@
             <w:sz w:val="24"/>
             <w:szCs w:val="24"/>
           </w:rPr>
-          <w:t xml:space="preserve">	36</w:t>
+          <w:tab/>
+        </w:r>
+        <w:r>
+          <w:rPr>
+            <w:b/>
+            <w:bCs/>
+            <w:color w:val="832413"/>
+            <w:sz w:val="24"/>
+            <w:szCs w:val="24"/>
+          </w:rPr>
+          <w:t xml:space="preserve">Part 15 — Which button do I use to save?</w:t>
+        </w:r>
+        <w:r>
+          <w:rPr>
+            <w:b/>
+            <w:bCs/>
+            <w:color w:val="832413"/>
+            <w:sz w:val="24"/>
+            <w:szCs w:val="24"/>
+          </w:rPr>
+          <w:fldChar w:fldCharType="begin"/>
+        </w:r>
+        <w:r>
+          <w:rPr>
+            <w:b/>
+            <w:bCs/>
+            <w:color w:val="832413"/>
+            <w:sz w:val="24"/>
+            <w:szCs w:val="24"/>
+          </w:rPr>
+          <w:t xml:space="preserve">Part 15 — Which button do I use to save?</w:t>
+        </w:r>
+        <w:r>
+          <w:rPr>
+            <w:b/>
+            <w:bCs/>
+            <w:color w:val="832413"/>
+            <w:sz w:val="24"/>
+            <w:szCs w:val="24"/>
+          </w:rPr>
+          <w:instrText xml:space="preserve"> PAGEREF s50_Part_15_Which_button_do \h </w:instrText>
+        </w:r>
+        <w:r>
+          <w:rPr>
+            <w:b/>
+            <w:bCs/>
+            <w:color w:val="832413"/>
+            <w:sz w:val="24"/>
+            <w:szCs w:val="24"/>
+          </w:rPr>
+          <w:t xml:space="preserve">Part 15 — Which button do I use to save?</w:t>
+        </w:r>
+        <w:r>
+          <w:rPr>
+            <w:b/>
+            <w:bCs/>
+            <w:color w:val="832413"/>
+            <w:sz w:val="24"/>
+            <w:szCs w:val="24"/>
+          </w:rPr>
+          <w:fldChar w:fldCharType="separate"/>
+        </w:r>
+        <w:r>
+          <w:rPr>
+            <w:b/>
+            <w:bCs/>
+            <w:color w:val="832413"/>
+            <w:sz w:val="24"/>
+            <w:szCs w:val="24"/>
+          </w:rPr>
+          <w:t xml:space="preserve">Part 15 — Which button do I use to save?</w:t>
+        </w:r>
+        <w:r>
+          <w:rPr>
+            <w:b/>
+            <w:bCs/>
+            <w:color w:val="832413"/>
+            <w:sz w:val="24"/>
+            <w:szCs w:val="24"/>
+          </w:rPr>
+          <w:t>36</w:t>
+        </w:r>
+        <w:r>
+          <w:rPr>
+            <w:b/>
+            <w:bCs/>
+            <w:color w:val="832413"/>
+            <w:sz w:val="24"/>
+            <w:szCs w:val="24"/>
+          </w:rPr>
+          <w:t xml:space="preserve">Part 15 — Which button do I use to save?</w:t>
+        </w:r>
+        <w:r>
+          <w:rPr>
+            <w:b/>
+            <w:bCs/>
+            <w:color w:val="832413"/>
+            <w:sz w:val="24"/>
+            <w:szCs w:val="24"/>
+          </w:rPr>
+          <w:fldChar w:fldCharType="end"/>
         </w:r>
       </w:hyperlink>
     </w:p>
@@ -1729,7 +6729,107 @@
             <w:sz w:val="24"/>
             <w:szCs w:val="24"/>
           </w:rPr>
-          <w:t xml:space="preserve">	37</w:t>
+          <w:tab/>
+        </w:r>
+        <w:r>
+          <w:rPr>
+            <w:b/>
+            <w:bCs/>
+            <w:color w:val="832413"/>
+            <w:sz w:val="24"/>
+            <w:szCs w:val="24"/>
+          </w:rPr>
+          <w:t xml:space="preserve">Part 16 — Something went wrong?</w:t>
+        </w:r>
+        <w:r>
+          <w:rPr>
+            <w:b/>
+            <w:bCs/>
+            <w:color w:val="832413"/>
+            <w:sz w:val="24"/>
+            <w:szCs w:val="24"/>
+          </w:rPr>
+          <w:fldChar w:fldCharType="begin"/>
+        </w:r>
+        <w:r>
+          <w:rPr>
+            <w:b/>
+            <w:bCs/>
+            <w:color w:val="832413"/>
+            <w:sz w:val="24"/>
+            <w:szCs w:val="24"/>
+          </w:rPr>
+          <w:t xml:space="preserve">Part 16 — Something went wrong?</w:t>
+        </w:r>
+        <w:r>
+          <w:rPr>
+            <w:b/>
+            <w:bCs/>
+            <w:color w:val="832413"/>
+            <w:sz w:val="24"/>
+            <w:szCs w:val="24"/>
+          </w:rPr>
+          <w:instrText xml:space="preserve"> PAGEREF s51_Part_16_Something_went_w \h </w:instrText>
+        </w:r>
+        <w:r>
+          <w:rPr>
+            <w:b/>
+            <w:bCs/>
+            <w:color w:val="832413"/>
+            <w:sz w:val="24"/>
+            <w:szCs w:val="24"/>
+          </w:rPr>
+          <w:t xml:space="preserve">Part 16 — Something went wrong?</w:t>
+        </w:r>
+        <w:r>
+          <w:rPr>
+            <w:b/>
+            <w:bCs/>
+            <w:color w:val="832413"/>
+            <w:sz w:val="24"/>
+            <w:szCs w:val="24"/>
+          </w:rPr>
+          <w:fldChar w:fldCharType="separate"/>
+        </w:r>
+        <w:r>
+          <w:rPr>
+            <w:b/>
+            <w:bCs/>
+            <w:color w:val="832413"/>
+            <w:sz w:val="24"/>
+            <w:szCs w:val="24"/>
+          </w:rPr>
+          <w:t xml:space="preserve">Part 16 — Something went wrong?</w:t>
+        </w:r>
+        <w:r>
+          <w:rPr>
+            <w:b/>
+            <w:bCs/>
+            <w:color w:val="832413"/>
+            <w:sz w:val="24"/>
+            <w:szCs w:val="24"/>
+          </w:rPr>
+          <w:t>37</w:t>
+        </w:r>
+        <w:r>
+          <w:rPr>
+            <w:b/>
+            <w:bCs/>
+            <w:color w:val="832413"/>
+            <w:sz w:val="24"/>
+            <w:szCs w:val="24"/>
+          </w:rPr>
+          <w:t xml:space="preserve">Part 16 — Something went wrong?</w:t>
+        </w:r>
+        <w:r>
+          <w:rPr>
+            <w:b/>
+            <w:bCs/>
+            <w:color w:val="832413"/>
+            <w:sz w:val="24"/>
+            <w:szCs w:val="24"/>
+          </w:rPr>
+          <w:fldChar w:fldCharType="end"/>
         </w:r>
       </w:hyperlink>
     </w:p>
@@ -1760,7 +6860,107 @@
             <w:sz w:val="22"/>
             <w:szCs w:val="22"/>
           </w:rPr>
-          <w:t xml:space="preserve">	37</w:t>
+          <w:tab/>
+        </w:r>
+        <w:r>
+          <w:rPr>
+            <w:b w:val="false"/>
+            <w:bCs w:val="false"/>
+            <w:color w:val="24342B"/>
+            <w:sz w:val="22"/>
+            <w:szCs w:val="22"/>
+          </w:rPr>
+          <w:t xml:space="preserve">Need help?</w:t>
+        </w:r>
+        <w:r>
+          <w:rPr>
+            <w:b w:val="false"/>
+            <w:bCs w:val="false"/>
+            <w:color w:val="24342B"/>
+            <w:sz w:val="22"/>
+            <w:szCs w:val="22"/>
+          </w:rPr>
+          <w:fldChar w:fldCharType="begin"/>
+        </w:r>
+        <w:r>
+          <w:rPr>
+            <w:b w:val="false"/>
+            <w:bCs w:val="false"/>
+            <w:color w:val="24342B"/>
+            <w:sz w:val="22"/>
+            <w:szCs w:val="22"/>
+          </w:rPr>
+          <w:t xml:space="preserve">Need help?</w:t>
+        </w:r>
+        <w:r>
+          <w:rPr>
+            <w:b w:val="false"/>
+            <w:bCs w:val="false"/>
+            <w:color w:val="24342B"/>
+            <w:sz w:val="22"/>
+            <w:szCs w:val="22"/>
+          </w:rPr>
+          <w:instrText xml:space="preserve"> PAGEREF s52_Need_help \h </w:instrText>
+        </w:r>
+        <w:r>
+          <w:rPr>
+            <w:b w:val="false"/>
+            <w:bCs w:val="false"/>
+            <w:color w:val="24342B"/>
+            <w:sz w:val="22"/>
+            <w:szCs w:val="22"/>
+          </w:rPr>
+          <w:t xml:space="preserve">Need help?</w:t>
+        </w:r>
+        <w:r>
+          <w:rPr>
+            <w:b w:val="false"/>
+            <w:bCs w:val="false"/>
+            <w:color w:val="24342B"/>
+            <w:sz w:val="22"/>
+            <w:szCs w:val="22"/>
+          </w:rPr>
+          <w:fldChar w:fldCharType="separate"/>
+        </w:r>
+        <w:r>
+          <w:rPr>
+            <w:b w:val="false"/>
+            <w:bCs w:val="false"/>
+            <w:color w:val="24342B"/>
+            <w:sz w:val="22"/>
+            <w:szCs w:val="22"/>
+          </w:rPr>
+          <w:t xml:space="preserve">Need help?</w:t>
+        </w:r>
+        <w:r>
+          <w:rPr>
+            <w:b w:val="false"/>
+            <w:bCs w:val="false"/>
+            <w:color w:val="24342B"/>
+            <w:sz w:val="22"/>
+            <w:szCs w:val="22"/>
+          </w:rPr>
+          <w:t>37</w:t>
+        </w:r>
+        <w:r>
+          <w:rPr>
+            <w:b w:val="false"/>
+            <w:bCs w:val="false"/>
+            <w:color w:val="24342B"/>
+            <w:sz w:val="22"/>
+            <w:szCs w:val="22"/>
+          </w:rPr>
+          <w:t xml:space="preserve">Need help?</w:t>
+        </w:r>
+        <w:r>
+          <w:rPr>
+            <w:b w:val="false"/>
+            <w:bCs w:val="false"/>
+            <w:color w:val="24342B"/>
+            <w:sz w:val="22"/>
+            <w:szCs w:val="22"/>
+          </w:rPr>
+          <w:fldChar w:fldCharType="end"/>
         </w:r>
       </w:hyperlink>
     </w:p>
@@ -3051,7 +8251,6 @@
     <w:p>
       <w:pPr>
         <w:pStyle w:val="Heading1"/>
-        <w:pageBreakBefore/>
         <w:spacing w:after="220" w:before="0"/>
       </w:pPr>
       <w:bookmarkStart w:name="s5_Part_1_Install_the_plugi" w:id="5"/>
@@ -3773,7 +8972,6 @@
     <w:p>
       <w:pPr>
         <w:pStyle w:val="Heading1"/>
-        <w:pageBreakBefore/>
         <w:spacing w:after="220" w:before="0"/>
       </w:pPr>
       <w:bookmarkStart w:name="s9_Part_2_Open_the_plugin_a" w:id="9"/>
@@ -4659,7 +9857,6 @@
     <w:p>
       <w:pPr>
         <w:pStyle w:val="Heading1"/>
-        <w:pageBreakBefore/>
         <w:spacing w:after="220" w:before="0"/>
       </w:pPr>
       <w:bookmarkStart w:name="s14_Part_3_Getting_to_know_t" w:id="14"/>
@@ -5578,7 +10775,6 @@
     <w:p>
       <w:pPr>
         <w:pStyle w:val="Heading1"/>
-        <w:pageBreakBefore/>
         <w:spacing w:after="220" w:before="0"/>
       </w:pPr>
       <w:bookmarkStart w:name="s15_Part_4_Read_and_accept_t" w:id="15"/>
@@ -5797,7 +10993,6 @@
     <w:p>
       <w:pPr>
         <w:pStyle w:val="Heading1"/>
-        <w:pageBreakBefore/>
         <w:spacing w:after="220" w:before="0"/>
       </w:pPr>
       <w:bookmarkStart w:name="s16_Part_5_Choose_the_countr" w:id="16"/>
@@ -6662,7 +11857,6 @@
     <w:p>
       <w:pPr>
         <w:pStyle w:val="Heading1"/>
-        <w:pageBreakBefore/>
         <w:spacing w:after="220" w:before="0"/>
       </w:pPr>
       <w:bookmarkStart w:name="s19_Part_6_Sign_in_with_your" w:id="19"/>
@@ -7135,7 +12329,6 @@
     <w:p>
       <w:pPr>
         <w:pStyle w:val="Heading1"/>
-        <w:pageBreakBefore/>
         <w:spacing w:after="220" w:before="0"/>
       </w:pPr>
       <w:bookmarkStart w:name="s20_Part_7_Say_WHERE_to_sear" w:id="20"/>
@@ -7282,6 +12475,38 @@
         <w:t xml:space="preserve">The five area-of-interest options</w:t>
       </w:r>
     </w:p>
+    <w:p>
+      <w:pPr>
+        <w:keepNext/>
+        <w:spacing w:after="140" w:line="300"/>
+      </w:pPr>
+      <w:r>
+        <w:rPr>
+          <w:color w:val="24342B"/>
+          <w:sz w:val="24"/>
+          <w:szCs w:val="24"/>
+        </w:rPr>
+        <w:t xml:space="preserve">In the last column, </w:t>
+      </w:r>
+      <w:r>
+        <w:rPr>
+          <w:b/>
+          <w:bCs/>
+          <w:color w:val="24342B"/>
+          <w:sz w:val="24"/>
+          <w:szCs w:val="24"/>
+        </w:rPr>
+        <w:t xml:space="preserve">period</w:t>
+      </w:r>
+      <w:r>
+        <w:rPr>
+          <w:color w:val="24342B"/>
+          <w:sz w:val="24"/>
+          <w:szCs w:val="24"/>
+        </w:rPr>
+        <w:t xml:space="preserve"> means the date range of the search (start date and end date). It is explained in Part 8.</w:t>
+      </w:r>
+    </w:p>
     <w:tbl>
       <w:tblPr>
         <w:tblW w:type="dxa" w:w="9026"/>
@@ -8884,7 +14109,6 @@
     <w:p>
       <w:pPr>
         <w:pStyle w:val="Heading1"/>
-        <w:pageBreakBefore/>
         <w:spacing w:after="220" w:before="0"/>
       </w:pPr>
       <w:bookmarkStart w:name="s26_Part_8_Say_WHEN_to_searc" w:id="26"/>
@@ -9696,7 +14920,6 @@
     <w:p>
       <w:pPr>
         <w:pStyle w:val="Heading1"/>
-        <w:pageBreakBefore/>
         <w:spacing w:after="220" w:before="0"/>
       </w:pPr>
       <w:bookmarkStart w:name="s30_Part_9_Filters_and_cross" w:id="30"/>
@@ -11067,7 +16290,6 @@
     <w:p>
       <w:pPr>
         <w:pStyle w:val="Heading1"/>
-        <w:pageBreakBefore/>
         <w:spacing w:after="220" w:before="0"/>
       </w:pPr>
       <w:bookmarkStart w:name="s33_Part_10_Search_for_alert" w:id="33"/>
@@ -11852,7 +17074,6 @@
     <w:p>
       <w:pPr>
         <w:pStyle w:val="Heading1"/>
-        <w:pageBreakBefore/>
         <w:spacing w:after="220" w:before="0"/>
       </w:pPr>
       <w:bookmarkStart w:name="s36_Part_11_Understand_the_s" w:id="36"/>
@@ -16275,7 +21496,6 @@
     <w:p>
       <w:pPr>
         <w:pStyle w:val="Heading1"/>
-        <w:pageBreakBefore/>
         <w:spacing w:after="220" w:before="0"/>
       </w:pPr>
       <w:bookmarkStart w:name="s41_Part_12_View_and_save_th" w:id="41"/>
@@ -17219,7 +22439,6 @@
     <w:p>
       <w:pPr>
         <w:pStyle w:val="Heading1"/>
-        <w:pageBreakBefore/>
         <w:spacing w:after="220" w:before="0"/>
       </w:pPr>
       <w:bookmarkStart w:name="s45_Part_13_Save_the_whole_l" w:id="45"/>
@@ -18374,7 +23593,6 @@
     <w:p>
       <w:pPr>
         <w:pStyle w:val="Heading1"/>
-        <w:pageBreakBefore/>
         <w:spacing w:after="220" w:before="0"/>
       </w:pPr>
       <w:bookmarkStart w:name="s48_Part_14_Look_at_an_alert" w:id="48"/>
@@ -19105,7 +24323,6 @@
     <w:p>
       <w:pPr>
         <w:pStyle w:val="Heading1"/>
-        <w:pageBreakBefore/>
         <w:spacing w:after="220" w:before="0"/>
       </w:pPr>
       <w:bookmarkStart w:name="s50_Part_15_Which_button_do" w:id="50"/>
@@ -19854,7 +25071,6 @@
     <w:p>
       <w:pPr>
         <w:pStyle w:val="Heading1"/>
-        <w:pageBreakBefore/>
         <w:spacing w:after="220" w:before="0"/>
       </w:pPr>
       <w:bookmarkStart w:name="s51_Part_16_Something_went_w" w:id="51"/>

--- a/docs/user-guides/UserGuide_Indonesia_en.docx
+++ b/docs/user-guides/UserGuide_Indonesia_en.docx
@@ -179,107 +179,7 @@
             <w:sz w:val="24"/>
             <w:szCs w:val="24"/>
           </w:rPr>
-          <w:tab/>
-        </w:r>
-        <w:r>
-          <w:rPr>
-            <w:b/>
-            <w:bCs/>
-            <w:color w:val="832413"/>
-            <w:sz w:val="24"/>
-            <w:szCs w:val="24"/>
-          </w:rPr>
-          <w:t xml:space="preserve">Before you start</w:t>
-        </w:r>
-        <w:r>
-          <w:rPr>
-            <w:b/>
-            <w:bCs/>
-            <w:color w:val="832413"/>
-            <w:sz w:val="24"/>
-            <w:szCs w:val="24"/>
-          </w:rPr>
-          <w:fldChar w:fldCharType="begin"/>
-        </w:r>
-        <w:r>
-          <w:rPr>
-            <w:b/>
-            <w:bCs/>
-            <w:color w:val="832413"/>
-            <w:sz w:val="24"/>
-            <w:szCs w:val="24"/>
-          </w:rPr>
-          <w:t xml:space="preserve">Before you start</w:t>
-        </w:r>
-        <w:r>
-          <w:rPr>
-            <w:b/>
-            <w:bCs/>
-            <w:color w:val="832413"/>
-            <w:sz w:val="24"/>
-            <w:szCs w:val="24"/>
-          </w:rPr>
-          <w:instrText xml:space="preserve"> PAGEREF s1_Before_you_start \h </w:instrText>
-        </w:r>
-        <w:r>
-          <w:rPr>
-            <w:b/>
-            <w:bCs/>
-            <w:color w:val="832413"/>
-            <w:sz w:val="24"/>
-            <w:szCs w:val="24"/>
-          </w:rPr>
-          <w:t xml:space="preserve">Before you start</w:t>
-        </w:r>
-        <w:r>
-          <w:rPr>
-            <w:b/>
-            <w:bCs/>
-            <w:color w:val="832413"/>
-            <w:sz w:val="24"/>
-            <w:szCs w:val="24"/>
-          </w:rPr>
-          <w:fldChar w:fldCharType="separate"/>
-        </w:r>
-        <w:r>
-          <w:rPr>
-            <w:b/>
-            <w:bCs/>
-            <w:color w:val="832413"/>
-            <w:sz w:val="24"/>
-            <w:szCs w:val="24"/>
-          </w:rPr>
-          <w:t xml:space="preserve">Before you start</w:t>
-        </w:r>
-        <w:r>
-          <w:rPr>
-            <w:b/>
-            <w:bCs/>
-            <w:color w:val="832413"/>
-            <w:sz w:val="24"/>
-            <w:szCs w:val="24"/>
-          </w:rPr>
-          <w:t>4</w:t>
-        </w:r>
-        <w:r>
-          <w:rPr>
-            <w:b/>
-            <w:bCs/>
-            <w:color w:val="832413"/>
-            <w:sz w:val="24"/>
-            <w:szCs w:val="24"/>
-          </w:rPr>
-          <w:t xml:space="preserve">Before you start</w:t>
-        </w:r>
-        <w:r>
-          <w:rPr>
-            <w:b/>
-            <w:bCs/>
-            <w:color w:val="832413"/>
-            <w:sz w:val="24"/>
-            <w:szCs w:val="24"/>
-          </w:rPr>
-          <w:fldChar w:fldCharType="end"/>
+          <w:t xml:space="preserve">	4</w:t>
         </w:r>
       </w:hyperlink>
     </w:p>
@@ -310,107 +210,7 @@
             <w:sz w:val="22"/>
             <w:szCs w:val="22"/>
           </w:rPr>
-          <w:tab/>
-        </w:r>
-        <w:r>
-          <w:rPr>
-            <w:b w:val="false"/>
-            <w:bCs w:val="false"/>
-            <w:color w:val="24342B"/>
-            <w:sz w:val="22"/>
-            <w:szCs w:val="22"/>
-          </w:rPr>
-          <w:t xml:space="preserve">What you need</w:t>
-        </w:r>
-        <w:r>
-          <w:rPr>
-            <w:b w:val="false"/>
-            <w:bCs w:val="false"/>
-            <w:color w:val="24342B"/>
-            <w:sz w:val="22"/>
-            <w:szCs w:val="22"/>
-          </w:rPr>
-          <w:fldChar w:fldCharType="begin"/>
-        </w:r>
-        <w:r>
-          <w:rPr>
-            <w:b w:val="false"/>
-            <w:bCs w:val="false"/>
-            <w:color w:val="24342B"/>
-            <w:sz w:val="22"/>
-            <w:szCs w:val="22"/>
-          </w:rPr>
-          <w:t xml:space="preserve">What you need</w:t>
-        </w:r>
-        <w:r>
-          <w:rPr>
-            <w:b w:val="false"/>
-            <w:bCs w:val="false"/>
-            <w:color w:val="24342B"/>
-            <w:sz w:val="22"/>
-            <w:szCs w:val="22"/>
-          </w:rPr>
-          <w:instrText xml:space="preserve"> PAGEREF s2_What_you_need \h </w:instrText>
-        </w:r>
-        <w:r>
-          <w:rPr>
-            <w:b w:val="false"/>
-            <w:bCs w:val="false"/>
-            <w:color w:val="24342B"/>
-            <w:sz w:val="22"/>
-            <w:szCs w:val="22"/>
-          </w:rPr>
-          <w:t xml:space="preserve">What you need</w:t>
-        </w:r>
-        <w:r>
-          <w:rPr>
-            <w:b w:val="false"/>
-            <w:bCs w:val="false"/>
-            <w:color w:val="24342B"/>
-            <w:sz w:val="22"/>
-            <w:szCs w:val="22"/>
-          </w:rPr>
-          <w:fldChar w:fldCharType="separate"/>
-        </w:r>
-        <w:r>
-          <w:rPr>
-            <w:b w:val="false"/>
-            <w:bCs w:val="false"/>
-            <w:color w:val="24342B"/>
-            <w:sz w:val="22"/>
-            <w:szCs w:val="22"/>
-          </w:rPr>
-          <w:t xml:space="preserve">What you need</w:t>
-        </w:r>
-        <w:r>
-          <w:rPr>
-            <w:b w:val="false"/>
-            <w:bCs w:val="false"/>
-            <w:color w:val="24342B"/>
-            <w:sz w:val="22"/>
-            <w:szCs w:val="22"/>
-          </w:rPr>
-          <w:t>4</w:t>
-        </w:r>
-        <w:r>
-          <w:rPr>
-            <w:b w:val="false"/>
-            <w:bCs w:val="false"/>
-            <w:color w:val="24342B"/>
-            <w:sz w:val="22"/>
-            <w:szCs w:val="22"/>
-          </w:rPr>
-          <w:t xml:space="preserve">What you need</w:t>
-        </w:r>
-        <w:r>
-          <w:rPr>
-            <w:b w:val="false"/>
-            <w:bCs w:val="false"/>
-            <w:color w:val="24342B"/>
-            <w:sz w:val="22"/>
-            <w:szCs w:val="22"/>
-          </w:rPr>
-          <w:fldChar w:fldCharType="end"/>
+          <w:t xml:space="preserve">	4</w:t>
         </w:r>
       </w:hyperlink>
     </w:p>
@@ -441,107 +241,7 @@
             <w:sz w:val="22"/>
             <w:szCs w:val="22"/>
           </w:rPr>
-          <w:tab/>
-        </w:r>
-        <w:r>
-          <w:rPr>
-            <w:b w:val="false"/>
-            <w:bCs w:val="false"/>
-            <w:color w:val="24342B"/>
-            <w:sz w:val="22"/>
-            <w:szCs w:val="22"/>
-          </w:rPr>
-          <w:t xml:space="preserve">How to read the pictures in this guide</w:t>
-        </w:r>
-        <w:r>
-          <w:rPr>
-            <w:b w:val="false"/>
-            <w:bCs w:val="false"/>
-            <w:color w:val="24342B"/>
-            <w:sz w:val="22"/>
-            <w:szCs w:val="22"/>
-          </w:rPr>
-          <w:fldChar w:fldCharType="begin"/>
-        </w:r>
-        <w:r>
-          <w:rPr>
-            <w:b w:val="false"/>
-            <w:bCs w:val="false"/>
-            <w:color w:val="24342B"/>
-            <w:sz w:val="22"/>
-            <w:szCs w:val="22"/>
-          </w:rPr>
-          <w:t xml:space="preserve">How to read the pictures in this guide</w:t>
-        </w:r>
-        <w:r>
-          <w:rPr>
-            <w:b w:val="false"/>
-            <w:bCs w:val="false"/>
-            <w:color w:val="24342B"/>
-            <w:sz w:val="22"/>
-            <w:szCs w:val="22"/>
-          </w:rPr>
-          <w:instrText xml:space="preserve"> PAGEREF s3_How_to_read_the_pictures \h </w:instrText>
-        </w:r>
-        <w:r>
-          <w:rPr>
-            <w:b w:val="false"/>
-            <w:bCs w:val="false"/>
-            <w:color w:val="24342B"/>
-            <w:sz w:val="22"/>
-            <w:szCs w:val="22"/>
-          </w:rPr>
-          <w:t xml:space="preserve">How to read the pictures in this guide</w:t>
-        </w:r>
-        <w:r>
-          <w:rPr>
-            <w:b w:val="false"/>
-            <w:bCs w:val="false"/>
-            <w:color w:val="24342B"/>
-            <w:sz w:val="22"/>
-            <w:szCs w:val="22"/>
-          </w:rPr>
-          <w:fldChar w:fldCharType="separate"/>
-        </w:r>
-        <w:r>
-          <w:rPr>
-            <w:b w:val="false"/>
-            <w:bCs w:val="false"/>
-            <w:color w:val="24342B"/>
-            <w:sz w:val="22"/>
-            <w:szCs w:val="22"/>
-          </w:rPr>
-          <w:t xml:space="preserve">How to read the pictures in this guide</w:t>
-        </w:r>
-        <w:r>
-          <w:rPr>
-            <w:b w:val="false"/>
-            <w:bCs w:val="false"/>
-            <w:color w:val="24342B"/>
-            <w:sz w:val="22"/>
-            <w:szCs w:val="22"/>
-          </w:rPr>
-          <w:t>4</w:t>
-        </w:r>
-        <w:r>
-          <w:rPr>
-            <w:b w:val="false"/>
-            <w:bCs w:val="false"/>
-            <w:color w:val="24342B"/>
-            <w:sz w:val="22"/>
-            <w:szCs w:val="22"/>
-          </w:rPr>
-          <w:t xml:space="preserve">How to read the pictures in this guide</w:t>
-        </w:r>
-        <w:r>
-          <w:rPr>
-            <w:b w:val="false"/>
-            <w:bCs w:val="false"/>
-            <w:color w:val="24342B"/>
-            <w:sz w:val="22"/>
-            <w:szCs w:val="22"/>
-          </w:rPr>
-          <w:fldChar w:fldCharType="end"/>
+          <w:t xml:space="preserve">	4</w:t>
         </w:r>
       </w:hyperlink>
     </w:p>
@@ -572,107 +272,7 @@
             <w:sz w:val="22"/>
             <w:szCs w:val="22"/>
           </w:rPr>
-          <w:tab/>
-        </w:r>
-        <w:r>
-          <w:rPr>
-            <w:b w:val="false"/>
-            <w:bCs w:val="false"/>
-            <w:color w:val="24342B"/>
-            <w:sz w:val="22"/>
-            <w:szCs w:val="22"/>
-          </w:rPr>
-          <w:t xml:space="preserve">Words used in this guide</w:t>
-        </w:r>
-        <w:r>
-          <w:rPr>
-            <w:b w:val="false"/>
-            <w:bCs w:val="false"/>
-            <w:color w:val="24342B"/>
-            <w:sz w:val="22"/>
-            <w:szCs w:val="22"/>
-          </w:rPr>
-          <w:fldChar w:fldCharType="begin"/>
-        </w:r>
-        <w:r>
-          <w:rPr>
-            <w:b w:val="false"/>
-            <w:bCs w:val="false"/>
-            <w:color w:val="24342B"/>
-            <w:sz w:val="22"/>
-            <w:szCs w:val="22"/>
-          </w:rPr>
-          <w:t xml:space="preserve">Words used in this guide</w:t>
-        </w:r>
-        <w:r>
-          <w:rPr>
-            <w:b w:val="false"/>
-            <w:bCs w:val="false"/>
-            <w:color w:val="24342B"/>
-            <w:sz w:val="22"/>
-            <w:szCs w:val="22"/>
-          </w:rPr>
-          <w:instrText xml:space="preserve"> PAGEREF s4_Words_used_in_this_guide \h </w:instrText>
-        </w:r>
-        <w:r>
-          <w:rPr>
-            <w:b w:val="false"/>
-            <w:bCs w:val="false"/>
-            <w:color w:val="24342B"/>
-            <w:sz w:val="22"/>
-            <w:szCs w:val="22"/>
-          </w:rPr>
-          <w:t xml:space="preserve">Words used in this guide</w:t>
-        </w:r>
-        <w:r>
-          <w:rPr>
-            <w:b w:val="false"/>
-            <w:bCs w:val="false"/>
-            <w:color w:val="24342B"/>
-            <w:sz w:val="22"/>
-            <w:szCs w:val="22"/>
-          </w:rPr>
-          <w:fldChar w:fldCharType="separate"/>
-        </w:r>
-        <w:r>
-          <w:rPr>
-            <w:b w:val="false"/>
-            <w:bCs w:val="false"/>
-            <w:color w:val="24342B"/>
-            <w:sz w:val="22"/>
-            <w:szCs w:val="22"/>
-          </w:rPr>
-          <w:t xml:space="preserve">Words used in this guide</w:t>
-        </w:r>
-        <w:r>
-          <w:rPr>
-            <w:b w:val="false"/>
-            <w:bCs w:val="false"/>
-            <w:color w:val="24342B"/>
-            <w:sz w:val="22"/>
-            <w:szCs w:val="22"/>
-          </w:rPr>
-          <w:t>4</w:t>
-        </w:r>
-        <w:r>
-          <w:rPr>
-            <w:b w:val="false"/>
-            <w:bCs w:val="false"/>
-            <w:color w:val="24342B"/>
-            <w:sz w:val="22"/>
-            <w:szCs w:val="22"/>
-          </w:rPr>
-          <w:t xml:space="preserve">Words used in this guide</w:t>
-        </w:r>
-        <w:r>
-          <w:rPr>
-            <w:b w:val="false"/>
-            <w:bCs w:val="false"/>
-            <w:color w:val="24342B"/>
-            <w:sz w:val="22"/>
-            <w:szCs w:val="22"/>
-          </w:rPr>
-          <w:fldChar w:fldCharType="end"/>
+          <w:t xml:space="preserve">	4</w:t>
         </w:r>
       </w:hyperlink>
     </w:p>
@@ -703,107 +303,7 @@
             <w:sz w:val="24"/>
             <w:szCs w:val="24"/>
           </w:rPr>
-          <w:tab/>
-        </w:r>
-        <w:r>
-          <w:rPr>
-            <w:b/>
-            <w:bCs/>
-            <w:color w:val="832413"/>
-            <w:sz w:val="24"/>
-            <w:szCs w:val="24"/>
-          </w:rPr>
-          <w:t xml:space="preserve">Part 1 — Install the plugin from the Plugins menu</w:t>
-        </w:r>
-        <w:r>
-          <w:rPr>
-            <w:b/>
-            <w:bCs/>
-            <w:color w:val="832413"/>
-            <w:sz w:val="24"/>
-            <w:szCs w:val="24"/>
-          </w:rPr>
-          <w:fldChar w:fldCharType="begin"/>
-        </w:r>
-        <w:r>
-          <w:rPr>
-            <w:b/>
-            <w:bCs/>
-            <w:color w:val="832413"/>
-            <w:sz w:val="24"/>
-            <w:szCs w:val="24"/>
-          </w:rPr>
-          <w:t xml:space="preserve">Part 1 — Install the plugin from the Plugins menu</w:t>
-        </w:r>
-        <w:r>
-          <w:rPr>
-            <w:b/>
-            <w:bCs/>
-            <w:color w:val="832413"/>
-            <w:sz w:val="24"/>
-            <w:szCs w:val="24"/>
-          </w:rPr>
-          <w:instrText xml:space="preserve"> PAGEREF s5_Part_1_Install_the_plugi \h </w:instrText>
-        </w:r>
-        <w:r>
-          <w:rPr>
-            <w:b/>
-            <w:bCs/>
-            <w:color w:val="832413"/>
-            <w:sz w:val="24"/>
-            <w:szCs w:val="24"/>
-          </w:rPr>
-          <w:t xml:space="preserve">Part 1 — Install the plugin from the Plugins menu</w:t>
-        </w:r>
-        <w:r>
-          <w:rPr>
-            <w:b/>
-            <w:bCs/>
-            <w:color w:val="832413"/>
-            <w:sz w:val="24"/>
-            <w:szCs w:val="24"/>
-          </w:rPr>
-          <w:fldChar w:fldCharType="separate"/>
-        </w:r>
-        <w:r>
-          <w:rPr>
-            <w:b/>
-            <w:bCs/>
-            <w:color w:val="832413"/>
-            <w:sz w:val="24"/>
-            <w:szCs w:val="24"/>
-          </w:rPr>
-          <w:t xml:space="preserve">Part 1 — Install the plugin from the Plugins menu</w:t>
-        </w:r>
-        <w:r>
-          <w:rPr>
-            <w:b/>
-            <w:bCs/>
-            <w:color w:val="832413"/>
-            <w:sz w:val="24"/>
-            <w:szCs w:val="24"/>
-          </w:rPr>
-          <w:t>6</w:t>
-        </w:r>
-        <w:r>
-          <w:rPr>
-            <w:b/>
-            <w:bCs/>
-            <w:color w:val="832413"/>
-            <w:sz w:val="24"/>
-            <w:szCs w:val="24"/>
-          </w:rPr>
-          <w:t xml:space="preserve">Part 1 — Install the plugin from the Plugins menu</w:t>
-        </w:r>
-        <w:r>
-          <w:rPr>
-            <w:b/>
-            <w:bCs/>
-            <w:color w:val="832413"/>
-            <w:sz w:val="24"/>
-            <w:szCs w:val="24"/>
-          </w:rPr>
-          <w:fldChar w:fldCharType="end"/>
+          <w:t xml:space="preserve">	6</w:t>
         </w:r>
       </w:hyperlink>
     </w:p>
@@ -834,107 +334,7 @@
             <w:sz w:val="22"/>
             <w:szCs w:val="22"/>
           </w:rPr>
-          <w:tab/>
-        </w:r>
-        <w:r>
-          <w:rPr>
-            <w:b w:val="false"/>
-            <w:bCs w:val="false"/>
-            <w:color w:val="24342B"/>
-            <w:sz w:val="22"/>
-            <w:szCs w:val="22"/>
-          </w:rPr>
-          <w:t xml:space="preserve">1.1 Open the plugin manager</w:t>
-        </w:r>
-        <w:r>
-          <w:rPr>
-            <w:b w:val="false"/>
-            <w:bCs w:val="false"/>
-            <w:color w:val="24342B"/>
-            <w:sz w:val="22"/>
-            <w:szCs w:val="22"/>
-          </w:rPr>
-          <w:fldChar w:fldCharType="begin"/>
-        </w:r>
-        <w:r>
-          <w:rPr>
-            <w:b w:val="false"/>
-            <w:bCs w:val="false"/>
-            <w:color w:val="24342B"/>
-            <w:sz w:val="22"/>
-            <w:szCs w:val="22"/>
-          </w:rPr>
-          <w:t xml:space="preserve">1.1 Open the plugin manager</w:t>
-        </w:r>
-        <w:r>
-          <w:rPr>
-            <w:b w:val="false"/>
-            <w:bCs w:val="false"/>
-            <w:color w:val="24342B"/>
-            <w:sz w:val="22"/>
-            <w:szCs w:val="22"/>
-          </w:rPr>
-          <w:instrText xml:space="preserve"> PAGEREF s6_1_1_Open_the_plugin_mana \h </w:instrText>
-        </w:r>
-        <w:r>
-          <w:rPr>
-            <w:b w:val="false"/>
-            <w:bCs w:val="false"/>
-            <w:color w:val="24342B"/>
-            <w:sz w:val="22"/>
-            <w:szCs w:val="22"/>
-          </w:rPr>
-          <w:t xml:space="preserve">1.1 Open the plugin manager</w:t>
-        </w:r>
-        <w:r>
-          <w:rPr>
-            <w:b w:val="false"/>
-            <w:bCs w:val="false"/>
-            <w:color w:val="24342B"/>
-            <w:sz w:val="22"/>
-            <w:szCs w:val="22"/>
-          </w:rPr>
-          <w:fldChar w:fldCharType="separate"/>
-        </w:r>
-        <w:r>
-          <w:rPr>
-            <w:b w:val="false"/>
-            <w:bCs w:val="false"/>
-            <w:color w:val="24342B"/>
-            <w:sz w:val="22"/>
-            <w:szCs w:val="22"/>
-          </w:rPr>
-          <w:t xml:space="preserve">1.1 Open the plugin manager</w:t>
-        </w:r>
-        <w:r>
-          <w:rPr>
-            <w:b w:val="false"/>
-            <w:bCs w:val="false"/>
-            <w:color w:val="24342B"/>
-            <w:sz w:val="22"/>
-            <w:szCs w:val="22"/>
-          </w:rPr>
-          <w:t>6</w:t>
-        </w:r>
-        <w:r>
-          <w:rPr>
-            <w:b w:val="false"/>
-            <w:bCs w:val="false"/>
-            <w:color w:val="24342B"/>
-            <w:sz w:val="22"/>
-            <w:szCs w:val="22"/>
-          </w:rPr>
-          <w:t xml:space="preserve">1.1 Open the plugin manager</w:t>
-        </w:r>
-        <w:r>
-          <w:rPr>
-            <w:b w:val="false"/>
-            <w:bCs w:val="false"/>
-            <w:color w:val="24342B"/>
-            <w:sz w:val="22"/>
-            <w:szCs w:val="22"/>
-          </w:rPr>
-          <w:fldChar w:fldCharType="end"/>
+          <w:t xml:space="preserve">	6</w:t>
         </w:r>
       </w:hyperlink>
     </w:p>
@@ -965,107 +365,7 @@
             <w:sz w:val="22"/>
             <w:szCs w:val="22"/>
           </w:rPr>
-          <w:tab/>
-        </w:r>
-        <w:r>
-          <w:rPr>
-            <w:b w:val="false"/>
-            <w:bCs w:val="false"/>
-            <w:color w:val="24342B"/>
-            <w:sz w:val="22"/>
-            <w:szCs w:val="22"/>
-          </w:rPr>
-          <w:t xml:space="preserve">1.2 Search and install</w:t>
-        </w:r>
-        <w:r>
-          <w:rPr>
-            <w:b w:val="false"/>
-            <w:bCs w:val="false"/>
-            <w:color w:val="24342B"/>
-            <w:sz w:val="22"/>
-            <w:szCs w:val="22"/>
-          </w:rPr>
-          <w:fldChar w:fldCharType="begin"/>
-        </w:r>
-        <w:r>
-          <w:rPr>
-            <w:b w:val="false"/>
-            <w:bCs w:val="false"/>
-            <w:color w:val="24342B"/>
-            <w:sz w:val="22"/>
-            <w:szCs w:val="22"/>
-          </w:rPr>
-          <w:t xml:space="preserve">1.2 Search and install</w:t>
-        </w:r>
-        <w:r>
-          <w:rPr>
-            <w:b w:val="false"/>
-            <w:bCs w:val="false"/>
-            <w:color w:val="24342B"/>
-            <w:sz w:val="22"/>
-            <w:szCs w:val="22"/>
-          </w:rPr>
-          <w:instrText xml:space="preserve"> PAGEREF s7_1_2_Search_and_install \h </w:instrText>
-        </w:r>
-        <w:r>
-          <w:rPr>
-            <w:b w:val="false"/>
-            <w:bCs w:val="false"/>
-            <w:color w:val="24342B"/>
-            <w:sz w:val="22"/>
-            <w:szCs w:val="22"/>
-          </w:rPr>
-          <w:t xml:space="preserve">1.2 Search and install</w:t>
-        </w:r>
-        <w:r>
-          <w:rPr>
-            <w:b w:val="false"/>
-            <w:bCs w:val="false"/>
-            <w:color w:val="24342B"/>
-            <w:sz w:val="22"/>
-            <w:szCs w:val="22"/>
-          </w:rPr>
-          <w:fldChar w:fldCharType="separate"/>
-        </w:r>
-        <w:r>
-          <w:rPr>
-            <w:b w:val="false"/>
-            <w:bCs w:val="false"/>
-            <w:color w:val="24342B"/>
-            <w:sz w:val="22"/>
-            <w:szCs w:val="22"/>
-          </w:rPr>
-          <w:t xml:space="preserve">1.2 Search and install</w:t>
-        </w:r>
-        <w:r>
-          <w:rPr>
-            <w:b w:val="false"/>
-            <w:bCs w:val="false"/>
-            <w:color w:val="24342B"/>
-            <w:sz w:val="22"/>
-            <w:szCs w:val="22"/>
-          </w:rPr>
-          <w:t>6</w:t>
-        </w:r>
-        <w:r>
-          <w:rPr>
-            <w:b w:val="false"/>
-            <w:bCs w:val="false"/>
-            <w:color w:val="24342B"/>
-            <w:sz w:val="22"/>
-            <w:szCs w:val="22"/>
-          </w:rPr>
-          <w:t xml:space="preserve">1.2 Search and install</w:t>
-        </w:r>
-        <w:r>
-          <w:rPr>
-            <w:b w:val="false"/>
-            <w:bCs w:val="false"/>
-            <w:color w:val="24342B"/>
-            <w:sz w:val="22"/>
-            <w:szCs w:val="22"/>
-          </w:rPr>
-          <w:fldChar w:fldCharType="end"/>
+          <w:t xml:space="preserve">	6</w:t>
         </w:r>
       </w:hyperlink>
     </w:p>
@@ -1096,107 +396,7 @@
             <w:sz w:val="22"/>
             <w:szCs w:val="22"/>
           </w:rPr>
-          <w:tab/>
-        </w:r>
-        <w:r>
-          <w:rPr>
-            <w:b w:val="false"/>
-            <w:bCs w:val="false"/>
-            <w:color w:val="24342B"/>
-            <w:sz w:val="22"/>
-            <w:szCs w:val="22"/>
-          </w:rPr>
-          <w:t xml:space="preserve">1.3 Update or uninstall</w:t>
-        </w:r>
-        <w:r>
-          <w:rPr>
-            <w:b w:val="false"/>
-            <w:bCs w:val="false"/>
-            <w:color w:val="24342B"/>
-            <w:sz w:val="22"/>
-            <w:szCs w:val="22"/>
-          </w:rPr>
-          <w:fldChar w:fldCharType="begin"/>
-        </w:r>
-        <w:r>
-          <w:rPr>
-            <w:b w:val="false"/>
-            <w:bCs w:val="false"/>
-            <w:color w:val="24342B"/>
-            <w:sz w:val="22"/>
-            <w:szCs w:val="22"/>
-          </w:rPr>
-          <w:t xml:space="preserve">1.3 Update or uninstall</w:t>
-        </w:r>
-        <w:r>
-          <w:rPr>
-            <w:b w:val="false"/>
-            <w:bCs w:val="false"/>
-            <w:color w:val="24342B"/>
-            <w:sz w:val="22"/>
-            <w:szCs w:val="22"/>
-          </w:rPr>
-          <w:instrText xml:space="preserve"> PAGEREF s8_1_3_Update_or_uninstall \h </w:instrText>
-        </w:r>
-        <w:r>
-          <w:rPr>
-            <w:b w:val="false"/>
-            <w:bCs w:val="false"/>
-            <w:color w:val="24342B"/>
-            <w:sz w:val="22"/>
-            <w:szCs w:val="22"/>
-          </w:rPr>
-          <w:t xml:space="preserve">1.3 Update or uninstall</w:t>
-        </w:r>
-        <w:r>
-          <w:rPr>
-            <w:b w:val="false"/>
-            <w:bCs w:val="false"/>
-            <w:color w:val="24342B"/>
-            <w:sz w:val="22"/>
-            <w:szCs w:val="22"/>
-          </w:rPr>
-          <w:fldChar w:fldCharType="separate"/>
-        </w:r>
-        <w:r>
-          <w:rPr>
-            <w:b w:val="false"/>
-            <w:bCs w:val="false"/>
-            <w:color w:val="24342B"/>
-            <w:sz w:val="22"/>
-            <w:szCs w:val="22"/>
-          </w:rPr>
-          <w:t xml:space="preserve">1.3 Update or uninstall</w:t>
-        </w:r>
-        <w:r>
-          <w:rPr>
-            <w:b w:val="false"/>
-            <w:bCs w:val="false"/>
-            <w:color w:val="24342B"/>
-            <w:sz w:val="22"/>
-            <w:szCs w:val="22"/>
-          </w:rPr>
-          <w:t>7</w:t>
-        </w:r>
-        <w:r>
-          <w:rPr>
-            <w:b w:val="false"/>
-            <w:bCs w:val="false"/>
-            <w:color w:val="24342B"/>
-            <w:sz w:val="22"/>
-            <w:szCs w:val="22"/>
-          </w:rPr>
-          <w:t xml:space="preserve">1.3 Update or uninstall</w:t>
-        </w:r>
-        <w:r>
-          <w:rPr>
-            <w:b w:val="false"/>
-            <w:bCs w:val="false"/>
-            <w:color w:val="24342B"/>
-            <w:sz w:val="22"/>
-            <w:szCs w:val="22"/>
-          </w:rPr>
-          <w:fldChar w:fldCharType="end"/>
+          <w:t xml:space="preserve">	7</w:t>
         </w:r>
       </w:hyperlink>
     </w:p>
@@ -1227,107 +427,7 @@
             <w:sz w:val="24"/>
             <w:szCs w:val="24"/>
           </w:rPr>
-          <w:tab/>
-        </w:r>
-        <w:r>
-          <w:rPr>
-            <w:b/>
-            <w:bCs/>
-            <w:color w:val="832413"/>
-            <w:sz w:val="24"/>
-            <w:szCs w:val="24"/>
-          </w:rPr>
-          <w:t xml:space="preserve">Part 2 — Open the plugin (and where to find the icon)</w:t>
-        </w:r>
-        <w:r>
-          <w:rPr>
-            <w:b/>
-            <w:bCs/>
-            <w:color w:val="832413"/>
-            <w:sz w:val="24"/>
-            <w:szCs w:val="24"/>
-          </w:rPr>
-          <w:fldChar w:fldCharType="begin"/>
-        </w:r>
-        <w:r>
-          <w:rPr>
-            <w:b/>
-            <w:bCs/>
-            <w:color w:val="832413"/>
-            <w:sz w:val="24"/>
-            <w:szCs w:val="24"/>
-          </w:rPr>
-          <w:t xml:space="preserve">Part 2 — Open the plugin (and where to find the icon)</w:t>
-        </w:r>
-        <w:r>
-          <w:rPr>
-            <w:b/>
-            <w:bCs/>
-            <w:color w:val="832413"/>
-            <w:sz w:val="24"/>
-            <w:szCs w:val="24"/>
-          </w:rPr>
-          <w:instrText xml:space="preserve"> PAGEREF s9_Part_2_Open_the_plugin_a \h </w:instrText>
-        </w:r>
-        <w:r>
-          <w:rPr>
-            <w:b/>
-            <w:bCs/>
-            <w:color w:val="832413"/>
-            <w:sz w:val="24"/>
-            <w:szCs w:val="24"/>
-          </w:rPr>
-          <w:t xml:space="preserve">Part 2 — Open the plugin (and where to find the icon)</w:t>
-        </w:r>
-        <w:r>
-          <w:rPr>
-            <w:b/>
-            <w:bCs/>
-            <w:color w:val="832413"/>
-            <w:sz w:val="24"/>
-            <w:szCs w:val="24"/>
-          </w:rPr>
-          <w:fldChar w:fldCharType="separate"/>
-        </w:r>
-        <w:r>
-          <w:rPr>
-            <w:b/>
-            <w:bCs/>
-            <w:color w:val="832413"/>
-            <w:sz w:val="24"/>
-            <w:szCs w:val="24"/>
-          </w:rPr>
-          <w:t xml:space="preserve">Part 2 — Open the plugin (and where to find the icon)</w:t>
-        </w:r>
-        <w:r>
-          <w:rPr>
-            <w:b/>
-            <w:bCs/>
-            <w:color w:val="832413"/>
-            <w:sz w:val="24"/>
-            <w:szCs w:val="24"/>
-          </w:rPr>
-          <w:t>8</w:t>
-        </w:r>
-        <w:r>
-          <w:rPr>
-            <w:b/>
-            <w:bCs/>
-            <w:color w:val="832413"/>
-            <w:sz w:val="24"/>
-            <w:szCs w:val="24"/>
-          </w:rPr>
-          <w:t xml:space="preserve">Part 2 — Open the plugin (and where to find the icon)</w:t>
-        </w:r>
-        <w:r>
-          <w:rPr>
-            <w:b/>
-            <w:bCs/>
-            <w:color w:val="832413"/>
-            <w:sz w:val="24"/>
-            <w:szCs w:val="24"/>
-          </w:rPr>
-          <w:fldChar w:fldCharType="end"/>
+          <w:t xml:space="preserve">	8</w:t>
         </w:r>
       </w:hyperlink>
     </w:p>
@@ -1358,107 +458,7 @@
             <w:sz w:val="22"/>
             <w:szCs w:val="22"/>
           </w:rPr>
-          <w:tab/>
-        </w:r>
-        <w:r>
-          <w:rPr>
-            <w:b w:val="false"/>
-            <w:bCs w:val="false"/>
-            <w:color w:val="24342B"/>
-            <w:sz w:val="22"/>
-            <w:szCs w:val="22"/>
-          </w:rPr>
-          <w:t xml:space="preserve">2.1 From the toolbar icon</w:t>
-        </w:r>
-        <w:r>
-          <w:rPr>
-            <w:b w:val="false"/>
-            <w:bCs w:val="false"/>
-            <w:color w:val="24342B"/>
-            <w:sz w:val="22"/>
-            <w:szCs w:val="22"/>
-          </w:rPr>
-          <w:fldChar w:fldCharType="begin"/>
-        </w:r>
-        <w:r>
-          <w:rPr>
-            <w:b w:val="false"/>
-            <w:bCs w:val="false"/>
-            <w:color w:val="24342B"/>
-            <w:sz w:val="22"/>
-            <w:szCs w:val="22"/>
-          </w:rPr>
-          <w:t xml:space="preserve">2.1 From the toolbar icon</w:t>
-        </w:r>
-        <w:r>
-          <w:rPr>
-            <w:b w:val="false"/>
-            <w:bCs w:val="false"/>
-            <w:color w:val="24342B"/>
-            <w:sz w:val="22"/>
-            <w:szCs w:val="22"/>
-          </w:rPr>
-          <w:instrText xml:space="preserve"> PAGEREF s10_2_1_From_the_toolbar_ico \h </w:instrText>
-        </w:r>
-        <w:r>
-          <w:rPr>
-            <w:b w:val="false"/>
-            <w:bCs w:val="false"/>
-            <w:color w:val="24342B"/>
-            <w:sz w:val="22"/>
-            <w:szCs w:val="22"/>
-          </w:rPr>
-          <w:t xml:space="preserve">2.1 From the toolbar icon</w:t>
-        </w:r>
-        <w:r>
-          <w:rPr>
-            <w:b w:val="false"/>
-            <w:bCs w:val="false"/>
-            <w:color w:val="24342B"/>
-            <w:sz w:val="22"/>
-            <w:szCs w:val="22"/>
-          </w:rPr>
-          <w:fldChar w:fldCharType="separate"/>
-        </w:r>
-        <w:r>
-          <w:rPr>
-            <w:b w:val="false"/>
-            <w:bCs w:val="false"/>
-            <w:color w:val="24342B"/>
-            <w:sz w:val="22"/>
-            <w:szCs w:val="22"/>
-          </w:rPr>
-          <w:t xml:space="preserve">2.1 From the toolbar icon</w:t>
-        </w:r>
-        <w:r>
-          <w:rPr>
-            <w:b w:val="false"/>
-            <w:bCs w:val="false"/>
-            <w:color w:val="24342B"/>
-            <w:sz w:val="22"/>
-            <w:szCs w:val="22"/>
-          </w:rPr>
-          <w:t>8</w:t>
-        </w:r>
-        <w:r>
-          <w:rPr>
-            <w:b w:val="false"/>
-            <w:bCs w:val="false"/>
-            <w:color w:val="24342B"/>
-            <w:sz w:val="22"/>
-            <w:szCs w:val="22"/>
-          </w:rPr>
-          <w:t xml:space="preserve">2.1 From the toolbar icon</w:t>
-        </w:r>
-        <w:r>
-          <w:rPr>
-            <w:b w:val="false"/>
-            <w:bCs w:val="false"/>
-            <w:color w:val="24342B"/>
-            <w:sz w:val="22"/>
-            <w:szCs w:val="22"/>
-          </w:rPr>
-          <w:fldChar w:fldCharType="end"/>
+          <w:t xml:space="preserve">	8</w:t>
         </w:r>
       </w:hyperlink>
     </w:p>
@@ -1489,107 +489,7 @@
             <w:sz w:val="22"/>
             <w:szCs w:val="22"/>
           </w:rPr>
-          <w:tab/>
-        </w:r>
-        <w:r>
-          <w:rPr>
-            <w:b w:val="false"/>
-            <w:bCs w:val="false"/>
-            <w:color w:val="24342B"/>
-            <w:sz w:val="22"/>
-            <w:szCs w:val="22"/>
-          </w:rPr>
-          <w:t xml:space="preserve">2.2 If the icon is missing: from the Plugins menu</w:t>
-        </w:r>
-        <w:r>
-          <w:rPr>
-            <w:b w:val="false"/>
-            <w:bCs w:val="false"/>
-            <w:color w:val="24342B"/>
-            <w:sz w:val="22"/>
-            <w:szCs w:val="22"/>
-          </w:rPr>
-          <w:fldChar w:fldCharType="begin"/>
-        </w:r>
-        <w:r>
-          <w:rPr>
-            <w:b w:val="false"/>
-            <w:bCs w:val="false"/>
-            <w:color w:val="24342B"/>
-            <w:sz w:val="22"/>
-            <w:szCs w:val="22"/>
-          </w:rPr>
-          <w:t xml:space="preserve">2.2 If the icon is missing: from the Plugins menu</w:t>
-        </w:r>
-        <w:r>
-          <w:rPr>
-            <w:b w:val="false"/>
-            <w:bCs w:val="false"/>
-            <w:color w:val="24342B"/>
-            <w:sz w:val="22"/>
-            <w:szCs w:val="22"/>
-          </w:rPr>
-          <w:instrText xml:space="preserve"> PAGEREF s11_2_2_If_the_icon_is_missi \h </w:instrText>
-        </w:r>
-        <w:r>
-          <w:rPr>
-            <w:b w:val="false"/>
-            <w:bCs w:val="false"/>
-            <w:color w:val="24342B"/>
-            <w:sz w:val="22"/>
-            <w:szCs w:val="22"/>
-          </w:rPr>
-          <w:t xml:space="preserve">2.2 If the icon is missing: from the Plugins menu</w:t>
-        </w:r>
-        <w:r>
-          <w:rPr>
-            <w:b w:val="false"/>
-            <w:bCs w:val="false"/>
-            <w:color w:val="24342B"/>
-            <w:sz w:val="22"/>
-            <w:szCs w:val="22"/>
-          </w:rPr>
-          <w:fldChar w:fldCharType="separate"/>
-        </w:r>
-        <w:r>
-          <w:rPr>
-            <w:b w:val="false"/>
-            <w:bCs w:val="false"/>
-            <w:color w:val="24342B"/>
-            <w:sz w:val="22"/>
-            <w:szCs w:val="22"/>
-          </w:rPr>
-          <w:t xml:space="preserve">2.2 If the icon is missing: from the Plugins menu</w:t>
-        </w:r>
-        <w:r>
-          <w:rPr>
-            <w:b w:val="false"/>
-            <w:bCs w:val="false"/>
-            <w:color w:val="24342B"/>
-            <w:sz w:val="22"/>
-            <w:szCs w:val="22"/>
-          </w:rPr>
-          <w:t>8</w:t>
-        </w:r>
-        <w:r>
-          <w:rPr>
-            <w:b w:val="false"/>
-            <w:bCs w:val="false"/>
-            <w:color w:val="24342B"/>
-            <w:sz w:val="22"/>
-            <w:szCs w:val="22"/>
-          </w:rPr>
-          <w:t xml:space="preserve">2.2 If the icon is missing: from the Plugins menu</w:t>
-        </w:r>
-        <w:r>
-          <w:rPr>
-            <w:b w:val="false"/>
-            <w:bCs w:val="false"/>
-            <w:color w:val="24342B"/>
-            <w:sz w:val="22"/>
-            <w:szCs w:val="22"/>
-          </w:rPr>
-          <w:fldChar w:fldCharType="end"/>
+          <w:t xml:space="preserve">	8</w:t>
         </w:r>
       </w:hyperlink>
     </w:p>
@@ -1620,107 +520,7 @@
             <w:sz w:val="22"/>
             <w:szCs w:val="22"/>
           </w:rPr>
-          <w:tab/>
-        </w:r>
-        <w:r>
-          <w:rPr>
-            <w:b w:val="false"/>
-            <w:bCs w:val="false"/>
-            <w:color w:val="24342B"/>
-            <w:sz w:val="22"/>
-            <w:szCs w:val="22"/>
-          </w:rPr>
-          <w:t xml:space="preserve">2.3 Bring the icon back to the toolbar</w:t>
-        </w:r>
-        <w:r>
-          <w:rPr>
-            <w:b w:val="false"/>
-            <w:bCs w:val="false"/>
-            <w:color w:val="24342B"/>
-            <w:sz w:val="22"/>
-            <w:szCs w:val="22"/>
-          </w:rPr>
-          <w:fldChar w:fldCharType="begin"/>
-        </w:r>
-        <w:r>
-          <w:rPr>
-            <w:b w:val="false"/>
-            <w:bCs w:val="false"/>
-            <w:color w:val="24342B"/>
-            <w:sz w:val="22"/>
-            <w:szCs w:val="22"/>
-          </w:rPr>
-          <w:t xml:space="preserve">2.3 Bring the icon back to the toolbar</w:t>
-        </w:r>
-        <w:r>
-          <w:rPr>
-            <w:b w:val="false"/>
-            <w:bCs w:val="false"/>
-            <w:color w:val="24342B"/>
-            <w:sz w:val="22"/>
-            <w:szCs w:val="22"/>
-          </w:rPr>
-          <w:instrText xml:space="preserve"> PAGEREF s12_2_3_Bring_the_icon_back \h </w:instrText>
-        </w:r>
-        <w:r>
-          <w:rPr>
-            <w:b w:val="false"/>
-            <w:bCs w:val="false"/>
-            <w:color w:val="24342B"/>
-            <w:sz w:val="22"/>
-            <w:szCs w:val="22"/>
-          </w:rPr>
-          <w:t xml:space="preserve">2.3 Bring the icon back to the toolbar</w:t>
-        </w:r>
-        <w:r>
-          <w:rPr>
-            <w:b w:val="false"/>
-            <w:bCs w:val="false"/>
-            <w:color w:val="24342B"/>
-            <w:sz w:val="22"/>
-            <w:szCs w:val="22"/>
-          </w:rPr>
-          <w:fldChar w:fldCharType="separate"/>
-        </w:r>
-        <w:r>
-          <w:rPr>
-            <w:b w:val="false"/>
-            <w:bCs w:val="false"/>
-            <w:color w:val="24342B"/>
-            <w:sz w:val="22"/>
-            <w:szCs w:val="22"/>
-          </w:rPr>
-          <w:t xml:space="preserve">2.3 Bring the icon back to the toolbar</w:t>
-        </w:r>
-        <w:r>
-          <w:rPr>
-            <w:b w:val="false"/>
-            <w:bCs w:val="false"/>
-            <w:color w:val="24342B"/>
-            <w:sz w:val="22"/>
-            <w:szCs w:val="22"/>
-          </w:rPr>
-          <w:t>8</w:t>
-        </w:r>
-        <w:r>
-          <w:rPr>
-            <w:b w:val="false"/>
-            <w:bCs w:val="false"/>
-            <w:color w:val="24342B"/>
-            <w:sz w:val="22"/>
-            <w:szCs w:val="22"/>
-          </w:rPr>
-          <w:t xml:space="preserve">2.3 Bring the icon back to the toolbar</w:t>
-        </w:r>
-        <w:r>
-          <w:rPr>
-            <w:b w:val="false"/>
-            <w:bCs w:val="false"/>
-            <w:color w:val="24342B"/>
-            <w:sz w:val="22"/>
-            <w:szCs w:val="22"/>
-          </w:rPr>
-          <w:fldChar w:fldCharType="end"/>
+          <w:t xml:space="preserve">	8</w:t>
         </w:r>
       </w:hyperlink>
     </w:p>
@@ -1751,107 +551,7 @@
             <w:sz w:val="22"/>
             <w:szCs w:val="22"/>
           </w:rPr>
-          <w:tab/>
-        </w:r>
-        <w:r>
-          <w:rPr>
-            <w:b w:val="false"/>
-            <w:bCs w:val="false"/>
-            <w:color w:val="24342B"/>
-            <w:sz w:val="22"/>
-            <w:szCs w:val="22"/>
-          </w:rPr>
-          <w:t xml:space="preserve">2.4 If the plugin doesn't appear anywhere</w:t>
-        </w:r>
-        <w:r>
-          <w:rPr>
-            <w:b w:val="false"/>
-            <w:bCs w:val="false"/>
-            <w:color w:val="24342B"/>
-            <w:sz w:val="22"/>
-            <w:szCs w:val="22"/>
-          </w:rPr>
-          <w:fldChar w:fldCharType="begin"/>
-        </w:r>
-        <w:r>
-          <w:rPr>
-            <w:b w:val="false"/>
-            <w:bCs w:val="false"/>
-            <w:color w:val="24342B"/>
-            <w:sz w:val="22"/>
-            <w:szCs w:val="22"/>
-          </w:rPr>
-          <w:t xml:space="preserve">2.4 If the plugin doesn't appear anywhere</w:t>
-        </w:r>
-        <w:r>
-          <w:rPr>
-            <w:b w:val="false"/>
-            <w:bCs w:val="false"/>
-            <w:color w:val="24342B"/>
-            <w:sz w:val="22"/>
-            <w:szCs w:val="22"/>
-          </w:rPr>
-          <w:instrText xml:space="preserve"> PAGEREF s13_2_4_If_the_plugin_doesn \h </w:instrText>
-        </w:r>
-        <w:r>
-          <w:rPr>
-            <w:b w:val="false"/>
-            <w:bCs w:val="false"/>
-            <w:color w:val="24342B"/>
-            <w:sz w:val="22"/>
-            <w:szCs w:val="22"/>
-          </w:rPr>
-          <w:t xml:space="preserve">2.4 If the plugin doesn't appear anywhere</w:t>
-        </w:r>
-        <w:r>
-          <w:rPr>
-            <w:b w:val="false"/>
-            <w:bCs w:val="false"/>
-            <w:color w:val="24342B"/>
-            <w:sz w:val="22"/>
-            <w:szCs w:val="22"/>
-          </w:rPr>
-          <w:fldChar w:fldCharType="separate"/>
-        </w:r>
-        <w:r>
-          <w:rPr>
-            <w:b w:val="false"/>
-            <w:bCs w:val="false"/>
-            <w:color w:val="24342B"/>
-            <w:sz w:val="22"/>
-            <w:szCs w:val="22"/>
-          </w:rPr>
-          <w:t xml:space="preserve">2.4 If the plugin doesn't appear anywhere</w:t>
-        </w:r>
-        <w:r>
-          <w:rPr>
-            <w:b w:val="false"/>
-            <w:bCs w:val="false"/>
-            <w:color w:val="24342B"/>
-            <w:sz w:val="22"/>
-            <w:szCs w:val="22"/>
-          </w:rPr>
-          <w:t>9</w:t>
-        </w:r>
-        <w:r>
-          <w:rPr>
-            <w:b w:val="false"/>
-            <w:bCs w:val="false"/>
-            <w:color w:val="24342B"/>
-            <w:sz w:val="22"/>
-            <w:szCs w:val="22"/>
-          </w:rPr>
-          <w:t xml:space="preserve">2.4 If the plugin doesn't appear anywhere</w:t>
-        </w:r>
-        <w:r>
-          <w:rPr>
-            <w:b w:val="false"/>
-            <w:bCs w:val="false"/>
-            <w:color w:val="24342B"/>
-            <w:sz w:val="22"/>
-            <w:szCs w:val="22"/>
-          </w:rPr>
-          <w:fldChar w:fldCharType="end"/>
+          <w:t xml:space="preserve">	9</w:t>
         </w:r>
       </w:hyperlink>
     </w:p>
@@ -1882,107 +582,7 @@
             <w:sz w:val="24"/>
             <w:szCs w:val="24"/>
           </w:rPr>
-          <w:tab/>
-        </w:r>
-        <w:r>
-          <w:rPr>
-            <w:b/>
-            <w:bCs/>
-            <w:color w:val="832413"/>
-            <w:sz w:val="24"/>
-            <w:szCs w:val="24"/>
-          </w:rPr>
-          <w:t xml:space="preserve">Part 3 — Getting to know the panel</w:t>
-        </w:r>
-        <w:r>
-          <w:rPr>
-            <w:b/>
-            <w:bCs/>
-            <w:color w:val="832413"/>
-            <w:sz w:val="24"/>
-            <w:szCs w:val="24"/>
-          </w:rPr>
-          <w:fldChar w:fldCharType="begin"/>
-        </w:r>
-        <w:r>
-          <w:rPr>
-            <w:b/>
-            <w:bCs/>
-            <w:color w:val="832413"/>
-            <w:sz w:val="24"/>
-            <w:szCs w:val="24"/>
-          </w:rPr>
-          <w:t xml:space="preserve">Part 3 — Getting to know the panel</w:t>
-        </w:r>
-        <w:r>
-          <w:rPr>
-            <w:b/>
-            <w:bCs/>
-            <w:color w:val="832413"/>
-            <w:sz w:val="24"/>
-            <w:szCs w:val="24"/>
-          </w:rPr>
-          <w:instrText xml:space="preserve"> PAGEREF s14_Part_3_Getting_to_know_t \h </w:instrText>
-        </w:r>
-        <w:r>
-          <w:rPr>
-            <w:b/>
-            <w:bCs/>
-            <w:color w:val="832413"/>
-            <w:sz w:val="24"/>
-            <w:szCs w:val="24"/>
-          </w:rPr>
-          <w:t xml:space="preserve">Part 3 — Getting to know the panel</w:t>
-        </w:r>
-        <w:r>
-          <w:rPr>
-            <w:b/>
-            <w:bCs/>
-            <w:color w:val="832413"/>
-            <w:sz w:val="24"/>
-            <w:szCs w:val="24"/>
-          </w:rPr>
-          <w:fldChar w:fldCharType="separate"/>
-        </w:r>
-        <w:r>
-          <w:rPr>
-            <w:b/>
-            <w:bCs/>
-            <w:color w:val="832413"/>
-            <w:sz w:val="24"/>
-            <w:szCs w:val="24"/>
-          </w:rPr>
-          <w:t xml:space="preserve">Part 3 — Getting to know the panel</w:t>
-        </w:r>
-        <w:r>
-          <w:rPr>
-            <w:b/>
-            <w:bCs/>
-            <w:color w:val="832413"/>
-            <w:sz w:val="24"/>
-            <w:szCs w:val="24"/>
-          </w:rPr>
-          <w:t>10</w:t>
-        </w:r>
-        <w:r>
-          <w:rPr>
-            <w:b/>
-            <w:bCs/>
-            <w:color w:val="832413"/>
-            <w:sz w:val="24"/>
-            <w:szCs w:val="24"/>
-          </w:rPr>
-          <w:t xml:space="preserve">Part 3 — Getting to know the panel</w:t>
-        </w:r>
-        <w:r>
-          <w:rPr>
-            <w:b/>
-            <w:bCs/>
-            <w:color w:val="832413"/>
-            <w:sz w:val="24"/>
-            <w:szCs w:val="24"/>
-          </w:rPr>
-          <w:fldChar w:fldCharType="end"/>
+          <w:t xml:space="preserve">	10</w:t>
         </w:r>
       </w:hyperlink>
     </w:p>
@@ -2013,107 +613,7 @@
             <w:sz w:val="24"/>
             <w:szCs w:val="24"/>
           </w:rPr>
-          <w:tab/>
-        </w:r>
-        <w:r>
-          <w:rPr>
-            <w:b/>
-            <w:bCs/>
-            <w:color w:val="832413"/>
-            <w:sz w:val="24"/>
-            <w:szCs w:val="24"/>
-          </w:rPr>
-          <w:t xml:space="preserve">Part 4 — Read and accept the information notice</w:t>
-        </w:r>
-        <w:r>
-          <w:rPr>
-            <w:b/>
-            <w:bCs/>
-            <w:color w:val="832413"/>
-            <w:sz w:val="24"/>
-            <w:szCs w:val="24"/>
-          </w:rPr>
-          <w:fldChar w:fldCharType="begin"/>
-        </w:r>
-        <w:r>
-          <w:rPr>
-            <w:b/>
-            <w:bCs/>
-            <w:color w:val="832413"/>
-            <w:sz w:val="24"/>
-            <w:szCs w:val="24"/>
-          </w:rPr>
-          <w:t xml:space="preserve">Part 4 — Read and accept the information notice</w:t>
-        </w:r>
-        <w:r>
-          <w:rPr>
-            <w:b/>
-            <w:bCs/>
-            <w:color w:val="832413"/>
-            <w:sz w:val="24"/>
-            <w:szCs w:val="24"/>
-          </w:rPr>
-          <w:instrText xml:space="preserve"> PAGEREF s15_Part_4_Read_and_accept_t \h </w:instrText>
-        </w:r>
-        <w:r>
-          <w:rPr>
-            <w:b/>
-            <w:bCs/>
-            <w:color w:val="832413"/>
-            <w:sz w:val="24"/>
-            <w:szCs w:val="24"/>
-          </w:rPr>
-          <w:t xml:space="preserve">Part 4 — Read and accept the information notice</w:t>
-        </w:r>
-        <w:r>
-          <w:rPr>
-            <w:b/>
-            <w:bCs/>
-            <w:color w:val="832413"/>
-            <w:sz w:val="24"/>
-            <w:szCs w:val="24"/>
-          </w:rPr>
-          <w:fldChar w:fldCharType="separate"/>
-        </w:r>
-        <w:r>
-          <w:rPr>
-            <w:b/>
-            <w:bCs/>
-            <w:color w:val="832413"/>
-            <w:sz w:val="24"/>
-            <w:szCs w:val="24"/>
-          </w:rPr>
-          <w:t xml:space="preserve">Part 4 — Read and accept the information notice</w:t>
-        </w:r>
-        <w:r>
-          <w:rPr>
-            <w:b/>
-            <w:bCs/>
-            <w:color w:val="832413"/>
-            <w:sz w:val="24"/>
-            <w:szCs w:val="24"/>
-          </w:rPr>
-          <w:t>11</w:t>
-        </w:r>
-        <w:r>
-          <w:rPr>
-            <w:b/>
-            <w:bCs/>
-            <w:color w:val="832413"/>
-            <w:sz w:val="24"/>
-            <w:szCs w:val="24"/>
-          </w:rPr>
-          <w:t xml:space="preserve">Part 4 — Read and accept the information notice</w:t>
-        </w:r>
-        <w:r>
-          <w:rPr>
-            <w:b/>
-            <w:bCs/>
-            <w:color w:val="832413"/>
-            <w:sz w:val="24"/>
-            <w:szCs w:val="24"/>
-          </w:rPr>
-          <w:fldChar w:fldCharType="end"/>
+          <w:t xml:space="preserve">	11</w:t>
         </w:r>
       </w:hyperlink>
     </w:p>
@@ -2144,107 +644,7 @@
             <w:sz w:val="24"/>
             <w:szCs w:val="24"/>
           </w:rPr>
-          <w:tab/>
-        </w:r>
-        <w:r>
-          <w:rPr>
-            <w:b/>
-            <w:bCs/>
-            <w:color w:val="832413"/>
-            <w:sz w:val="24"/>
-            <w:szCs w:val="24"/>
-          </w:rPr>
-          <w:t xml:space="preserve">Part 5 — Choose the country and language</w:t>
-        </w:r>
-        <w:r>
-          <w:rPr>
-            <w:b/>
-            <w:bCs/>
-            <w:color w:val="832413"/>
-            <w:sz w:val="24"/>
-            <w:szCs w:val="24"/>
-          </w:rPr>
-          <w:fldChar w:fldCharType="begin"/>
-        </w:r>
-        <w:r>
-          <w:rPr>
-            <w:b/>
-            <w:bCs/>
-            <w:color w:val="832413"/>
-            <w:sz w:val="24"/>
-            <w:szCs w:val="24"/>
-          </w:rPr>
-          <w:t xml:space="preserve">Part 5 — Choose the country and language</w:t>
-        </w:r>
-        <w:r>
-          <w:rPr>
-            <w:b/>
-            <w:bCs/>
-            <w:color w:val="832413"/>
-            <w:sz w:val="24"/>
-            <w:szCs w:val="24"/>
-          </w:rPr>
-          <w:instrText xml:space="preserve"> PAGEREF s16_Part_5_Choose_the_countr \h </w:instrText>
-        </w:r>
-        <w:r>
-          <w:rPr>
-            <w:b/>
-            <w:bCs/>
-            <w:color w:val="832413"/>
-            <w:sz w:val="24"/>
-            <w:szCs w:val="24"/>
-          </w:rPr>
-          <w:t xml:space="preserve">Part 5 — Choose the country and language</w:t>
-        </w:r>
-        <w:r>
-          <w:rPr>
-            <w:b/>
-            <w:bCs/>
-            <w:color w:val="832413"/>
-            <w:sz w:val="24"/>
-            <w:szCs w:val="24"/>
-          </w:rPr>
-          <w:fldChar w:fldCharType="separate"/>
-        </w:r>
-        <w:r>
-          <w:rPr>
-            <w:b/>
-            <w:bCs/>
-            <w:color w:val="832413"/>
-            <w:sz w:val="24"/>
-            <w:szCs w:val="24"/>
-          </w:rPr>
-          <w:t xml:space="preserve">Part 5 — Choose the country and language</w:t>
-        </w:r>
-        <w:r>
-          <w:rPr>
-            <w:b/>
-            <w:bCs/>
-            <w:color w:val="832413"/>
-            <w:sz w:val="24"/>
-            <w:szCs w:val="24"/>
-          </w:rPr>
-          <w:t>12</w:t>
-        </w:r>
-        <w:r>
-          <w:rPr>
-            <w:b/>
-            <w:bCs/>
-            <w:color w:val="832413"/>
-            <w:sz w:val="24"/>
-            <w:szCs w:val="24"/>
-          </w:rPr>
-          <w:t xml:space="preserve">Part 5 — Choose the country and language</w:t>
-        </w:r>
-        <w:r>
-          <w:rPr>
-            <w:b/>
-            <w:bCs/>
-            <w:color w:val="832413"/>
-            <w:sz w:val="24"/>
-            <w:szCs w:val="24"/>
-          </w:rPr>
-          <w:fldChar w:fldCharType="end"/>
+          <w:t xml:space="preserve">	12</w:t>
         </w:r>
       </w:hyperlink>
     </w:p>
@@ -2275,107 +675,7 @@
             <w:sz w:val="22"/>
             <w:szCs w:val="22"/>
           </w:rPr>
-          <w:tab/>
-        </w:r>
-        <w:r>
-          <w:rPr>
-            <w:b w:val="false"/>
-            <w:bCs w:val="false"/>
-            <w:color w:val="24342B"/>
-            <w:sz w:val="22"/>
-            <w:szCs w:val="22"/>
-          </w:rPr>
-          <w:t xml:space="preserve">Country</w:t>
-        </w:r>
-        <w:r>
-          <w:rPr>
-            <w:b w:val="false"/>
-            <w:bCs w:val="false"/>
-            <w:color w:val="24342B"/>
-            <w:sz w:val="22"/>
-            <w:szCs w:val="22"/>
-          </w:rPr>
-          <w:fldChar w:fldCharType="begin"/>
-        </w:r>
-        <w:r>
-          <w:rPr>
-            <w:b w:val="false"/>
-            <w:bCs w:val="false"/>
-            <w:color w:val="24342B"/>
-            <w:sz w:val="22"/>
-            <w:szCs w:val="22"/>
-          </w:rPr>
-          <w:t xml:space="preserve">Country</w:t>
-        </w:r>
-        <w:r>
-          <w:rPr>
-            <w:b w:val="false"/>
-            <w:bCs w:val="false"/>
-            <w:color w:val="24342B"/>
-            <w:sz w:val="22"/>
-            <w:szCs w:val="22"/>
-          </w:rPr>
-          <w:instrText xml:space="preserve"> PAGEREF s17_Country \h </w:instrText>
-        </w:r>
-        <w:r>
-          <w:rPr>
-            <w:b w:val="false"/>
-            <w:bCs w:val="false"/>
-            <w:color w:val="24342B"/>
-            <w:sz w:val="22"/>
-            <w:szCs w:val="22"/>
-          </w:rPr>
-          <w:t xml:space="preserve">Country</w:t>
-        </w:r>
-        <w:r>
-          <w:rPr>
-            <w:b w:val="false"/>
-            <w:bCs w:val="false"/>
-            <w:color w:val="24342B"/>
-            <w:sz w:val="22"/>
-            <w:szCs w:val="22"/>
-          </w:rPr>
-          <w:fldChar w:fldCharType="separate"/>
-        </w:r>
-        <w:r>
-          <w:rPr>
-            <w:b w:val="false"/>
-            <w:bCs w:val="false"/>
-            <w:color w:val="24342B"/>
-            <w:sz w:val="22"/>
-            <w:szCs w:val="22"/>
-          </w:rPr>
-          <w:t xml:space="preserve">Country</w:t>
-        </w:r>
-        <w:r>
-          <w:rPr>
-            <w:b w:val="false"/>
-            <w:bCs w:val="false"/>
-            <w:color w:val="24342B"/>
-            <w:sz w:val="22"/>
-            <w:szCs w:val="22"/>
-          </w:rPr>
-          <w:t>12</w:t>
-        </w:r>
-        <w:r>
-          <w:rPr>
-            <w:b w:val="false"/>
-            <w:bCs w:val="false"/>
-            <w:color w:val="24342B"/>
-            <w:sz w:val="22"/>
-            <w:szCs w:val="22"/>
-          </w:rPr>
-          <w:t xml:space="preserve">Country</w:t>
-        </w:r>
-        <w:r>
-          <w:rPr>
-            <w:b w:val="false"/>
-            <w:bCs w:val="false"/>
-            <w:color w:val="24342B"/>
-            <w:sz w:val="22"/>
-            <w:szCs w:val="22"/>
-          </w:rPr>
-          <w:fldChar w:fldCharType="end"/>
+          <w:t xml:space="preserve">	12</w:t>
         </w:r>
       </w:hyperlink>
     </w:p>
@@ -2406,107 +706,7 @@
             <w:sz w:val="22"/>
             <w:szCs w:val="22"/>
           </w:rPr>
-          <w:tab/>
-        </w:r>
-        <w:r>
-          <w:rPr>
-            <w:b w:val="false"/>
-            <w:bCs w:val="false"/>
-            <w:color w:val="24342B"/>
-            <w:sz w:val="22"/>
-            <w:szCs w:val="22"/>
-          </w:rPr>
-          <w:t xml:space="preserve">Language</w:t>
-        </w:r>
-        <w:r>
-          <w:rPr>
-            <w:b w:val="false"/>
-            <w:bCs w:val="false"/>
-            <w:color w:val="24342B"/>
-            <w:sz w:val="22"/>
-            <w:szCs w:val="22"/>
-          </w:rPr>
-          <w:fldChar w:fldCharType="begin"/>
-        </w:r>
-        <w:r>
-          <w:rPr>
-            <w:b w:val="false"/>
-            <w:bCs w:val="false"/>
-            <w:color w:val="24342B"/>
-            <w:sz w:val="22"/>
-            <w:szCs w:val="22"/>
-          </w:rPr>
-          <w:t xml:space="preserve">Language</w:t>
-        </w:r>
-        <w:r>
-          <w:rPr>
-            <w:b w:val="false"/>
-            <w:bCs w:val="false"/>
-            <w:color w:val="24342B"/>
-            <w:sz w:val="22"/>
-            <w:szCs w:val="22"/>
-          </w:rPr>
-          <w:instrText xml:space="preserve"> PAGEREF s18_Language \h </w:instrText>
-        </w:r>
-        <w:r>
-          <w:rPr>
-            <w:b w:val="false"/>
-            <w:bCs w:val="false"/>
-            <w:color w:val="24342B"/>
-            <w:sz w:val="22"/>
-            <w:szCs w:val="22"/>
-          </w:rPr>
-          <w:t xml:space="preserve">Language</w:t>
-        </w:r>
-        <w:r>
-          <w:rPr>
-            <w:b w:val="false"/>
-            <w:bCs w:val="false"/>
-            <w:color w:val="24342B"/>
-            <w:sz w:val="22"/>
-            <w:szCs w:val="22"/>
-          </w:rPr>
-          <w:fldChar w:fldCharType="separate"/>
-        </w:r>
-        <w:r>
-          <w:rPr>
-            <w:b w:val="false"/>
-            <w:bCs w:val="false"/>
-            <w:color w:val="24342B"/>
-            <w:sz w:val="22"/>
-            <w:szCs w:val="22"/>
-          </w:rPr>
-          <w:t xml:space="preserve">Language</w:t>
-        </w:r>
-        <w:r>
-          <w:rPr>
-            <w:b w:val="false"/>
-            <w:bCs w:val="false"/>
-            <w:color w:val="24342B"/>
-            <w:sz w:val="22"/>
-            <w:szCs w:val="22"/>
-          </w:rPr>
-          <w:t>12</w:t>
-        </w:r>
-        <w:r>
-          <w:rPr>
-            <w:b w:val="false"/>
-            <w:bCs w:val="false"/>
-            <w:color w:val="24342B"/>
-            <w:sz w:val="22"/>
-            <w:szCs w:val="22"/>
-          </w:rPr>
-          <w:t xml:space="preserve">Language</w:t>
-        </w:r>
-        <w:r>
-          <w:rPr>
-            <w:b w:val="false"/>
-            <w:bCs w:val="false"/>
-            <w:color w:val="24342B"/>
-            <w:sz w:val="22"/>
-            <w:szCs w:val="22"/>
-          </w:rPr>
-          <w:fldChar w:fldCharType="end"/>
+          <w:t xml:space="preserve">	12</w:t>
         </w:r>
       </w:hyperlink>
     </w:p>
@@ -2537,107 +737,7 @@
             <w:sz w:val="24"/>
             <w:szCs w:val="24"/>
           </w:rPr>
-          <w:tab/>
-        </w:r>
-        <w:r>
-          <w:rPr>
-            <w:b/>
-            <w:bCs/>
-            <w:color w:val="832413"/>
-            <w:sz w:val="24"/>
-            <w:szCs w:val="24"/>
-          </w:rPr>
-          <w:t xml:space="preserve">Part 6 — Sign in with your email and password</w:t>
-        </w:r>
-        <w:r>
-          <w:rPr>
-            <w:b/>
-            <w:bCs/>
-            <w:color w:val="832413"/>
-            <w:sz w:val="24"/>
-            <w:szCs w:val="24"/>
-          </w:rPr>
-          <w:fldChar w:fldCharType="begin"/>
-        </w:r>
-        <w:r>
-          <w:rPr>
-            <w:b/>
-            <w:bCs/>
-            <w:color w:val="832413"/>
-            <w:sz w:val="24"/>
-            <w:szCs w:val="24"/>
-          </w:rPr>
-          <w:t xml:space="preserve">Part 6 — Sign in with your email and password</w:t>
-        </w:r>
-        <w:r>
-          <w:rPr>
-            <w:b/>
-            <w:bCs/>
-            <w:color w:val="832413"/>
-            <w:sz w:val="24"/>
-            <w:szCs w:val="24"/>
-          </w:rPr>
-          <w:instrText xml:space="preserve"> PAGEREF s19_Part_6_Sign_in_with_your \h </w:instrText>
-        </w:r>
-        <w:r>
-          <w:rPr>
-            <w:b/>
-            <w:bCs/>
-            <w:color w:val="832413"/>
-            <w:sz w:val="24"/>
-            <w:szCs w:val="24"/>
-          </w:rPr>
-          <w:t xml:space="preserve">Part 6 — Sign in with your email and password</w:t>
-        </w:r>
-        <w:r>
-          <w:rPr>
-            <w:b/>
-            <w:bCs/>
-            <w:color w:val="832413"/>
-            <w:sz w:val="24"/>
-            <w:szCs w:val="24"/>
-          </w:rPr>
-          <w:fldChar w:fldCharType="separate"/>
-        </w:r>
-        <w:r>
-          <w:rPr>
-            <w:b/>
-            <w:bCs/>
-            <w:color w:val="832413"/>
-            <w:sz w:val="24"/>
-            <w:szCs w:val="24"/>
-          </w:rPr>
-          <w:t xml:space="preserve">Part 6 — Sign in with your email and password</w:t>
-        </w:r>
-        <w:r>
-          <w:rPr>
-            <w:b/>
-            <w:bCs/>
-            <w:color w:val="832413"/>
-            <w:sz w:val="24"/>
-            <w:szCs w:val="24"/>
-          </w:rPr>
-          <w:t>13</w:t>
-        </w:r>
-        <w:r>
-          <w:rPr>
-            <w:b/>
-            <w:bCs/>
-            <w:color w:val="832413"/>
-            <w:sz w:val="24"/>
-            <w:szCs w:val="24"/>
-          </w:rPr>
-          <w:t xml:space="preserve">Part 6 — Sign in with your email and password</w:t>
-        </w:r>
-        <w:r>
-          <w:rPr>
-            <w:b/>
-            <w:bCs/>
-            <w:color w:val="832413"/>
-            <w:sz w:val="24"/>
-            <w:szCs w:val="24"/>
-          </w:rPr>
-          <w:fldChar w:fldCharType="end"/>
+          <w:t xml:space="preserve">	13</w:t>
         </w:r>
       </w:hyperlink>
     </w:p>
@@ -2668,107 +768,7 @@
             <w:sz w:val="24"/>
             <w:szCs w:val="24"/>
           </w:rPr>
-          <w:tab/>
-        </w:r>
-        <w:r>
-          <w:rPr>
-            <w:b/>
-            <w:bCs/>
-            <w:color w:val="832413"/>
-            <w:sz w:val="24"/>
-            <w:szCs w:val="24"/>
-          </w:rPr>
-          <w:t xml:space="preserve">Part 7 — Say WHERE to search (Area of interest)</w:t>
-        </w:r>
-        <w:r>
-          <w:rPr>
-            <w:b/>
-            <w:bCs/>
-            <w:color w:val="832413"/>
-            <w:sz w:val="24"/>
-            <w:szCs w:val="24"/>
-          </w:rPr>
-          <w:fldChar w:fldCharType="begin"/>
-        </w:r>
-        <w:r>
-          <w:rPr>
-            <w:b/>
-            <w:bCs/>
-            <w:color w:val="832413"/>
-            <w:sz w:val="24"/>
-            <w:szCs w:val="24"/>
-          </w:rPr>
-          <w:t xml:space="preserve">Part 7 — Say WHERE to search (Area of interest)</w:t>
-        </w:r>
-        <w:r>
-          <w:rPr>
-            <w:b/>
-            <w:bCs/>
-            <w:color w:val="832413"/>
-            <w:sz w:val="24"/>
-            <w:szCs w:val="24"/>
-          </w:rPr>
-          <w:instrText xml:space="preserve"> PAGEREF s20_Part_7_Say_WHERE_to_sear \h </w:instrText>
-        </w:r>
-        <w:r>
-          <w:rPr>
-            <w:b/>
-            <w:bCs/>
-            <w:color w:val="832413"/>
-            <w:sz w:val="24"/>
-            <w:szCs w:val="24"/>
-          </w:rPr>
-          <w:t xml:space="preserve">Part 7 — Say WHERE to search (Area of interest)</w:t>
-        </w:r>
-        <w:r>
-          <w:rPr>
-            <w:b/>
-            <w:bCs/>
-            <w:color w:val="832413"/>
-            <w:sz w:val="24"/>
-            <w:szCs w:val="24"/>
-          </w:rPr>
-          <w:fldChar w:fldCharType="separate"/>
-        </w:r>
-        <w:r>
-          <w:rPr>
-            <w:b/>
-            <w:bCs/>
-            <w:color w:val="832413"/>
-            <w:sz w:val="24"/>
-            <w:szCs w:val="24"/>
-          </w:rPr>
-          <w:t xml:space="preserve">Part 7 — Say WHERE to search (Area of interest)</w:t>
-        </w:r>
-        <w:r>
-          <w:rPr>
-            <w:b/>
-            <w:bCs/>
-            <w:color w:val="832413"/>
-            <w:sz w:val="24"/>
-            <w:szCs w:val="24"/>
-          </w:rPr>
-          <w:t>14</w:t>
-        </w:r>
-        <w:r>
-          <w:rPr>
-            <w:b/>
-            <w:bCs/>
-            <w:color w:val="832413"/>
-            <w:sz w:val="24"/>
-            <w:szCs w:val="24"/>
-          </w:rPr>
-          <w:t xml:space="preserve">Part 7 — Say WHERE to search (Area of interest)</w:t>
-        </w:r>
-        <w:r>
-          <w:rPr>
-            <w:b/>
-            <w:bCs/>
-            <w:color w:val="832413"/>
-            <w:sz w:val="24"/>
-            <w:szCs w:val="24"/>
-          </w:rPr>
-          <w:fldChar w:fldCharType="end"/>
+          <w:t xml:space="preserve">	14</w:t>
         </w:r>
       </w:hyperlink>
     </w:p>
@@ -2799,107 +799,7 @@
             <w:sz w:val="22"/>
             <w:szCs w:val="22"/>
           </w:rPr>
-          <w:tab/>
-        </w:r>
-        <w:r>
-          <w:rPr>
-            <w:b w:val="false"/>
-            <w:bCs w:val="false"/>
-            <w:color w:val="24342B"/>
-            <w:sz w:val="22"/>
-            <w:szCs w:val="22"/>
-          </w:rPr>
-          <w:t xml:space="preserve">7.1 Whole country</w:t>
-        </w:r>
-        <w:r>
-          <w:rPr>
-            <w:b w:val="false"/>
-            <w:bCs w:val="false"/>
-            <w:color w:val="24342B"/>
-            <w:sz w:val="22"/>
-            <w:szCs w:val="22"/>
-          </w:rPr>
-          <w:fldChar w:fldCharType="begin"/>
-        </w:r>
-        <w:r>
-          <w:rPr>
-            <w:b w:val="false"/>
-            <w:bCs w:val="false"/>
-            <w:color w:val="24342B"/>
-            <w:sz w:val="22"/>
-            <w:szCs w:val="22"/>
-          </w:rPr>
-          <w:t xml:space="preserve">7.1 Whole country</w:t>
-        </w:r>
-        <w:r>
-          <w:rPr>
-            <w:b w:val="false"/>
-            <w:bCs w:val="false"/>
-            <w:color w:val="24342B"/>
-            <w:sz w:val="22"/>
-            <w:szCs w:val="22"/>
-          </w:rPr>
-          <w:instrText xml:space="preserve"> PAGEREF s21_7_1_Whole_country \h </w:instrText>
-        </w:r>
-        <w:r>
-          <w:rPr>
-            <w:b w:val="false"/>
-            <w:bCs w:val="false"/>
-            <w:color w:val="24342B"/>
-            <w:sz w:val="22"/>
-            <w:szCs w:val="22"/>
-          </w:rPr>
-          <w:t xml:space="preserve">7.1 Whole country</w:t>
-        </w:r>
-        <w:r>
-          <w:rPr>
-            <w:b w:val="false"/>
-            <w:bCs w:val="false"/>
-            <w:color w:val="24342B"/>
-            <w:sz w:val="22"/>
-            <w:szCs w:val="22"/>
-          </w:rPr>
-          <w:fldChar w:fldCharType="separate"/>
-        </w:r>
-        <w:r>
-          <w:rPr>
-            <w:b w:val="false"/>
-            <w:bCs w:val="false"/>
-            <w:color w:val="24342B"/>
-            <w:sz w:val="22"/>
-            <w:szCs w:val="22"/>
-          </w:rPr>
-          <w:t xml:space="preserve">7.1 Whole country</w:t>
-        </w:r>
-        <w:r>
-          <w:rPr>
-            <w:b w:val="false"/>
-            <w:bCs w:val="false"/>
-            <w:color w:val="24342B"/>
-            <w:sz w:val="22"/>
-            <w:szCs w:val="22"/>
-          </w:rPr>
-          <w:t>14</w:t>
-        </w:r>
-        <w:r>
-          <w:rPr>
-            <w:b w:val="false"/>
-            <w:bCs w:val="false"/>
-            <w:color w:val="24342B"/>
-            <w:sz w:val="22"/>
-            <w:szCs w:val="22"/>
-          </w:rPr>
-          <w:t xml:space="preserve">7.1 Whole country</w:t>
-        </w:r>
-        <w:r>
-          <w:rPr>
-            <w:b w:val="false"/>
-            <w:bCs w:val="false"/>
-            <w:color w:val="24342B"/>
-            <w:sz w:val="22"/>
-            <w:szCs w:val="22"/>
-          </w:rPr>
-          <w:fldChar w:fldCharType="end"/>
+          <w:t xml:space="preserve">	14</w:t>
         </w:r>
       </w:hyperlink>
     </w:p>
@@ -2930,107 +830,7 @@
             <w:sz w:val="22"/>
             <w:szCs w:val="22"/>
           </w:rPr>
-          <w:tab/>
-        </w:r>
-        <w:r>
-          <w:rPr>
-            <w:b w:val="false"/>
-            <w:bCs w:val="false"/>
-            <w:color w:val="24342B"/>
-            <w:sz w:val="22"/>
-            <w:szCs w:val="22"/>
-          </w:rPr>
-          <w:t xml:space="preserve">7.2 Biome</w:t>
-        </w:r>
-        <w:r>
-          <w:rPr>
-            <w:b w:val="false"/>
-            <w:bCs w:val="false"/>
-            <w:color w:val="24342B"/>
-            <w:sz w:val="22"/>
-            <w:szCs w:val="22"/>
-          </w:rPr>
-          <w:fldChar w:fldCharType="begin"/>
-        </w:r>
-        <w:r>
-          <w:rPr>
-            <w:b w:val="false"/>
-            <w:bCs w:val="false"/>
-            <w:color w:val="24342B"/>
-            <w:sz w:val="22"/>
-            <w:szCs w:val="22"/>
-          </w:rPr>
-          <w:t xml:space="preserve">7.2 Biome</w:t>
-        </w:r>
-        <w:r>
-          <w:rPr>
-            <w:b w:val="false"/>
-            <w:bCs w:val="false"/>
-            <w:color w:val="24342B"/>
-            <w:sz w:val="22"/>
-            <w:szCs w:val="22"/>
-          </w:rPr>
-          <w:instrText xml:space="preserve"> PAGEREF s22_7_2_Biome \h </w:instrText>
-        </w:r>
-        <w:r>
-          <w:rPr>
-            <w:b w:val="false"/>
-            <w:bCs w:val="false"/>
-            <w:color w:val="24342B"/>
-            <w:sz w:val="22"/>
-            <w:szCs w:val="22"/>
-          </w:rPr>
-          <w:t xml:space="preserve">7.2 Biome</w:t>
-        </w:r>
-        <w:r>
-          <w:rPr>
-            <w:b w:val="false"/>
-            <w:bCs w:val="false"/>
-            <w:color w:val="24342B"/>
-            <w:sz w:val="22"/>
-            <w:szCs w:val="22"/>
-          </w:rPr>
-          <w:fldChar w:fldCharType="separate"/>
-        </w:r>
-        <w:r>
-          <w:rPr>
-            <w:b w:val="false"/>
-            <w:bCs w:val="false"/>
-            <w:color w:val="24342B"/>
-            <w:sz w:val="22"/>
-            <w:szCs w:val="22"/>
-          </w:rPr>
-          <w:t xml:space="preserve">7.2 Biome</w:t>
-        </w:r>
-        <w:r>
-          <w:rPr>
-            <w:b w:val="false"/>
-            <w:bCs w:val="false"/>
-            <w:color w:val="24342B"/>
-            <w:sz w:val="22"/>
-            <w:szCs w:val="22"/>
-          </w:rPr>
-          <w:t>15</w:t>
-        </w:r>
-        <w:r>
-          <w:rPr>
-            <w:b w:val="false"/>
-            <w:bCs w:val="false"/>
-            <w:color w:val="24342B"/>
-            <w:sz w:val="22"/>
-            <w:szCs w:val="22"/>
-          </w:rPr>
-          <w:t xml:space="preserve">7.2 Biome</w:t>
-        </w:r>
-        <w:r>
-          <w:rPr>
-            <w:b w:val="false"/>
-            <w:bCs w:val="false"/>
-            <w:color w:val="24342B"/>
-            <w:sz w:val="22"/>
-            <w:szCs w:val="22"/>
-          </w:rPr>
-          <w:fldChar w:fldCharType="end"/>
+          <w:t xml:space="preserve">	15</w:t>
         </w:r>
       </w:hyperlink>
     </w:p>
@@ -3061,107 +861,7 @@
             <w:sz w:val="22"/>
             <w:szCs w:val="22"/>
           </w:rPr>
-          <w:tab/>
-        </w:r>
-        <w:r>
-          <w:rPr>
-            <w:b w:val="false"/>
-            <w:bCs w:val="false"/>
-            <w:color w:val="24342B"/>
-            <w:sz w:val="22"/>
-            <w:szCs w:val="22"/>
-          </w:rPr>
-          <w:t xml:space="preserve">7.3 Vector layer</w:t>
-        </w:r>
-        <w:r>
-          <w:rPr>
-            <w:b w:val="false"/>
-            <w:bCs w:val="false"/>
-            <w:color w:val="24342B"/>
-            <w:sz w:val="22"/>
-            <w:szCs w:val="22"/>
-          </w:rPr>
-          <w:fldChar w:fldCharType="begin"/>
-        </w:r>
-        <w:r>
-          <w:rPr>
-            <w:b w:val="false"/>
-            <w:bCs w:val="false"/>
-            <w:color w:val="24342B"/>
-            <w:sz w:val="22"/>
-            <w:szCs w:val="22"/>
-          </w:rPr>
-          <w:t xml:space="preserve">7.3 Vector layer</w:t>
-        </w:r>
-        <w:r>
-          <w:rPr>
-            <w:b w:val="false"/>
-            <w:bCs w:val="false"/>
-            <w:color w:val="24342B"/>
-            <w:sz w:val="22"/>
-            <w:szCs w:val="22"/>
-          </w:rPr>
-          <w:instrText xml:space="preserve"> PAGEREF s23_7_3_Vector_layer \h </w:instrText>
-        </w:r>
-        <w:r>
-          <w:rPr>
-            <w:b w:val="false"/>
-            <w:bCs w:val="false"/>
-            <w:color w:val="24342B"/>
-            <w:sz w:val="22"/>
-            <w:szCs w:val="22"/>
-          </w:rPr>
-          <w:t xml:space="preserve">7.3 Vector layer</w:t>
-        </w:r>
-        <w:r>
-          <w:rPr>
-            <w:b w:val="false"/>
-            <w:bCs w:val="false"/>
-            <w:color w:val="24342B"/>
-            <w:sz w:val="22"/>
-            <w:szCs w:val="22"/>
-          </w:rPr>
-          <w:fldChar w:fldCharType="separate"/>
-        </w:r>
-        <w:r>
-          <w:rPr>
-            <w:b w:val="false"/>
-            <w:bCs w:val="false"/>
-            <w:color w:val="24342B"/>
-            <w:sz w:val="22"/>
-            <w:szCs w:val="22"/>
-          </w:rPr>
-          <w:t xml:space="preserve">7.3 Vector layer</w:t>
-        </w:r>
-        <w:r>
-          <w:rPr>
-            <w:b w:val="false"/>
-            <w:bCs w:val="false"/>
-            <w:color w:val="24342B"/>
-            <w:sz w:val="22"/>
-            <w:szCs w:val="22"/>
-          </w:rPr>
-          <w:t>15</w:t>
-        </w:r>
-        <w:r>
-          <w:rPr>
-            <w:b w:val="false"/>
-            <w:bCs w:val="false"/>
-            <w:color w:val="24342B"/>
-            <w:sz w:val="22"/>
-            <w:szCs w:val="22"/>
-          </w:rPr>
-          <w:t xml:space="preserve">7.3 Vector layer</w:t>
-        </w:r>
-        <w:r>
-          <w:rPr>
-            <w:b w:val="false"/>
-            <w:bCs w:val="false"/>
-            <w:color w:val="24342B"/>
-            <w:sz w:val="22"/>
-            <w:szCs w:val="22"/>
-          </w:rPr>
-          <w:fldChar w:fldCharType="end"/>
+          <w:t xml:space="preserve">	15</w:t>
         </w:r>
       </w:hyperlink>
     </w:p>
@@ -3192,107 +892,7 @@
             <w:sz w:val="22"/>
             <w:szCs w:val="22"/>
           </w:rPr>
-          <w:tab/>
-        </w:r>
-        <w:r>
-          <w:rPr>
-            <w:b w:val="false"/>
-            <w:bCs w:val="false"/>
-            <w:color w:val="24342B"/>
-            <w:sz w:val="22"/>
-            <w:szCs w:val="22"/>
-          </w:rPr>
-          <w:t xml:space="preserve">7.4 Coordinate (point)</w:t>
-        </w:r>
-        <w:r>
-          <w:rPr>
-            <w:b w:val="false"/>
-            <w:bCs w:val="false"/>
-            <w:color w:val="24342B"/>
-            <w:sz w:val="22"/>
-            <w:szCs w:val="22"/>
-          </w:rPr>
-          <w:fldChar w:fldCharType="begin"/>
-        </w:r>
-        <w:r>
-          <w:rPr>
-            <w:b w:val="false"/>
-            <w:bCs w:val="false"/>
-            <w:color w:val="24342B"/>
-            <w:sz w:val="22"/>
-            <w:szCs w:val="22"/>
-          </w:rPr>
-          <w:t xml:space="preserve">7.4 Coordinate (point)</w:t>
-        </w:r>
-        <w:r>
-          <w:rPr>
-            <w:b w:val="false"/>
-            <w:bCs w:val="false"/>
-            <w:color w:val="24342B"/>
-            <w:sz w:val="22"/>
-            <w:szCs w:val="22"/>
-          </w:rPr>
-          <w:instrText xml:space="preserve"> PAGEREF s24_7_4_Coordinate_point \h </w:instrText>
-        </w:r>
-        <w:r>
-          <w:rPr>
-            <w:b w:val="false"/>
-            <w:bCs w:val="false"/>
-            <w:color w:val="24342B"/>
-            <w:sz w:val="22"/>
-            <w:szCs w:val="22"/>
-          </w:rPr>
-          <w:t xml:space="preserve">7.4 Coordinate (point)</w:t>
-        </w:r>
-        <w:r>
-          <w:rPr>
-            <w:b w:val="false"/>
-            <w:bCs w:val="false"/>
-            <w:color w:val="24342B"/>
-            <w:sz w:val="22"/>
-            <w:szCs w:val="22"/>
-          </w:rPr>
-          <w:fldChar w:fldCharType="separate"/>
-        </w:r>
-        <w:r>
-          <w:rPr>
-            <w:b w:val="false"/>
-            <w:bCs w:val="false"/>
-            <w:color w:val="24342B"/>
-            <w:sz w:val="22"/>
-            <w:szCs w:val="22"/>
-          </w:rPr>
-          <w:t xml:space="preserve">7.4 Coordinate (point)</w:t>
-        </w:r>
-        <w:r>
-          <w:rPr>
-            <w:b w:val="false"/>
-            <w:bCs w:val="false"/>
-            <w:color w:val="24342B"/>
-            <w:sz w:val="22"/>
-            <w:szCs w:val="22"/>
-          </w:rPr>
-          <w:t>16</w:t>
-        </w:r>
-        <w:r>
-          <w:rPr>
-            <w:b w:val="false"/>
-            <w:bCs w:val="false"/>
-            <w:color w:val="24342B"/>
-            <w:sz w:val="22"/>
-            <w:szCs w:val="22"/>
-          </w:rPr>
-          <w:t xml:space="preserve">7.4 Coordinate (point)</w:t>
-        </w:r>
-        <w:r>
-          <w:rPr>
-            <w:b w:val="false"/>
-            <w:bCs w:val="false"/>
-            <w:color w:val="24342B"/>
-            <w:sz w:val="22"/>
-            <w:szCs w:val="22"/>
-          </w:rPr>
-          <w:fldChar w:fldCharType="end"/>
+          <w:t xml:space="preserve">	16</w:t>
         </w:r>
       </w:hyperlink>
     </w:p>
@@ -3323,107 +923,7 @@
             <w:sz w:val="22"/>
             <w:szCs w:val="22"/>
           </w:rPr>
-          <w:tab/>
-        </w:r>
-        <w:r>
-          <w:rPr>
-            <w:b w:val="false"/>
-            <w:bCs w:val="false"/>
-            <w:color w:val="24342B"/>
-            <w:sz w:val="22"/>
-            <w:szCs w:val="22"/>
-          </w:rPr>
-          <w:t xml:space="preserve">7.5 Alert code</w:t>
-        </w:r>
-        <w:r>
-          <w:rPr>
-            <w:b w:val="false"/>
-            <w:bCs w:val="false"/>
-            <w:color w:val="24342B"/>
-            <w:sz w:val="22"/>
-            <w:szCs w:val="22"/>
-          </w:rPr>
-          <w:fldChar w:fldCharType="begin"/>
-        </w:r>
-        <w:r>
-          <w:rPr>
-            <w:b w:val="false"/>
-            <w:bCs w:val="false"/>
-            <w:color w:val="24342B"/>
-            <w:sz w:val="22"/>
-            <w:szCs w:val="22"/>
-          </w:rPr>
-          <w:t xml:space="preserve">7.5 Alert code</w:t>
-        </w:r>
-        <w:r>
-          <w:rPr>
-            <w:b w:val="false"/>
-            <w:bCs w:val="false"/>
-            <w:color w:val="24342B"/>
-            <w:sz w:val="22"/>
-            <w:szCs w:val="22"/>
-          </w:rPr>
-          <w:instrText xml:space="preserve"> PAGEREF s25_7_5_Alert_code \h </w:instrText>
-        </w:r>
-        <w:r>
-          <w:rPr>
-            <w:b w:val="false"/>
-            <w:bCs w:val="false"/>
-            <w:color w:val="24342B"/>
-            <w:sz w:val="22"/>
-            <w:szCs w:val="22"/>
-          </w:rPr>
-          <w:t xml:space="preserve">7.5 Alert code</w:t>
-        </w:r>
-        <w:r>
-          <w:rPr>
-            <w:b w:val="false"/>
-            <w:bCs w:val="false"/>
-            <w:color w:val="24342B"/>
-            <w:sz w:val="22"/>
-            <w:szCs w:val="22"/>
-          </w:rPr>
-          <w:fldChar w:fldCharType="separate"/>
-        </w:r>
-        <w:r>
-          <w:rPr>
-            <w:b w:val="false"/>
-            <w:bCs w:val="false"/>
-            <w:color w:val="24342B"/>
-            <w:sz w:val="22"/>
-            <w:szCs w:val="22"/>
-          </w:rPr>
-          <w:t xml:space="preserve">7.5 Alert code</w:t>
-        </w:r>
-        <w:r>
-          <w:rPr>
-            <w:b w:val="false"/>
-            <w:bCs w:val="false"/>
-            <w:color w:val="24342B"/>
-            <w:sz w:val="22"/>
-            <w:szCs w:val="22"/>
-          </w:rPr>
-          <w:t>16</w:t>
-        </w:r>
-        <w:r>
-          <w:rPr>
-            <w:b w:val="false"/>
-            <w:bCs w:val="false"/>
-            <w:color w:val="24342B"/>
-            <w:sz w:val="22"/>
-            <w:szCs w:val="22"/>
-          </w:rPr>
-          <w:t xml:space="preserve">7.5 Alert code</w:t>
-        </w:r>
-        <w:r>
-          <w:rPr>
-            <w:b w:val="false"/>
-            <w:bCs w:val="false"/>
-            <w:color w:val="24342B"/>
-            <w:sz w:val="22"/>
-            <w:szCs w:val="22"/>
-          </w:rPr>
-          <w:fldChar w:fldCharType="end"/>
+          <w:t xml:space="preserve">	16</w:t>
         </w:r>
       </w:hyperlink>
     </w:p>
@@ -3454,107 +954,7 @@
             <w:sz w:val="24"/>
             <w:szCs w:val="24"/>
           </w:rPr>
-          <w:tab/>
-        </w:r>
-        <w:r>
-          <w:rPr>
-            <w:b/>
-            <w:bCs/>
-            <w:color w:val="832413"/>
-            <w:sz w:val="24"/>
-            <w:szCs w:val="24"/>
-          </w:rPr>
-          <w:t xml:space="preserve">Part 8 — Say WHEN to search (Period)</w:t>
-        </w:r>
-        <w:r>
-          <w:rPr>
-            <w:b/>
-            <w:bCs/>
-            <w:color w:val="832413"/>
-            <w:sz w:val="24"/>
-            <w:szCs w:val="24"/>
-          </w:rPr>
-          <w:fldChar w:fldCharType="begin"/>
-        </w:r>
-        <w:r>
-          <w:rPr>
-            <w:b/>
-            <w:bCs/>
-            <w:color w:val="832413"/>
-            <w:sz w:val="24"/>
-            <w:szCs w:val="24"/>
-          </w:rPr>
-          <w:t xml:space="preserve">Part 8 — Say WHEN to search (Period)</w:t>
-        </w:r>
-        <w:r>
-          <w:rPr>
-            <w:b/>
-            <w:bCs/>
-            <w:color w:val="832413"/>
-            <w:sz w:val="24"/>
-            <w:szCs w:val="24"/>
-          </w:rPr>
-          <w:instrText xml:space="preserve"> PAGEREF s26_Part_8_Say_WHEN_to_searc \h </w:instrText>
-        </w:r>
-        <w:r>
-          <w:rPr>
-            <w:b/>
-            <w:bCs/>
-            <w:color w:val="832413"/>
-            <w:sz w:val="24"/>
-            <w:szCs w:val="24"/>
-          </w:rPr>
-          <w:t xml:space="preserve">Part 8 — Say WHEN to search (Period)</w:t>
-        </w:r>
-        <w:r>
-          <w:rPr>
-            <w:b/>
-            <w:bCs/>
-            <w:color w:val="832413"/>
-            <w:sz w:val="24"/>
-            <w:szCs w:val="24"/>
-          </w:rPr>
-          <w:fldChar w:fldCharType="separate"/>
-        </w:r>
-        <w:r>
-          <w:rPr>
-            <w:b/>
-            <w:bCs/>
-            <w:color w:val="832413"/>
-            <w:sz w:val="24"/>
-            <w:szCs w:val="24"/>
-          </w:rPr>
-          <w:t xml:space="preserve">Part 8 — Say WHEN to search (Period)</w:t>
-        </w:r>
-        <w:r>
-          <w:rPr>
-            <w:b/>
-            <w:bCs/>
-            <w:color w:val="832413"/>
-            <w:sz w:val="24"/>
-            <w:szCs w:val="24"/>
-          </w:rPr>
-          <w:t>18</w:t>
-        </w:r>
-        <w:r>
-          <w:rPr>
-            <w:b/>
-            <w:bCs/>
-            <w:color w:val="832413"/>
-            <w:sz w:val="24"/>
-            <w:szCs w:val="24"/>
-          </w:rPr>
-          <w:t xml:space="preserve">Part 8 — Say WHEN to search (Period)</w:t>
-        </w:r>
-        <w:r>
-          <w:rPr>
-            <w:b/>
-            <w:bCs/>
-            <w:color w:val="832413"/>
-            <w:sz w:val="24"/>
-            <w:szCs w:val="24"/>
-          </w:rPr>
-          <w:fldChar w:fldCharType="end"/>
+          <w:t xml:space="preserve">	18</w:t>
         </w:r>
       </w:hyperlink>
     </w:p>
@@ -3585,107 +985,7 @@
             <w:sz w:val="22"/>
             <w:szCs w:val="22"/>
           </w:rPr>
-          <w:tab/>
-        </w:r>
-        <w:r>
-          <w:rPr>
-            <w:b w:val="false"/>
-            <w:bCs w:val="false"/>
-            <w:color w:val="24342B"/>
-            <w:sz w:val="22"/>
-            <w:szCs w:val="22"/>
-          </w:rPr>
-          <w:t xml:space="preserve">8.1 Filter by (1)</w:t>
-        </w:r>
-        <w:r>
-          <w:rPr>
-            <w:b w:val="false"/>
-            <w:bCs w:val="false"/>
-            <w:color w:val="24342B"/>
-            <w:sz w:val="22"/>
-            <w:szCs w:val="22"/>
-          </w:rPr>
-          <w:fldChar w:fldCharType="begin"/>
-        </w:r>
-        <w:r>
-          <w:rPr>
-            <w:b w:val="false"/>
-            <w:bCs w:val="false"/>
-            <w:color w:val="24342B"/>
-            <w:sz w:val="22"/>
-            <w:szCs w:val="22"/>
-          </w:rPr>
-          <w:t xml:space="preserve">8.1 Filter by (1)</w:t>
-        </w:r>
-        <w:r>
-          <w:rPr>
-            <w:b w:val="false"/>
-            <w:bCs w:val="false"/>
-            <w:color w:val="24342B"/>
-            <w:sz w:val="22"/>
-            <w:szCs w:val="22"/>
-          </w:rPr>
-          <w:instrText xml:space="preserve"> PAGEREF s27_8_1_Filter_by_1 \h </w:instrText>
-        </w:r>
-        <w:r>
-          <w:rPr>
-            <w:b w:val="false"/>
-            <w:bCs w:val="false"/>
-            <w:color w:val="24342B"/>
-            <w:sz w:val="22"/>
-            <w:szCs w:val="22"/>
-          </w:rPr>
-          <w:t xml:space="preserve">8.1 Filter by (1)</w:t>
-        </w:r>
-        <w:r>
-          <w:rPr>
-            <w:b w:val="false"/>
-            <w:bCs w:val="false"/>
-            <w:color w:val="24342B"/>
-            <w:sz w:val="22"/>
-            <w:szCs w:val="22"/>
-          </w:rPr>
-          <w:fldChar w:fldCharType="separate"/>
-        </w:r>
-        <w:r>
-          <w:rPr>
-            <w:b w:val="false"/>
-            <w:bCs w:val="false"/>
-            <w:color w:val="24342B"/>
-            <w:sz w:val="22"/>
-            <w:szCs w:val="22"/>
-          </w:rPr>
-          <w:t xml:space="preserve">8.1 Filter by (1)</w:t>
-        </w:r>
-        <w:r>
-          <w:rPr>
-            <w:b w:val="false"/>
-            <w:bCs w:val="false"/>
-            <w:color w:val="24342B"/>
-            <w:sz w:val="22"/>
-            <w:szCs w:val="22"/>
-          </w:rPr>
-          <w:t>18</w:t>
-        </w:r>
-        <w:r>
-          <w:rPr>
-            <w:b w:val="false"/>
-            <w:bCs w:val="false"/>
-            <w:color w:val="24342B"/>
-            <w:sz w:val="22"/>
-            <w:szCs w:val="22"/>
-          </w:rPr>
-          <w:t xml:space="preserve">8.1 Filter by (1)</w:t>
-        </w:r>
-        <w:r>
-          <w:rPr>
-            <w:b w:val="false"/>
-            <w:bCs w:val="false"/>
-            <w:color w:val="24342B"/>
-            <w:sz w:val="22"/>
-            <w:szCs w:val="22"/>
-          </w:rPr>
-          <w:fldChar w:fldCharType="end"/>
+          <w:t xml:space="preserve">	18</w:t>
         </w:r>
       </w:hyperlink>
     </w:p>
@@ -3716,107 +1016,7 @@
             <w:sz w:val="22"/>
             <w:szCs w:val="22"/>
           </w:rPr>
-          <w:tab/>
-        </w:r>
-        <w:r>
-          <w:rPr>
-            <w:b w:val="false"/>
-            <w:bCs w:val="false"/>
-            <w:color w:val="24342B"/>
-            <w:sz w:val="22"/>
-            <w:szCs w:val="22"/>
-          </w:rPr>
-          <w:t xml:space="preserve">8.2 Dates (2 and 3)</w:t>
-        </w:r>
-        <w:r>
-          <w:rPr>
-            <w:b w:val="false"/>
-            <w:bCs w:val="false"/>
-            <w:color w:val="24342B"/>
-            <w:sz w:val="22"/>
-            <w:szCs w:val="22"/>
-          </w:rPr>
-          <w:fldChar w:fldCharType="begin"/>
-        </w:r>
-        <w:r>
-          <w:rPr>
-            <w:b w:val="false"/>
-            <w:bCs w:val="false"/>
-            <w:color w:val="24342B"/>
-            <w:sz w:val="22"/>
-            <w:szCs w:val="22"/>
-          </w:rPr>
-          <w:t xml:space="preserve">8.2 Dates (2 and 3)</w:t>
-        </w:r>
-        <w:r>
-          <w:rPr>
-            <w:b w:val="false"/>
-            <w:bCs w:val="false"/>
-            <w:color w:val="24342B"/>
-            <w:sz w:val="22"/>
-            <w:szCs w:val="22"/>
-          </w:rPr>
-          <w:instrText xml:space="preserve"> PAGEREF s28_8_2_Dates_2_and_3 \h </w:instrText>
-        </w:r>
-        <w:r>
-          <w:rPr>
-            <w:b w:val="false"/>
-            <w:bCs w:val="false"/>
-            <w:color w:val="24342B"/>
-            <w:sz w:val="22"/>
-            <w:szCs w:val="22"/>
-          </w:rPr>
-          <w:t xml:space="preserve">8.2 Dates (2 and 3)</w:t>
-        </w:r>
-        <w:r>
-          <w:rPr>
-            <w:b w:val="false"/>
-            <w:bCs w:val="false"/>
-            <w:color w:val="24342B"/>
-            <w:sz w:val="22"/>
-            <w:szCs w:val="22"/>
-          </w:rPr>
-          <w:fldChar w:fldCharType="separate"/>
-        </w:r>
-        <w:r>
-          <w:rPr>
-            <w:b w:val="false"/>
-            <w:bCs w:val="false"/>
-            <w:color w:val="24342B"/>
-            <w:sz w:val="22"/>
-            <w:szCs w:val="22"/>
-          </w:rPr>
-          <w:t xml:space="preserve">8.2 Dates (2 and 3)</w:t>
-        </w:r>
-        <w:r>
-          <w:rPr>
-            <w:b w:val="false"/>
-            <w:bCs w:val="false"/>
-            <w:color w:val="24342B"/>
-            <w:sz w:val="22"/>
-            <w:szCs w:val="22"/>
-          </w:rPr>
-          <w:t>18</w:t>
-        </w:r>
-        <w:r>
-          <w:rPr>
-            <w:b w:val="false"/>
-            <w:bCs w:val="false"/>
-            <w:color w:val="24342B"/>
-            <w:sz w:val="22"/>
-            <w:szCs w:val="22"/>
-          </w:rPr>
-          <w:t xml:space="preserve">8.2 Dates (2 and 3)</w:t>
-        </w:r>
-        <w:r>
-          <w:rPr>
-            <w:b w:val="false"/>
-            <w:bCs w:val="false"/>
-            <w:color w:val="24342B"/>
-            <w:sz w:val="22"/>
-            <w:szCs w:val="22"/>
-          </w:rPr>
-          <w:fldChar w:fldCharType="end"/>
+          <w:t xml:space="preserve">	18</w:t>
         </w:r>
       </w:hyperlink>
     </w:p>
@@ -3847,107 +1047,7 @@
             <w:sz w:val="22"/>
             <w:szCs w:val="22"/>
           </w:rPr>
-          <w:tab/>
-        </w:r>
-        <w:r>
-          <w:rPr>
-            <w:b w:val="false"/>
-            <w:bCs w:val="false"/>
-            <w:color w:val="24342B"/>
-            <w:sz w:val="22"/>
-            <w:szCs w:val="22"/>
-          </w:rPr>
-          <w:t xml:space="preserve">8.3 Shortcuts (4)</w:t>
-        </w:r>
-        <w:r>
-          <w:rPr>
-            <w:b w:val="false"/>
-            <w:bCs w:val="false"/>
-            <w:color w:val="24342B"/>
-            <w:sz w:val="22"/>
-            <w:szCs w:val="22"/>
-          </w:rPr>
-          <w:fldChar w:fldCharType="begin"/>
-        </w:r>
-        <w:r>
-          <w:rPr>
-            <w:b w:val="false"/>
-            <w:bCs w:val="false"/>
-            <w:color w:val="24342B"/>
-            <w:sz w:val="22"/>
-            <w:szCs w:val="22"/>
-          </w:rPr>
-          <w:t xml:space="preserve">8.3 Shortcuts (4)</w:t>
-        </w:r>
-        <w:r>
-          <w:rPr>
-            <w:b w:val="false"/>
-            <w:bCs w:val="false"/>
-            <w:color w:val="24342B"/>
-            <w:sz w:val="22"/>
-            <w:szCs w:val="22"/>
-          </w:rPr>
-          <w:instrText xml:space="preserve"> PAGEREF s29_8_3_Shortcuts_4 \h </w:instrText>
-        </w:r>
-        <w:r>
-          <w:rPr>
-            <w:b w:val="false"/>
-            <w:bCs w:val="false"/>
-            <w:color w:val="24342B"/>
-            <w:sz w:val="22"/>
-            <w:szCs w:val="22"/>
-          </w:rPr>
-          <w:t xml:space="preserve">8.3 Shortcuts (4)</w:t>
-        </w:r>
-        <w:r>
-          <w:rPr>
-            <w:b w:val="false"/>
-            <w:bCs w:val="false"/>
-            <w:color w:val="24342B"/>
-            <w:sz w:val="22"/>
-            <w:szCs w:val="22"/>
-          </w:rPr>
-          <w:fldChar w:fldCharType="separate"/>
-        </w:r>
-        <w:r>
-          <w:rPr>
-            <w:b w:val="false"/>
-            <w:bCs w:val="false"/>
-            <w:color w:val="24342B"/>
-            <w:sz w:val="22"/>
-            <w:szCs w:val="22"/>
-          </w:rPr>
-          <w:t xml:space="preserve">8.3 Shortcuts (4)</w:t>
-        </w:r>
-        <w:r>
-          <w:rPr>
-            <w:b w:val="false"/>
-            <w:bCs w:val="false"/>
-            <w:color w:val="24342B"/>
-            <w:sz w:val="22"/>
-            <w:szCs w:val="22"/>
-          </w:rPr>
-          <w:t>18</w:t>
-        </w:r>
-        <w:r>
-          <w:rPr>
-            <w:b w:val="false"/>
-            <w:bCs w:val="false"/>
-            <w:color w:val="24342B"/>
-            <w:sz w:val="22"/>
-            <w:szCs w:val="22"/>
-          </w:rPr>
-          <w:t xml:space="preserve">8.3 Shortcuts (4)</w:t>
-        </w:r>
-        <w:r>
-          <w:rPr>
-            <w:b w:val="false"/>
-            <w:bCs w:val="false"/>
-            <w:color w:val="24342B"/>
-            <w:sz w:val="22"/>
-            <w:szCs w:val="22"/>
-          </w:rPr>
-          <w:fldChar w:fldCharType="end"/>
+          <w:t xml:space="preserve">	18</w:t>
         </w:r>
       </w:hyperlink>
     </w:p>
@@ -3978,107 +1078,7 @@
             <w:sz w:val="24"/>
             <w:szCs w:val="24"/>
           </w:rPr>
-          <w:tab/>
-        </w:r>
-        <w:r>
-          <w:rPr>
-            <w:b/>
-            <w:bCs/>
-            <w:color w:val="832413"/>
-            <w:sz w:val="24"/>
-            <w:szCs w:val="24"/>
-          </w:rPr>
-          <w:t xml:space="preserve">Part 9 — Filters and crossings (optional)</w:t>
-        </w:r>
-        <w:r>
-          <w:rPr>
-            <w:b/>
-            <w:bCs/>
-            <w:color w:val="832413"/>
-            <w:sz w:val="24"/>
-            <w:szCs w:val="24"/>
-          </w:rPr>
-          <w:fldChar w:fldCharType="begin"/>
-        </w:r>
-        <w:r>
-          <w:rPr>
-            <w:b/>
-            <w:bCs/>
-            <w:color w:val="832413"/>
-            <w:sz w:val="24"/>
-            <w:szCs w:val="24"/>
-          </w:rPr>
-          <w:t xml:space="preserve">Part 9 — Filters and crossings (optional)</w:t>
-        </w:r>
-        <w:r>
-          <w:rPr>
-            <w:b/>
-            <w:bCs/>
-            <w:color w:val="832413"/>
-            <w:sz w:val="24"/>
-            <w:szCs w:val="24"/>
-          </w:rPr>
-          <w:instrText xml:space="preserve"> PAGEREF s30_Part_9_Filters_and_cross \h </w:instrText>
-        </w:r>
-        <w:r>
-          <w:rPr>
-            <w:b/>
-            <w:bCs/>
-            <w:color w:val="832413"/>
-            <w:sz w:val="24"/>
-            <w:szCs w:val="24"/>
-          </w:rPr>
-          <w:t xml:space="preserve">Part 9 — Filters and crossings (optional)</w:t>
-        </w:r>
-        <w:r>
-          <w:rPr>
-            <w:b/>
-            <w:bCs/>
-            <w:color w:val="832413"/>
-            <w:sz w:val="24"/>
-            <w:szCs w:val="24"/>
-          </w:rPr>
-          <w:fldChar w:fldCharType="separate"/>
-        </w:r>
-        <w:r>
-          <w:rPr>
-            <w:b/>
-            <w:bCs/>
-            <w:color w:val="832413"/>
-            <w:sz w:val="24"/>
-            <w:szCs w:val="24"/>
-          </w:rPr>
-          <w:t xml:space="preserve">Part 9 — Filters and crossings (optional)</w:t>
-        </w:r>
-        <w:r>
-          <w:rPr>
-            <w:b/>
-            <w:bCs/>
-            <w:color w:val="832413"/>
-            <w:sz w:val="24"/>
-            <w:szCs w:val="24"/>
-          </w:rPr>
-          <w:t>19</w:t>
-        </w:r>
-        <w:r>
-          <w:rPr>
-            <w:b/>
-            <w:bCs/>
-            <w:color w:val="832413"/>
-            <w:sz w:val="24"/>
-            <w:szCs w:val="24"/>
-          </w:rPr>
-          <w:t xml:space="preserve">Part 9 — Filters and crossings (optional)</w:t>
-        </w:r>
-        <w:r>
-          <w:rPr>
-            <w:b/>
-            <w:bCs/>
-            <w:color w:val="832413"/>
-            <w:sz w:val="24"/>
-            <w:szCs w:val="24"/>
-          </w:rPr>
-          <w:fldChar w:fldCharType="end"/>
+          <w:t xml:space="preserve">	19</w:t>
         </w:r>
       </w:hyperlink>
     </w:p>
@@ -4109,107 +1109,7 @@
             <w:sz w:val="22"/>
             <w:szCs w:val="22"/>
           </w:rPr>
-          <w:tab/>
-        </w:r>
-        <w:r>
-          <w:rPr>
-            <w:b w:val="false"/>
-            <w:bCs w:val="false"/>
-            <w:color w:val="24342B"/>
-            <w:sz w:val="22"/>
-            <w:szCs w:val="22"/>
-          </w:rPr>
-          <w:t xml:space="preserve">9.1 Section 3. FILTERS</w:t>
-        </w:r>
-        <w:r>
-          <w:rPr>
-            <w:b w:val="false"/>
-            <w:bCs w:val="false"/>
-            <w:color w:val="24342B"/>
-            <w:sz w:val="22"/>
-            <w:szCs w:val="22"/>
-          </w:rPr>
-          <w:fldChar w:fldCharType="begin"/>
-        </w:r>
-        <w:r>
-          <w:rPr>
-            <w:b w:val="false"/>
-            <w:bCs w:val="false"/>
-            <w:color w:val="24342B"/>
-            <w:sz w:val="22"/>
-            <w:szCs w:val="22"/>
-          </w:rPr>
-          <w:t xml:space="preserve">9.1 Section 3. FILTERS</w:t>
-        </w:r>
-        <w:r>
-          <w:rPr>
-            <w:b w:val="false"/>
-            <w:bCs w:val="false"/>
-            <w:color w:val="24342B"/>
-            <w:sz w:val="22"/>
-            <w:szCs w:val="22"/>
-          </w:rPr>
-          <w:instrText xml:space="preserve"> PAGEREF s31_9_1_Section_3_FILTERS \h </w:instrText>
-        </w:r>
-        <w:r>
-          <w:rPr>
-            <w:b w:val="false"/>
-            <w:bCs w:val="false"/>
-            <w:color w:val="24342B"/>
-            <w:sz w:val="22"/>
-            <w:szCs w:val="22"/>
-          </w:rPr>
-          <w:t xml:space="preserve">9.1 Section 3. FILTERS</w:t>
-        </w:r>
-        <w:r>
-          <w:rPr>
-            <w:b w:val="false"/>
-            <w:bCs w:val="false"/>
-            <w:color w:val="24342B"/>
-            <w:sz w:val="22"/>
-            <w:szCs w:val="22"/>
-          </w:rPr>
-          <w:fldChar w:fldCharType="separate"/>
-        </w:r>
-        <w:r>
-          <w:rPr>
-            <w:b w:val="false"/>
-            <w:bCs w:val="false"/>
-            <w:color w:val="24342B"/>
-            <w:sz w:val="22"/>
-            <w:szCs w:val="22"/>
-          </w:rPr>
-          <w:t xml:space="preserve">9.1 Section 3. FILTERS</w:t>
-        </w:r>
-        <w:r>
-          <w:rPr>
-            <w:b w:val="false"/>
-            <w:bCs w:val="false"/>
-            <w:color w:val="24342B"/>
-            <w:sz w:val="22"/>
-            <w:szCs w:val="22"/>
-          </w:rPr>
-          <w:t>19</w:t>
-        </w:r>
-        <w:r>
-          <w:rPr>
-            <w:b w:val="false"/>
-            <w:bCs w:val="false"/>
-            <w:color w:val="24342B"/>
-            <w:sz w:val="22"/>
-            <w:szCs w:val="22"/>
-          </w:rPr>
-          <w:t xml:space="preserve">9.1 Section 3. FILTERS</w:t>
-        </w:r>
-        <w:r>
-          <w:rPr>
-            <w:b w:val="false"/>
-            <w:bCs w:val="false"/>
-            <w:color w:val="24342B"/>
-            <w:sz w:val="22"/>
-            <w:szCs w:val="22"/>
-          </w:rPr>
-          <w:fldChar w:fldCharType="end"/>
+          <w:t xml:space="preserve">	19</w:t>
         </w:r>
       </w:hyperlink>
     </w:p>
@@ -4240,107 +1140,7 @@
             <w:sz w:val="22"/>
             <w:szCs w:val="22"/>
           </w:rPr>
-          <w:tab/>
-        </w:r>
-        <w:r>
-          <w:rPr>
-            <w:b w:val="false"/>
-            <w:bCs w:val="false"/>
-            <w:color w:val="24342B"/>
-            <w:sz w:val="22"/>
-            <w:szCs w:val="22"/>
-          </w:rPr>
-          <w:t xml:space="preserve">9.2 Section 4. CROSSINGS</w:t>
-        </w:r>
-        <w:r>
-          <w:rPr>
-            <w:b w:val="false"/>
-            <w:bCs w:val="false"/>
-            <w:color w:val="24342B"/>
-            <w:sz w:val="22"/>
-            <w:szCs w:val="22"/>
-          </w:rPr>
-          <w:fldChar w:fldCharType="begin"/>
-        </w:r>
-        <w:r>
-          <w:rPr>
-            <w:b w:val="false"/>
-            <w:bCs w:val="false"/>
-            <w:color w:val="24342B"/>
-            <w:sz w:val="22"/>
-            <w:szCs w:val="22"/>
-          </w:rPr>
-          <w:t xml:space="preserve">9.2 Section 4. CROSSINGS</w:t>
-        </w:r>
-        <w:r>
-          <w:rPr>
-            <w:b w:val="false"/>
-            <w:bCs w:val="false"/>
-            <w:color w:val="24342B"/>
-            <w:sz w:val="22"/>
-            <w:szCs w:val="22"/>
-          </w:rPr>
-          <w:instrText xml:space="preserve"> PAGEREF s32_9_2_Section_4_CROSSINGS \h </w:instrText>
-        </w:r>
-        <w:r>
-          <w:rPr>
-            <w:b w:val="false"/>
-            <w:bCs w:val="false"/>
-            <w:color w:val="24342B"/>
-            <w:sz w:val="22"/>
-            <w:szCs w:val="22"/>
-          </w:rPr>
-          <w:t xml:space="preserve">9.2 Section 4. CROSSINGS</w:t>
-        </w:r>
-        <w:r>
-          <w:rPr>
-            <w:b w:val="false"/>
-            <w:bCs w:val="false"/>
-            <w:color w:val="24342B"/>
-            <w:sz w:val="22"/>
-            <w:szCs w:val="22"/>
-          </w:rPr>
-          <w:fldChar w:fldCharType="separate"/>
-        </w:r>
-        <w:r>
-          <w:rPr>
-            <w:b w:val="false"/>
-            <w:bCs w:val="false"/>
-            <w:color w:val="24342B"/>
-            <w:sz w:val="22"/>
-            <w:szCs w:val="22"/>
-          </w:rPr>
-          <w:t xml:space="preserve">9.2 Section 4. CROSSINGS</w:t>
-        </w:r>
-        <w:r>
-          <w:rPr>
-            <w:b w:val="false"/>
-            <w:bCs w:val="false"/>
-            <w:color w:val="24342B"/>
-            <w:sz w:val="22"/>
-            <w:szCs w:val="22"/>
-          </w:rPr>
-          <w:t>20</w:t>
-        </w:r>
-        <w:r>
-          <w:rPr>
-            <w:b w:val="false"/>
-            <w:bCs w:val="false"/>
-            <w:color w:val="24342B"/>
-            <w:sz w:val="22"/>
-            <w:szCs w:val="22"/>
-          </w:rPr>
-          <w:t xml:space="preserve">9.2 Section 4. CROSSINGS</w:t>
-        </w:r>
-        <w:r>
-          <w:rPr>
-            <w:b w:val="false"/>
-            <w:bCs w:val="false"/>
-            <w:color w:val="24342B"/>
-            <w:sz w:val="22"/>
-            <w:szCs w:val="22"/>
-          </w:rPr>
-          <w:fldChar w:fldCharType="end"/>
+          <w:t xml:space="preserve">	20</w:t>
         </w:r>
       </w:hyperlink>
     </w:p>
@@ -4371,107 +1171,7 @@
             <w:sz w:val="24"/>
             <w:szCs w:val="24"/>
           </w:rPr>
-          <w:tab/>
-        </w:r>
-        <w:r>
-          <w:rPr>
-            <w:b/>
-            <w:bCs/>
-            <w:color w:val="832413"/>
-            <w:sz w:val="24"/>
-            <w:szCs w:val="24"/>
-          </w:rPr>
-          <w:t xml:space="preserve">Part 10 — Search for alerts</w:t>
-        </w:r>
-        <w:r>
-          <w:rPr>
-            <w:b/>
-            <w:bCs/>
-            <w:color w:val="832413"/>
-            <w:sz w:val="24"/>
-            <w:szCs w:val="24"/>
-          </w:rPr>
-          <w:fldChar w:fldCharType="begin"/>
-        </w:r>
-        <w:r>
-          <w:rPr>
-            <w:b/>
-            <w:bCs/>
-            <w:color w:val="832413"/>
-            <w:sz w:val="24"/>
-            <w:szCs w:val="24"/>
-          </w:rPr>
-          <w:t xml:space="preserve">Part 10 — Search for alerts</w:t>
-        </w:r>
-        <w:r>
-          <w:rPr>
-            <w:b/>
-            <w:bCs/>
-            <w:color w:val="832413"/>
-            <w:sz w:val="24"/>
-            <w:szCs w:val="24"/>
-          </w:rPr>
-          <w:instrText xml:space="preserve"> PAGEREF s33_Part_10_Search_for_alert \h </w:instrText>
-        </w:r>
-        <w:r>
-          <w:rPr>
-            <w:b/>
-            <w:bCs/>
-            <w:color w:val="832413"/>
-            <w:sz w:val="24"/>
-            <w:szCs w:val="24"/>
-          </w:rPr>
-          <w:t xml:space="preserve">Part 10 — Search for alerts</w:t>
-        </w:r>
-        <w:r>
-          <w:rPr>
-            <w:b/>
-            <w:bCs/>
-            <w:color w:val="832413"/>
-            <w:sz w:val="24"/>
-            <w:szCs w:val="24"/>
-          </w:rPr>
-          <w:fldChar w:fldCharType="separate"/>
-        </w:r>
-        <w:r>
-          <w:rPr>
-            <w:b/>
-            <w:bCs/>
-            <w:color w:val="832413"/>
-            <w:sz w:val="24"/>
-            <w:szCs w:val="24"/>
-          </w:rPr>
-          <w:t xml:space="preserve">Part 10 — Search for alerts</w:t>
-        </w:r>
-        <w:r>
-          <w:rPr>
-            <w:b/>
-            <w:bCs/>
-            <w:color w:val="832413"/>
-            <w:sz w:val="24"/>
-            <w:szCs w:val="24"/>
-          </w:rPr>
-          <w:t>22</w:t>
-        </w:r>
-        <w:r>
-          <w:rPr>
-            <w:b/>
-            <w:bCs/>
-            <w:color w:val="832413"/>
-            <w:sz w:val="24"/>
-            <w:szCs w:val="24"/>
-          </w:rPr>
-          <w:t xml:space="preserve">Part 10 — Search for alerts</w:t>
-        </w:r>
-        <w:r>
-          <w:rPr>
-            <w:b/>
-            <w:bCs/>
-            <w:color w:val="832413"/>
-            <w:sz w:val="24"/>
-            <w:szCs w:val="24"/>
-          </w:rPr>
-          <w:fldChar w:fldCharType="end"/>
+          <w:t xml:space="preserve">	22</w:t>
         </w:r>
       </w:hyperlink>
     </w:p>
@@ -4502,107 +1202,7 @@
             <w:sz w:val="22"/>
             <w:szCs w:val="22"/>
           </w:rPr>
-          <w:tab/>
-        </w:r>
-        <w:r>
-          <w:rPr>
-            <w:b w:val="false"/>
-            <w:bCs w:val="false"/>
-            <w:color w:val="24342B"/>
-            <w:sz w:val="22"/>
-            <w:szCs w:val="22"/>
-          </w:rPr>
-          <w:t xml:space="preserve">10.1 While the search runs</w:t>
-        </w:r>
-        <w:r>
-          <w:rPr>
-            <w:b w:val="false"/>
-            <w:bCs w:val="false"/>
-            <w:color w:val="24342B"/>
-            <w:sz w:val="22"/>
-            <w:szCs w:val="22"/>
-          </w:rPr>
-          <w:fldChar w:fldCharType="begin"/>
-        </w:r>
-        <w:r>
-          <w:rPr>
-            <w:b w:val="false"/>
-            <w:bCs w:val="false"/>
-            <w:color w:val="24342B"/>
-            <w:sz w:val="22"/>
-            <w:szCs w:val="22"/>
-          </w:rPr>
-          <w:t xml:space="preserve">10.1 While the search runs</w:t>
-        </w:r>
-        <w:r>
-          <w:rPr>
-            <w:b w:val="false"/>
-            <w:bCs w:val="false"/>
-            <w:color w:val="24342B"/>
-            <w:sz w:val="22"/>
-            <w:szCs w:val="22"/>
-          </w:rPr>
-          <w:instrText xml:space="preserve"> PAGEREF s34_10_1_While_the_search_ru \h </w:instrText>
-        </w:r>
-        <w:r>
-          <w:rPr>
-            <w:b w:val="false"/>
-            <w:bCs w:val="false"/>
-            <w:color w:val="24342B"/>
-            <w:sz w:val="22"/>
-            <w:szCs w:val="22"/>
-          </w:rPr>
-          <w:t xml:space="preserve">10.1 While the search runs</w:t>
-        </w:r>
-        <w:r>
-          <w:rPr>
-            <w:b w:val="false"/>
-            <w:bCs w:val="false"/>
-            <w:color w:val="24342B"/>
-            <w:sz w:val="22"/>
-            <w:szCs w:val="22"/>
-          </w:rPr>
-          <w:fldChar w:fldCharType="separate"/>
-        </w:r>
-        <w:r>
-          <w:rPr>
-            <w:b w:val="false"/>
-            <w:bCs w:val="false"/>
-            <w:color w:val="24342B"/>
-            <w:sz w:val="22"/>
-            <w:szCs w:val="22"/>
-          </w:rPr>
-          <w:t xml:space="preserve">10.1 While the search runs</w:t>
-        </w:r>
-        <w:r>
-          <w:rPr>
-            <w:b w:val="false"/>
-            <w:bCs w:val="false"/>
-            <w:color w:val="24342B"/>
-            <w:sz w:val="22"/>
-            <w:szCs w:val="22"/>
-          </w:rPr>
-          <w:t>22</w:t>
-        </w:r>
-        <w:r>
-          <w:rPr>
-            <w:b w:val="false"/>
-            <w:bCs w:val="false"/>
-            <w:color w:val="24342B"/>
-            <w:sz w:val="22"/>
-            <w:szCs w:val="22"/>
-          </w:rPr>
-          <w:t xml:space="preserve">10.1 While the search runs</w:t>
-        </w:r>
-        <w:r>
-          <w:rPr>
-            <w:b w:val="false"/>
-            <w:bCs w:val="false"/>
-            <w:color w:val="24342B"/>
-            <w:sz w:val="22"/>
-            <w:szCs w:val="22"/>
-          </w:rPr>
-          <w:fldChar w:fldCharType="end"/>
+          <w:t xml:space="preserve">	22</w:t>
         </w:r>
       </w:hyperlink>
     </w:p>
@@ -4633,107 +1233,7 @@
             <w:sz w:val="22"/>
             <w:szCs w:val="22"/>
           </w:rPr>
-          <w:tab/>
-        </w:r>
-        <w:r>
-          <w:rPr>
-            <w:b w:val="false"/>
-            <w:bCs w:val="false"/>
-            <w:color w:val="24342B"/>
-            <w:sz w:val="22"/>
-            <w:szCs w:val="22"/>
-          </w:rPr>
-          <w:t xml:space="preserve">10.2 When the search finishes</w:t>
-        </w:r>
-        <w:r>
-          <w:rPr>
-            <w:b w:val="false"/>
-            <w:bCs w:val="false"/>
-            <w:color w:val="24342B"/>
-            <w:sz w:val="22"/>
-            <w:szCs w:val="22"/>
-          </w:rPr>
-          <w:fldChar w:fldCharType="begin"/>
-        </w:r>
-        <w:r>
-          <w:rPr>
-            <w:b w:val="false"/>
-            <w:bCs w:val="false"/>
-            <w:color w:val="24342B"/>
-            <w:sz w:val="22"/>
-            <w:szCs w:val="22"/>
-          </w:rPr>
-          <w:t xml:space="preserve">10.2 When the search finishes</w:t>
-        </w:r>
-        <w:r>
-          <w:rPr>
-            <w:b w:val="false"/>
-            <w:bCs w:val="false"/>
-            <w:color w:val="24342B"/>
-            <w:sz w:val="22"/>
-            <w:szCs w:val="22"/>
-          </w:rPr>
-          <w:instrText xml:space="preserve"> PAGEREF s35_10_2_When_the_search_fin \h </w:instrText>
-        </w:r>
-        <w:r>
-          <w:rPr>
-            <w:b w:val="false"/>
-            <w:bCs w:val="false"/>
-            <w:color w:val="24342B"/>
-            <w:sz w:val="22"/>
-            <w:szCs w:val="22"/>
-          </w:rPr>
-          <w:t xml:space="preserve">10.2 When the search finishes</w:t>
-        </w:r>
-        <w:r>
-          <w:rPr>
-            <w:b w:val="false"/>
-            <w:bCs w:val="false"/>
-            <w:color w:val="24342B"/>
-            <w:sz w:val="22"/>
-            <w:szCs w:val="22"/>
-          </w:rPr>
-          <w:fldChar w:fldCharType="separate"/>
-        </w:r>
-        <w:r>
-          <w:rPr>
-            <w:b w:val="false"/>
-            <w:bCs w:val="false"/>
-            <w:color w:val="24342B"/>
-            <w:sz w:val="22"/>
-            <w:szCs w:val="22"/>
-          </w:rPr>
-          <w:t xml:space="preserve">10.2 When the search finishes</w:t>
-        </w:r>
-        <w:r>
-          <w:rPr>
-            <w:b w:val="false"/>
-            <w:bCs w:val="false"/>
-            <w:color w:val="24342B"/>
-            <w:sz w:val="22"/>
-            <w:szCs w:val="22"/>
-          </w:rPr>
-          <w:t>22</w:t>
-        </w:r>
-        <w:r>
-          <w:rPr>
-            <w:b w:val="false"/>
-            <w:bCs w:val="false"/>
-            <w:color w:val="24342B"/>
-            <w:sz w:val="22"/>
-            <w:szCs w:val="22"/>
-          </w:rPr>
-          <w:t xml:space="preserve">10.2 When the search finishes</w:t>
-        </w:r>
-        <w:r>
-          <w:rPr>
-            <w:b w:val="false"/>
-            <w:bCs w:val="false"/>
-            <w:color w:val="24342B"/>
-            <w:sz w:val="22"/>
-            <w:szCs w:val="22"/>
-          </w:rPr>
-          <w:fldChar w:fldCharType="end"/>
+          <w:t xml:space="preserve">	22</w:t>
         </w:r>
       </w:hyperlink>
     </w:p>
@@ -4764,107 +1264,7 @@
             <w:sz w:val="24"/>
             <w:szCs w:val="24"/>
           </w:rPr>
-          <w:tab/>
-        </w:r>
-        <w:r>
-          <w:rPr>
-            <w:b/>
-            <w:bCs/>
-            <w:color w:val="832413"/>
-            <w:sz w:val="24"/>
-            <w:szCs w:val="24"/>
-          </w:rPr>
-          <w:t xml:space="preserve">Part 11 — Understand the summary and set up the analysis (Statistics tab)</w:t>
-        </w:r>
-        <w:r>
-          <w:rPr>
-            <w:b/>
-            <w:bCs/>
-            <w:color w:val="832413"/>
-            <w:sz w:val="24"/>
-            <w:szCs w:val="24"/>
-          </w:rPr>
-          <w:fldChar w:fldCharType="begin"/>
-        </w:r>
-        <w:r>
-          <w:rPr>
-            <w:b/>
-            <w:bCs/>
-            <w:color w:val="832413"/>
-            <w:sz w:val="24"/>
-            <w:szCs w:val="24"/>
-          </w:rPr>
-          <w:t xml:space="preserve">Part 11 — Understand the summary and set up the analysis (Statistics tab)</w:t>
-        </w:r>
-        <w:r>
-          <w:rPr>
-            <w:b/>
-            <w:bCs/>
-            <w:color w:val="832413"/>
-            <w:sz w:val="24"/>
-            <w:szCs w:val="24"/>
-          </w:rPr>
-          <w:instrText xml:space="preserve"> PAGEREF s36_Part_11_Understand_the_s \h </w:instrText>
-        </w:r>
-        <w:r>
-          <w:rPr>
-            <w:b/>
-            <w:bCs/>
-            <w:color w:val="832413"/>
-            <w:sz w:val="24"/>
-            <w:szCs w:val="24"/>
-          </w:rPr>
-          <w:t xml:space="preserve">Part 11 — Understand the summary and set up the analysis (Statistics tab)</w:t>
-        </w:r>
-        <w:r>
-          <w:rPr>
-            <w:b/>
-            <w:bCs/>
-            <w:color w:val="832413"/>
-            <w:sz w:val="24"/>
-            <w:szCs w:val="24"/>
-          </w:rPr>
-          <w:fldChar w:fldCharType="separate"/>
-        </w:r>
-        <w:r>
-          <w:rPr>
-            <w:b/>
-            <w:bCs/>
-            <w:color w:val="832413"/>
-            <w:sz w:val="24"/>
-            <w:szCs w:val="24"/>
-          </w:rPr>
-          <w:t xml:space="preserve">Part 11 — Understand the summary and set up the analysis (Statistics tab)</w:t>
-        </w:r>
-        <w:r>
-          <w:rPr>
-            <w:b/>
-            <w:bCs/>
-            <w:color w:val="832413"/>
-            <w:sz w:val="24"/>
-            <w:szCs w:val="24"/>
-          </w:rPr>
-          <w:t>24</w:t>
-        </w:r>
-        <w:r>
-          <w:rPr>
-            <w:b/>
-            <w:bCs/>
-            <w:color w:val="832413"/>
-            <w:sz w:val="24"/>
-            <w:szCs w:val="24"/>
-          </w:rPr>
-          <w:t xml:space="preserve">Part 11 — Understand the summary and set up the analysis (Statistics tab)</w:t>
-        </w:r>
-        <w:r>
-          <w:rPr>
-            <w:b/>
-            <w:bCs/>
-            <w:color w:val="832413"/>
-            <w:sz w:val="24"/>
-            <w:szCs w:val="24"/>
-          </w:rPr>
-          <w:fldChar w:fldCharType="end"/>
+          <w:t xml:space="preserve">	24</w:t>
         </w:r>
       </w:hyperlink>
     </w:p>
@@ -4895,107 +1295,7 @@
             <w:sz w:val="22"/>
             <w:szCs w:val="22"/>
           </w:rPr>
-          <w:tab/>
-        </w:r>
-        <w:r>
-          <w:rPr>
-            <w:b w:val="false"/>
-            <w:bCs w:val="false"/>
-            <w:color w:val="24342B"/>
-            <w:sz w:val="22"/>
-            <w:szCs w:val="22"/>
-          </w:rPr>
-          <w:t xml:space="preserve">11.1 Search summary</w:t>
-        </w:r>
-        <w:r>
-          <w:rPr>
-            <w:b w:val="false"/>
-            <w:bCs w:val="false"/>
-            <w:color w:val="24342B"/>
-            <w:sz w:val="22"/>
-            <w:szCs w:val="22"/>
-          </w:rPr>
-          <w:fldChar w:fldCharType="begin"/>
-        </w:r>
-        <w:r>
-          <w:rPr>
-            <w:b w:val="false"/>
-            <w:bCs w:val="false"/>
-            <w:color w:val="24342B"/>
-            <w:sz w:val="22"/>
-            <w:szCs w:val="22"/>
-          </w:rPr>
-          <w:t xml:space="preserve">11.1 Search summary</w:t>
-        </w:r>
-        <w:r>
-          <w:rPr>
-            <w:b w:val="false"/>
-            <w:bCs w:val="false"/>
-            <w:color w:val="24342B"/>
-            <w:sz w:val="22"/>
-            <w:szCs w:val="22"/>
-          </w:rPr>
-          <w:instrText xml:space="preserve"> PAGEREF s37_11_1_Search_summary \h </w:instrText>
-        </w:r>
-        <w:r>
-          <w:rPr>
-            <w:b w:val="false"/>
-            <w:bCs w:val="false"/>
-            <w:color w:val="24342B"/>
-            <w:sz w:val="22"/>
-            <w:szCs w:val="22"/>
-          </w:rPr>
-          <w:t xml:space="preserve">11.1 Search summary</w:t>
-        </w:r>
-        <w:r>
-          <w:rPr>
-            <w:b w:val="false"/>
-            <w:bCs w:val="false"/>
-            <w:color w:val="24342B"/>
-            <w:sz w:val="22"/>
-            <w:szCs w:val="22"/>
-          </w:rPr>
-          <w:fldChar w:fldCharType="separate"/>
-        </w:r>
-        <w:r>
-          <w:rPr>
-            <w:b w:val="false"/>
-            <w:bCs w:val="false"/>
-            <w:color w:val="24342B"/>
-            <w:sz w:val="22"/>
-            <w:szCs w:val="22"/>
-          </w:rPr>
-          <w:t xml:space="preserve">11.1 Search summary</w:t>
-        </w:r>
-        <w:r>
-          <w:rPr>
-            <w:b w:val="false"/>
-            <w:bCs w:val="false"/>
-            <w:color w:val="24342B"/>
-            <w:sz w:val="22"/>
-            <w:szCs w:val="22"/>
-          </w:rPr>
-          <w:t>24</w:t>
-        </w:r>
-        <w:r>
-          <w:rPr>
-            <w:b w:val="false"/>
-            <w:bCs w:val="false"/>
-            <w:color w:val="24342B"/>
-            <w:sz w:val="22"/>
-            <w:szCs w:val="22"/>
-          </w:rPr>
-          <w:t xml:space="preserve">11.1 Search summary</w:t>
-        </w:r>
-        <w:r>
-          <w:rPr>
-            <w:b w:val="false"/>
-            <w:bCs w:val="false"/>
-            <w:color w:val="24342B"/>
-            <w:sz w:val="22"/>
-            <w:szCs w:val="22"/>
-          </w:rPr>
-          <w:fldChar w:fldCharType="end"/>
+          <w:t xml:space="preserve">	24</w:t>
         </w:r>
       </w:hyperlink>
     </w:p>
@@ -5026,107 +1326,7 @@
             <w:sz w:val="22"/>
             <w:szCs w:val="22"/>
           </w:rPr>
-          <w:tab/>
-        </w:r>
-        <w:r>
-          <w:rPr>
-            <w:b w:val="false"/>
-            <w:bCs w:val="false"/>
-            <w:color w:val="24342B"/>
-            <w:sz w:val="22"/>
-            <w:szCs w:val="22"/>
-          </w:rPr>
-          <w:t xml:space="preserve">11.2 Export the summary</w:t>
-        </w:r>
-        <w:r>
-          <w:rPr>
-            <w:b w:val="false"/>
-            <w:bCs w:val="false"/>
-            <w:color w:val="24342B"/>
-            <w:sz w:val="22"/>
-            <w:szCs w:val="22"/>
-          </w:rPr>
-          <w:fldChar w:fldCharType="begin"/>
-        </w:r>
-        <w:r>
-          <w:rPr>
-            <w:b w:val="false"/>
-            <w:bCs w:val="false"/>
-            <w:color w:val="24342B"/>
-            <w:sz w:val="22"/>
-            <w:szCs w:val="22"/>
-          </w:rPr>
-          <w:t xml:space="preserve">11.2 Export the summary</w:t>
-        </w:r>
-        <w:r>
-          <w:rPr>
-            <w:b w:val="false"/>
-            <w:bCs w:val="false"/>
-            <w:color w:val="24342B"/>
-            <w:sz w:val="22"/>
-            <w:szCs w:val="22"/>
-          </w:rPr>
-          <w:instrText xml:space="preserve"> PAGEREF s38_11_2_Export_the_summary \h </w:instrText>
-        </w:r>
-        <w:r>
-          <w:rPr>
-            <w:b w:val="false"/>
-            <w:bCs w:val="false"/>
-            <w:color w:val="24342B"/>
-            <w:sz w:val="22"/>
-            <w:szCs w:val="22"/>
-          </w:rPr>
-          <w:t xml:space="preserve">11.2 Export the summary</w:t>
-        </w:r>
-        <w:r>
-          <w:rPr>
-            <w:b w:val="false"/>
-            <w:bCs w:val="false"/>
-            <w:color w:val="24342B"/>
-            <w:sz w:val="22"/>
-            <w:szCs w:val="22"/>
-          </w:rPr>
-          <w:fldChar w:fldCharType="separate"/>
-        </w:r>
-        <w:r>
-          <w:rPr>
-            <w:b w:val="false"/>
-            <w:bCs w:val="false"/>
-            <w:color w:val="24342B"/>
-            <w:sz w:val="22"/>
-            <w:szCs w:val="22"/>
-          </w:rPr>
-          <w:t xml:space="preserve">11.2 Export the summary</w:t>
-        </w:r>
-        <w:r>
-          <w:rPr>
-            <w:b w:val="false"/>
-            <w:bCs w:val="false"/>
-            <w:color w:val="24342B"/>
-            <w:sz w:val="22"/>
-            <w:szCs w:val="22"/>
-          </w:rPr>
-          <w:t>25</w:t>
-        </w:r>
-        <w:r>
-          <w:rPr>
-            <w:b w:val="false"/>
-            <w:bCs w:val="false"/>
-            <w:color w:val="24342B"/>
-            <w:sz w:val="22"/>
-            <w:szCs w:val="22"/>
-          </w:rPr>
-          <w:t xml:space="preserve">11.2 Export the summary</w:t>
-        </w:r>
-        <w:r>
-          <w:rPr>
-            <w:b w:val="false"/>
-            <w:bCs w:val="false"/>
-            <w:color w:val="24342B"/>
-            <w:sz w:val="22"/>
-            <w:szCs w:val="22"/>
-          </w:rPr>
-          <w:fldChar w:fldCharType="end"/>
+          <w:t xml:space="preserve">	25</w:t>
         </w:r>
       </w:hyperlink>
     </w:p>
@@ -5157,107 +1357,7 @@
             <w:sz w:val="22"/>
             <w:szCs w:val="22"/>
           </w:rPr>
-          <w:tab/>
-        </w:r>
-        <w:r>
-          <w:rPr>
-            <w:b w:val="false"/>
-            <w:bCs w:val="false"/>
-            <w:color w:val="24342B"/>
-            <w:sz w:val="22"/>
-            <w:szCs w:val="22"/>
-          </w:rPr>
-          <w:t xml:space="preserve">11.3 Statistical analyses: set up the chart</w:t>
-        </w:r>
-        <w:r>
-          <w:rPr>
-            <w:b w:val="false"/>
-            <w:bCs w:val="false"/>
-            <w:color w:val="24342B"/>
-            <w:sz w:val="22"/>
-            <w:szCs w:val="22"/>
-          </w:rPr>
-          <w:fldChar w:fldCharType="begin"/>
-        </w:r>
-        <w:r>
-          <w:rPr>
-            <w:b w:val="false"/>
-            <w:bCs w:val="false"/>
-            <w:color w:val="24342B"/>
-            <w:sz w:val="22"/>
-            <w:szCs w:val="22"/>
-          </w:rPr>
-          <w:t xml:space="preserve">11.3 Statistical analyses: set up the chart</w:t>
-        </w:r>
-        <w:r>
-          <w:rPr>
-            <w:b w:val="false"/>
-            <w:bCs w:val="false"/>
-            <w:color w:val="24342B"/>
-            <w:sz w:val="22"/>
-            <w:szCs w:val="22"/>
-          </w:rPr>
-          <w:instrText xml:space="preserve"> PAGEREF s39_11_3_Statistical_analyse \h </w:instrText>
-        </w:r>
-        <w:r>
-          <w:rPr>
-            <w:b w:val="false"/>
-            <w:bCs w:val="false"/>
-            <w:color w:val="24342B"/>
-            <w:sz w:val="22"/>
-            <w:szCs w:val="22"/>
-          </w:rPr>
-          <w:t xml:space="preserve">11.3 Statistical analyses: set up the chart</w:t>
-        </w:r>
-        <w:r>
-          <w:rPr>
-            <w:b w:val="false"/>
-            <w:bCs w:val="false"/>
-            <w:color w:val="24342B"/>
-            <w:sz w:val="22"/>
-            <w:szCs w:val="22"/>
-          </w:rPr>
-          <w:fldChar w:fldCharType="separate"/>
-        </w:r>
-        <w:r>
-          <w:rPr>
-            <w:b w:val="false"/>
-            <w:bCs w:val="false"/>
-            <w:color w:val="24342B"/>
-            <w:sz w:val="22"/>
-            <w:szCs w:val="22"/>
-          </w:rPr>
-          <w:t xml:space="preserve">11.3 Statistical analyses: set up the chart</w:t>
-        </w:r>
-        <w:r>
-          <w:rPr>
-            <w:b w:val="false"/>
-            <w:bCs w:val="false"/>
-            <w:color w:val="24342B"/>
-            <w:sz w:val="22"/>
-            <w:szCs w:val="22"/>
-          </w:rPr>
-          <w:t>25</w:t>
-        </w:r>
-        <w:r>
-          <w:rPr>
-            <w:b w:val="false"/>
-            <w:bCs w:val="false"/>
-            <w:color w:val="24342B"/>
-            <w:sz w:val="22"/>
-            <w:szCs w:val="22"/>
-          </w:rPr>
-          <w:t xml:space="preserve">11.3 Statistical analyses: set up the chart</w:t>
-        </w:r>
-        <w:r>
-          <w:rPr>
-            <w:b w:val="false"/>
-            <w:bCs w:val="false"/>
-            <w:color w:val="24342B"/>
-            <w:sz w:val="22"/>
-            <w:szCs w:val="22"/>
-          </w:rPr>
-          <w:fldChar w:fldCharType="end"/>
+          <w:t xml:space="preserve">	25</w:t>
         </w:r>
       </w:hyperlink>
     </w:p>
@@ -5288,107 +1388,7 @@
             <w:sz w:val="22"/>
             <w:szCs w:val="22"/>
           </w:rPr>
-          <w:tab/>
-        </w:r>
-        <w:r>
-          <w:rPr>
-            <w:b w:val="false"/>
-            <w:bCs w:val="false"/>
-            <w:color w:val="24342B"/>
-            <w:sz w:val="22"/>
-            <w:szCs w:val="22"/>
-          </w:rPr>
-          <w:t xml:space="preserve">11.4 Ready-made examples</w:t>
-        </w:r>
-        <w:r>
-          <w:rPr>
-            <w:b w:val="false"/>
-            <w:bCs w:val="false"/>
-            <w:color w:val="24342B"/>
-            <w:sz w:val="22"/>
-            <w:szCs w:val="22"/>
-          </w:rPr>
-          <w:fldChar w:fldCharType="begin"/>
-        </w:r>
-        <w:r>
-          <w:rPr>
-            <w:b w:val="false"/>
-            <w:bCs w:val="false"/>
-            <w:color w:val="24342B"/>
-            <w:sz w:val="22"/>
-            <w:szCs w:val="22"/>
-          </w:rPr>
-          <w:t xml:space="preserve">11.4 Ready-made examples</w:t>
-        </w:r>
-        <w:r>
-          <w:rPr>
-            <w:b w:val="false"/>
-            <w:bCs w:val="false"/>
-            <w:color w:val="24342B"/>
-            <w:sz w:val="22"/>
-            <w:szCs w:val="22"/>
-          </w:rPr>
-          <w:instrText xml:space="preserve"> PAGEREF s40_11_4_Ready_made_examples \h </w:instrText>
-        </w:r>
-        <w:r>
-          <w:rPr>
-            <w:b w:val="false"/>
-            <w:bCs w:val="false"/>
-            <w:color w:val="24342B"/>
-            <w:sz w:val="22"/>
-            <w:szCs w:val="22"/>
-          </w:rPr>
-          <w:t xml:space="preserve">11.4 Ready-made examples</w:t>
-        </w:r>
-        <w:r>
-          <w:rPr>
-            <w:b w:val="false"/>
-            <w:bCs w:val="false"/>
-            <w:color w:val="24342B"/>
-            <w:sz w:val="22"/>
-            <w:szCs w:val="22"/>
-          </w:rPr>
-          <w:fldChar w:fldCharType="separate"/>
-        </w:r>
-        <w:r>
-          <w:rPr>
-            <w:b w:val="false"/>
-            <w:bCs w:val="false"/>
-            <w:color w:val="24342B"/>
-            <w:sz w:val="22"/>
-            <w:szCs w:val="22"/>
-          </w:rPr>
-          <w:t xml:space="preserve">11.4 Ready-made examples</w:t>
-        </w:r>
-        <w:r>
-          <w:rPr>
-            <w:b w:val="false"/>
-            <w:bCs w:val="false"/>
-            <w:color w:val="24342B"/>
-            <w:sz w:val="22"/>
-            <w:szCs w:val="22"/>
-          </w:rPr>
-          <w:t>27</w:t>
-        </w:r>
-        <w:r>
-          <w:rPr>
-            <w:b w:val="false"/>
-            <w:bCs w:val="false"/>
-            <w:color w:val="24342B"/>
-            <w:sz w:val="22"/>
-            <w:szCs w:val="22"/>
-          </w:rPr>
-          <w:t xml:space="preserve">11.4 Ready-made examples</w:t>
-        </w:r>
-        <w:r>
-          <w:rPr>
-            <w:b w:val="false"/>
-            <w:bCs w:val="false"/>
-            <w:color w:val="24342B"/>
-            <w:sz w:val="22"/>
-            <w:szCs w:val="22"/>
-          </w:rPr>
-          <w:fldChar w:fldCharType="end"/>
+          <w:t xml:space="preserve">	27</w:t>
         </w:r>
       </w:hyperlink>
     </w:p>
@@ -5419,107 +1419,7 @@
             <w:sz w:val="24"/>
             <w:szCs w:val="24"/>
           </w:rPr>
-          <w:tab/>
-        </w:r>
-        <w:r>
-          <w:rPr>
-            <w:b/>
-            <w:bCs/>
-            <w:color w:val="832413"/>
-            <w:sz w:val="24"/>
-            <w:szCs w:val="24"/>
-          </w:rPr>
-          <w:t xml:space="preserve">Part 12 — View and save the chart (Charts tab)</w:t>
-        </w:r>
-        <w:r>
-          <w:rPr>
-            <w:b/>
-            <w:bCs/>
-            <w:color w:val="832413"/>
-            <w:sz w:val="24"/>
-            <w:szCs w:val="24"/>
-          </w:rPr>
-          <w:fldChar w:fldCharType="begin"/>
-        </w:r>
-        <w:r>
-          <w:rPr>
-            <w:b/>
-            <w:bCs/>
-            <w:color w:val="832413"/>
-            <w:sz w:val="24"/>
-            <w:szCs w:val="24"/>
-          </w:rPr>
-          <w:t xml:space="preserve">Part 12 — View and save the chart (Charts tab)</w:t>
-        </w:r>
-        <w:r>
-          <w:rPr>
-            <w:b/>
-            <w:bCs/>
-            <w:color w:val="832413"/>
-            <w:sz w:val="24"/>
-            <w:szCs w:val="24"/>
-          </w:rPr>
-          <w:instrText xml:space="preserve"> PAGEREF s41_Part_12_View_and_save_th \h </w:instrText>
-        </w:r>
-        <w:r>
-          <w:rPr>
-            <w:b/>
-            <w:bCs/>
-            <w:color w:val="832413"/>
-            <w:sz w:val="24"/>
-            <w:szCs w:val="24"/>
-          </w:rPr>
-          <w:t xml:space="preserve">Part 12 — View and save the chart (Charts tab)</w:t>
-        </w:r>
-        <w:r>
-          <w:rPr>
-            <w:b/>
-            <w:bCs/>
-            <w:color w:val="832413"/>
-            <w:sz w:val="24"/>
-            <w:szCs w:val="24"/>
-          </w:rPr>
-          <w:fldChar w:fldCharType="separate"/>
-        </w:r>
-        <w:r>
-          <w:rPr>
-            <w:b/>
-            <w:bCs/>
-            <w:color w:val="832413"/>
-            <w:sz w:val="24"/>
-            <w:szCs w:val="24"/>
-          </w:rPr>
-          <w:t xml:space="preserve">Part 12 — View and save the chart (Charts tab)</w:t>
-        </w:r>
-        <w:r>
-          <w:rPr>
-            <w:b/>
-            <w:bCs/>
-            <w:color w:val="832413"/>
-            <w:sz w:val="24"/>
-            <w:szCs w:val="24"/>
-          </w:rPr>
-          <w:t>29</w:t>
-        </w:r>
-        <w:r>
-          <w:rPr>
-            <w:b/>
-            <w:bCs/>
-            <w:color w:val="832413"/>
-            <w:sz w:val="24"/>
-            <w:szCs w:val="24"/>
-          </w:rPr>
-          <w:t xml:space="preserve">Part 12 — View and save the chart (Charts tab)</w:t>
-        </w:r>
-        <w:r>
-          <w:rPr>
-            <w:b/>
-            <w:bCs/>
-            <w:color w:val="832413"/>
-            <w:sz w:val="24"/>
-            <w:szCs w:val="24"/>
-          </w:rPr>
-          <w:fldChar w:fldCharType="end"/>
+          <w:t xml:space="preserve">	29</w:t>
         </w:r>
       </w:hyperlink>
     </w:p>
@@ -5550,107 +1450,7 @@
             <w:sz w:val="22"/>
             <w:szCs w:val="22"/>
           </w:rPr>
-          <w:tab/>
-        </w:r>
-        <w:r>
-          <w:rPr>
-            <w:b w:val="false"/>
-            <w:bCs w:val="false"/>
-            <w:color w:val="24342B"/>
-            <w:sz w:val="22"/>
-            <w:szCs w:val="22"/>
-          </w:rPr>
-          <w:t xml:space="preserve">12.1 The three chart types</w:t>
-        </w:r>
-        <w:r>
-          <w:rPr>
-            <w:b w:val="false"/>
-            <w:bCs w:val="false"/>
-            <w:color w:val="24342B"/>
-            <w:sz w:val="22"/>
-            <w:szCs w:val="22"/>
-          </w:rPr>
-          <w:fldChar w:fldCharType="begin"/>
-        </w:r>
-        <w:r>
-          <w:rPr>
-            <w:b w:val="false"/>
-            <w:bCs w:val="false"/>
-            <w:color w:val="24342B"/>
-            <w:sz w:val="22"/>
-            <w:szCs w:val="22"/>
-          </w:rPr>
-          <w:t xml:space="preserve">12.1 The three chart types</w:t>
-        </w:r>
-        <w:r>
-          <w:rPr>
-            <w:b w:val="false"/>
-            <w:bCs w:val="false"/>
-            <w:color w:val="24342B"/>
-            <w:sz w:val="22"/>
-            <w:szCs w:val="22"/>
-          </w:rPr>
-          <w:instrText xml:space="preserve"> PAGEREF s42_12_1_The_three_chart_typ \h </w:instrText>
-        </w:r>
-        <w:r>
-          <w:rPr>
-            <w:b w:val="false"/>
-            <w:bCs w:val="false"/>
-            <w:color w:val="24342B"/>
-            <w:sz w:val="22"/>
-            <w:szCs w:val="22"/>
-          </w:rPr>
-          <w:t xml:space="preserve">12.1 The three chart types</w:t>
-        </w:r>
-        <w:r>
-          <w:rPr>
-            <w:b w:val="false"/>
-            <w:bCs w:val="false"/>
-            <w:color w:val="24342B"/>
-            <w:sz w:val="22"/>
-            <w:szCs w:val="22"/>
-          </w:rPr>
-          <w:fldChar w:fldCharType="separate"/>
-        </w:r>
-        <w:r>
-          <w:rPr>
-            <w:b w:val="false"/>
-            <w:bCs w:val="false"/>
-            <w:color w:val="24342B"/>
-            <w:sz w:val="22"/>
-            <w:szCs w:val="22"/>
-          </w:rPr>
-          <w:t xml:space="preserve">12.1 The three chart types</w:t>
-        </w:r>
-        <w:r>
-          <w:rPr>
-            <w:b w:val="false"/>
-            <w:bCs w:val="false"/>
-            <w:color w:val="24342B"/>
-            <w:sz w:val="22"/>
-            <w:szCs w:val="22"/>
-          </w:rPr>
-          <w:t>30</w:t>
-        </w:r>
-        <w:r>
-          <w:rPr>
-            <w:b w:val="false"/>
-            <w:bCs w:val="false"/>
-            <w:color w:val="24342B"/>
-            <w:sz w:val="22"/>
-            <w:szCs w:val="22"/>
-          </w:rPr>
-          <w:t xml:space="preserve">12.1 The three chart types</w:t>
-        </w:r>
-        <w:r>
-          <w:rPr>
-            <w:b w:val="false"/>
-            <w:bCs w:val="false"/>
-            <w:color w:val="24342B"/>
-            <w:sz w:val="22"/>
-            <w:szCs w:val="22"/>
-          </w:rPr>
-          <w:fldChar w:fldCharType="end"/>
+          <w:t xml:space="preserve">	30</w:t>
         </w:r>
       </w:hyperlink>
     </w:p>
@@ -5681,107 +1481,7 @@
             <w:sz w:val="22"/>
             <w:szCs w:val="22"/>
           </w:rPr>
-          <w:tab/>
-        </w:r>
-        <w:r>
-          <w:rPr>
-            <w:b w:val="false"/>
-            <w:bCs w:val="false"/>
-            <w:color w:val="24342B"/>
-            <w:sz w:val="22"/>
-            <w:szCs w:val="22"/>
-          </w:rPr>
-          <w:t xml:space="preserve">12.2 ENLARGE (1)</w:t>
-        </w:r>
-        <w:r>
-          <w:rPr>
-            <w:b w:val="false"/>
-            <w:bCs w:val="false"/>
-            <w:color w:val="24342B"/>
-            <w:sz w:val="22"/>
-            <w:szCs w:val="22"/>
-          </w:rPr>
-          <w:fldChar w:fldCharType="begin"/>
-        </w:r>
-        <w:r>
-          <w:rPr>
-            <w:b w:val="false"/>
-            <w:bCs w:val="false"/>
-            <w:color w:val="24342B"/>
-            <w:sz w:val="22"/>
-            <w:szCs w:val="22"/>
-          </w:rPr>
-          <w:t xml:space="preserve">12.2 ENLARGE (1)</w:t>
-        </w:r>
-        <w:r>
-          <w:rPr>
-            <w:b w:val="false"/>
-            <w:bCs w:val="false"/>
-            <w:color w:val="24342B"/>
-            <w:sz w:val="22"/>
-            <w:szCs w:val="22"/>
-          </w:rPr>
-          <w:instrText xml:space="preserve"> PAGEREF s43_12_2_ENLARGE_1 \h </w:instrText>
-        </w:r>
-        <w:r>
-          <w:rPr>
-            <w:b w:val="false"/>
-            <w:bCs w:val="false"/>
-            <w:color w:val="24342B"/>
-            <w:sz w:val="22"/>
-            <w:szCs w:val="22"/>
-          </w:rPr>
-          <w:t xml:space="preserve">12.2 ENLARGE (1)</w:t>
-        </w:r>
-        <w:r>
-          <w:rPr>
-            <w:b w:val="false"/>
-            <w:bCs w:val="false"/>
-            <w:color w:val="24342B"/>
-            <w:sz w:val="22"/>
-            <w:szCs w:val="22"/>
-          </w:rPr>
-          <w:fldChar w:fldCharType="separate"/>
-        </w:r>
-        <w:r>
-          <w:rPr>
-            <w:b w:val="false"/>
-            <w:bCs w:val="false"/>
-            <w:color w:val="24342B"/>
-            <w:sz w:val="22"/>
-            <w:szCs w:val="22"/>
-          </w:rPr>
-          <w:t xml:space="preserve">12.2 ENLARGE (1)</w:t>
-        </w:r>
-        <w:r>
-          <w:rPr>
-            <w:b w:val="false"/>
-            <w:bCs w:val="false"/>
-            <w:color w:val="24342B"/>
-            <w:sz w:val="22"/>
-            <w:szCs w:val="22"/>
-          </w:rPr>
-          <w:t>31</w:t>
-        </w:r>
-        <w:r>
-          <w:rPr>
-            <w:b w:val="false"/>
-            <w:bCs w:val="false"/>
-            <w:color w:val="24342B"/>
-            <w:sz w:val="22"/>
-            <w:szCs w:val="22"/>
-          </w:rPr>
-          <w:t xml:space="preserve">12.2 ENLARGE (1)</w:t>
-        </w:r>
-        <w:r>
-          <w:rPr>
-            <w:b w:val="false"/>
-            <w:bCs w:val="false"/>
-            <w:color w:val="24342B"/>
-            <w:sz w:val="22"/>
-            <w:szCs w:val="22"/>
-          </w:rPr>
-          <w:fldChar w:fldCharType="end"/>
+          <w:t xml:space="preserve">	31</w:t>
         </w:r>
       </w:hyperlink>
     </w:p>
@@ -5812,107 +1512,7 @@
             <w:sz w:val="22"/>
             <w:szCs w:val="22"/>
           </w:rPr>
-          <w:tab/>
-        </w:r>
-        <w:r>
-          <w:rPr>
-            <w:b w:val="false"/>
-            <w:bCs w:val="false"/>
-            <w:color w:val="24342B"/>
-            <w:sz w:val="22"/>
-            <w:szCs w:val="22"/>
-          </w:rPr>
-          <w:t xml:space="preserve">12.3 Save the chart and the chart's alerts</w:t>
-        </w:r>
-        <w:r>
-          <w:rPr>
-            <w:b w:val="false"/>
-            <w:bCs w:val="false"/>
-            <w:color w:val="24342B"/>
-            <w:sz w:val="22"/>
-            <w:szCs w:val="22"/>
-          </w:rPr>
-          <w:fldChar w:fldCharType="begin"/>
-        </w:r>
-        <w:r>
-          <w:rPr>
-            <w:b w:val="false"/>
-            <w:bCs w:val="false"/>
-            <w:color w:val="24342B"/>
-            <w:sz w:val="22"/>
-            <w:szCs w:val="22"/>
-          </w:rPr>
-          <w:t xml:space="preserve">12.3 Save the chart and the chart's alerts</w:t>
-        </w:r>
-        <w:r>
-          <w:rPr>
-            <w:b w:val="false"/>
-            <w:bCs w:val="false"/>
-            <w:color w:val="24342B"/>
-            <w:sz w:val="22"/>
-            <w:szCs w:val="22"/>
-          </w:rPr>
-          <w:instrText xml:space="preserve"> PAGEREF s44_12_3_Save_the_chart_and \h </w:instrText>
-        </w:r>
-        <w:r>
-          <w:rPr>
-            <w:b w:val="false"/>
-            <w:bCs w:val="false"/>
-            <w:color w:val="24342B"/>
-            <w:sz w:val="22"/>
-            <w:szCs w:val="22"/>
-          </w:rPr>
-          <w:t xml:space="preserve">12.3 Save the chart and the chart's alerts</w:t>
-        </w:r>
-        <w:r>
-          <w:rPr>
-            <w:b w:val="false"/>
-            <w:bCs w:val="false"/>
-            <w:color w:val="24342B"/>
-            <w:sz w:val="22"/>
-            <w:szCs w:val="22"/>
-          </w:rPr>
-          <w:fldChar w:fldCharType="separate"/>
-        </w:r>
-        <w:r>
-          <w:rPr>
-            <w:b w:val="false"/>
-            <w:bCs w:val="false"/>
-            <w:color w:val="24342B"/>
-            <w:sz w:val="22"/>
-            <w:szCs w:val="22"/>
-          </w:rPr>
-          <w:t xml:space="preserve">12.3 Save the chart and the chart's alerts</w:t>
-        </w:r>
-        <w:r>
-          <w:rPr>
-            <w:b w:val="false"/>
-            <w:bCs w:val="false"/>
-            <w:color w:val="24342B"/>
-            <w:sz w:val="22"/>
-            <w:szCs w:val="22"/>
-          </w:rPr>
-          <w:t>31</w:t>
-        </w:r>
-        <w:r>
-          <w:rPr>
-            <w:b w:val="false"/>
-            <w:bCs w:val="false"/>
-            <w:color w:val="24342B"/>
-            <w:sz w:val="22"/>
-            <w:szCs w:val="22"/>
-          </w:rPr>
-          <w:t xml:space="preserve">12.3 Save the chart and the chart's alerts</w:t>
-        </w:r>
-        <w:r>
-          <w:rPr>
-            <w:b w:val="false"/>
-            <w:bCs w:val="false"/>
-            <w:color w:val="24342B"/>
-            <w:sz w:val="22"/>
-            <w:szCs w:val="22"/>
-          </w:rPr>
-          <w:fldChar w:fldCharType="end"/>
+          <w:t xml:space="preserve">	31</w:t>
         </w:r>
       </w:hyperlink>
     </w:p>
@@ -5943,107 +1543,7 @@
             <w:sz w:val="24"/>
             <w:szCs w:val="24"/>
           </w:rPr>
-          <w:tab/>
-        </w:r>
-        <w:r>
-          <w:rPr>
-            <w:b/>
-            <w:bCs/>
-            <w:color w:val="832413"/>
-            <w:sz w:val="24"/>
-            <w:szCs w:val="24"/>
-          </w:rPr>
-          <w:t xml:space="preserve">Part 13 — Save the whole layer (Layers tab)</w:t>
-        </w:r>
-        <w:r>
-          <w:rPr>
-            <w:b/>
-            <w:bCs/>
-            <w:color w:val="832413"/>
-            <w:sz w:val="24"/>
-            <w:szCs w:val="24"/>
-          </w:rPr>
-          <w:fldChar w:fldCharType="begin"/>
-        </w:r>
-        <w:r>
-          <w:rPr>
-            <w:b/>
-            <w:bCs/>
-            <w:color w:val="832413"/>
-            <w:sz w:val="24"/>
-            <w:szCs w:val="24"/>
-          </w:rPr>
-          <w:t xml:space="preserve">Part 13 — Save the whole layer (Layers tab)</w:t>
-        </w:r>
-        <w:r>
-          <w:rPr>
-            <w:b/>
-            <w:bCs/>
-            <w:color w:val="832413"/>
-            <w:sz w:val="24"/>
-            <w:szCs w:val="24"/>
-          </w:rPr>
-          <w:instrText xml:space="preserve"> PAGEREF s45_Part_13_Save_the_whole_l \h </w:instrText>
-        </w:r>
-        <w:r>
-          <w:rPr>
-            <w:b/>
-            <w:bCs/>
-            <w:color w:val="832413"/>
-            <w:sz w:val="24"/>
-            <w:szCs w:val="24"/>
-          </w:rPr>
-          <w:t xml:space="preserve">Part 13 — Save the whole layer (Layers tab)</w:t>
-        </w:r>
-        <w:r>
-          <w:rPr>
-            <w:b/>
-            <w:bCs/>
-            <w:color w:val="832413"/>
-            <w:sz w:val="24"/>
-            <w:szCs w:val="24"/>
-          </w:rPr>
-          <w:fldChar w:fldCharType="separate"/>
-        </w:r>
-        <w:r>
-          <w:rPr>
-            <w:b/>
-            <w:bCs/>
-            <w:color w:val="832413"/>
-            <w:sz w:val="24"/>
-            <w:szCs w:val="24"/>
-          </w:rPr>
-          <w:t xml:space="preserve">Part 13 — Save the whole layer (Layers tab)</w:t>
-        </w:r>
-        <w:r>
-          <w:rPr>
-            <w:b/>
-            <w:bCs/>
-            <w:color w:val="832413"/>
-            <w:sz w:val="24"/>
-            <w:szCs w:val="24"/>
-          </w:rPr>
-          <w:t>32</w:t>
-        </w:r>
-        <w:r>
-          <w:rPr>
-            <w:b/>
-            <w:bCs/>
-            <w:color w:val="832413"/>
-            <w:sz w:val="24"/>
-            <w:szCs w:val="24"/>
-          </w:rPr>
-          <w:t xml:space="preserve">Part 13 — Save the whole layer (Layers tab)</w:t>
-        </w:r>
-        <w:r>
-          <w:rPr>
-            <w:b/>
-            <w:bCs/>
-            <w:color w:val="832413"/>
-            <w:sz w:val="24"/>
-            <w:szCs w:val="24"/>
-          </w:rPr>
-          <w:fldChar w:fldCharType="end"/>
+          <w:t xml:space="preserve">	32</w:t>
         </w:r>
       </w:hyperlink>
     </w:p>
@@ -6074,107 +1574,7 @@
             <w:sz w:val="22"/>
             <w:szCs w:val="22"/>
           </w:rPr>
-          <w:tab/>
-        </w:r>
-        <w:r>
-          <w:rPr>
-            <w:b w:val="false"/>
-            <w:bCs w:val="false"/>
-            <w:color w:val="24342B"/>
-            <w:sz w:val="22"/>
-            <w:szCs w:val="22"/>
-          </w:rPr>
-          <w:t xml:space="preserve">13.1 Extra files that may come along</w:t>
-        </w:r>
-        <w:r>
-          <w:rPr>
-            <w:b w:val="false"/>
-            <w:bCs w:val="false"/>
-            <w:color w:val="24342B"/>
-            <w:sz w:val="22"/>
-            <w:szCs w:val="22"/>
-          </w:rPr>
-          <w:fldChar w:fldCharType="begin"/>
-        </w:r>
-        <w:r>
-          <w:rPr>
-            <w:b w:val="false"/>
-            <w:bCs w:val="false"/>
-            <w:color w:val="24342B"/>
-            <w:sz w:val="22"/>
-            <w:szCs w:val="22"/>
-          </w:rPr>
-          <w:t xml:space="preserve">13.1 Extra files that may come along</w:t>
-        </w:r>
-        <w:r>
-          <w:rPr>
-            <w:b w:val="false"/>
-            <w:bCs w:val="false"/>
-            <w:color w:val="24342B"/>
-            <w:sz w:val="22"/>
-            <w:szCs w:val="22"/>
-          </w:rPr>
-          <w:instrText xml:space="preserve"> PAGEREF s46_13_1_Extra_files_that_ma \h </w:instrText>
-        </w:r>
-        <w:r>
-          <w:rPr>
-            <w:b w:val="false"/>
-            <w:bCs w:val="false"/>
-            <w:color w:val="24342B"/>
-            <w:sz w:val="22"/>
-            <w:szCs w:val="22"/>
-          </w:rPr>
-          <w:t xml:space="preserve">13.1 Extra files that may come along</w:t>
-        </w:r>
-        <w:r>
-          <w:rPr>
-            <w:b w:val="false"/>
-            <w:bCs w:val="false"/>
-            <w:color w:val="24342B"/>
-            <w:sz w:val="22"/>
-            <w:szCs w:val="22"/>
-          </w:rPr>
-          <w:fldChar w:fldCharType="separate"/>
-        </w:r>
-        <w:r>
-          <w:rPr>
-            <w:b w:val="false"/>
-            <w:bCs w:val="false"/>
-            <w:color w:val="24342B"/>
-            <w:sz w:val="22"/>
-            <w:szCs w:val="22"/>
-          </w:rPr>
-          <w:t xml:space="preserve">13.1 Extra files that may come along</w:t>
-        </w:r>
-        <w:r>
-          <w:rPr>
-            <w:b w:val="false"/>
-            <w:bCs w:val="false"/>
-            <w:color w:val="24342B"/>
-            <w:sz w:val="22"/>
-            <w:szCs w:val="22"/>
-          </w:rPr>
-          <w:t>32</w:t>
-        </w:r>
-        <w:r>
-          <w:rPr>
-            <w:b w:val="false"/>
-            <w:bCs w:val="false"/>
-            <w:color w:val="24342B"/>
-            <w:sz w:val="22"/>
-            <w:szCs w:val="22"/>
-          </w:rPr>
-          <w:t xml:space="preserve">13.1 Extra files that may come along</w:t>
-        </w:r>
-        <w:r>
-          <w:rPr>
-            <w:b w:val="false"/>
-            <w:bCs w:val="false"/>
-            <w:color w:val="24342B"/>
-            <w:sz w:val="22"/>
-            <w:szCs w:val="22"/>
-          </w:rPr>
-          <w:fldChar w:fldCharType="end"/>
+          <w:t xml:space="preserve">	32</w:t>
         </w:r>
       </w:hyperlink>
     </w:p>
@@ -6205,107 +1605,7 @@
             <w:sz w:val="22"/>
             <w:szCs w:val="22"/>
           </w:rPr>
-          <w:tab/>
-        </w:r>
-        <w:r>
-          <w:rPr>
-            <w:b w:val="false"/>
-            <w:bCs w:val="false"/>
-            <w:color w:val="24342B"/>
-            <w:sz w:val="22"/>
-            <w:szCs w:val="22"/>
-          </w:rPr>
-          <w:t xml:space="preserve">13.2 Choose where to save</w:t>
-        </w:r>
-        <w:r>
-          <w:rPr>
-            <w:b w:val="false"/>
-            <w:bCs w:val="false"/>
-            <w:color w:val="24342B"/>
-            <w:sz w:val="22"/>
-            <w:szCs w:val="22"/>
-          </w:rPr>
-          <w:fldChar w:fldCharType="begin"/>
-        </w:r>
-        <w:r>
-          <w:rPr>
-            <w:b w:val="false"/>
-            <w:bCs w:val="false"/>
-            <w:color w:val="24342B"/>
-            <w:sz w:val="22"/>
-            <w:szCs w:val="22"/>
-          </w:rPr>
-          <w:t xml:space="preserve">13.2 Choose where to save</w:t>
-        </w:r>
-        <w:r>
-          <w:rPr>
-            <w:b w:val="false"/>
-            <w:bCs w:val="false"/>
-            <w:color w:val="24342B"/>
-            <w:sz w:val="22"/>
-            <w:szCs w:val="22"/>
-          </w:rPr>
-          <w:instrText xml:space="preserve"> PAGEREF s47_13_2_Choose_where_to_sav \h </w:instrText>
-        </w:r>
-        <w:r>
-          <w:rPr>
-            <w:b w:val="false"/>
-            <w:bCs w:val="false"/>
-            <w:color w:val="24342B"/>
-            <w:sz w:val="22"/>
-            <w:szCs w:val="22"/>
-          </w:rPr>
-          <w:t xml:space="preserve">13.2 Choose where to save</w:t>
-        </w:r>
-        <w:r>
-          <w:rPr>
-            <w:b w:val="false"/>
-            <w:bCs w:val="false"/>
-            <w:color w:val="24342B"/>
-            <w:sz w:val="22"/>
-            <w:szCs w:val="22"/>
-          </w:rPr>
-          <w:fldChar w:fldCharType="separate"/>
-        </w:r>
-        <w:r>
-          <w:rPr>
-            <w:b w:val="false"/>
-            <w:bCs w:val="false"/>
-            <w:color w:val="24342B"/>
-            <w:sz w:val="22"/>
-            <w:szCs w:val="22"/>
-          </w:rPr>
-          <w:t xml:space="preserve">13.2 Choose where to save</w:t>
-        </w:r>
-        <w:r>
-          <w:rPr>
-            <w:b w:val="false"/>
-            <w:bCs w:val="false"/>
-            <w:color w:val="24342B"/>
-            <w:sz w:val="22"/>
-            <w:szCs w:val="22"/>
-          </w:rPr>
-          <w:t>33</w:t>
-        </w:r>
-        <w:r>
-          <w:rPr>
-            <w:b w:val="false"/>
-            <w:bCs w:val="false"/>
-            <w:color w:val="24342B"/>
-            <w:sz w:val="22"/>
-            <w:szCs w:val="22"/>
-          </w:rPr>
-          <w:t xml:space="preserve">13.2 Choose where to save</w:t>
-        </w:r>
-        <w:r>
-          <w:rPr>
-            <w:b w:val="false"/>
-            <w:bCs w:val="false"/>
-            <w:color w:val="24342B"/>
-            <w:sz w:val="22"/>
-            <w:szCs w:val="22"/>
-          </w:rPr>
-          <w:fldChar w:fldCharType="end"/>
+          <w:t xml:space="preserve">	33</w:t>
         </w:r>
       </w:hyperlink>
     </w:p>
@@ -6336,107 +1636,7 @@
             <w:sz w:val="24"/>
             <w:szCs w:val="24"/>
           </w:rPr>
-          <w:tab/>
-        </w:r>
-        <w:r>
-          <w:rPr>
-            <w:b/>
-            <w:bCs/>
-            <w:color w:val="832413"/>
-            <w:sz w:val="24"/>
-            <w:szCs w:val="24"/>
-          </w:rPr>
-          <w:t xml:space="preserve">Part 14 — Look at an alert closely (Details tab)</w:t>
-        </w:r>
-        <w:r>
-          <w:rPr>
-            <w:b/>
-            <w:bCs/>
-            <w:color w:val="832413"/>
-            <w:sz w:val="24"/>
-            <w:szCs w:val="24"/>
-          </w:rPr>
-          <w:fldChar w:fldCharType="begin"/>
-        </w:r>
-        <w:r>
-          <w:rPr>
-            <w:b/>
-            <w:bCs/>
-            <w:color w:val="832413"/>
-            <w:sz w:val="24"/>
-            <w:szCs w:val="24"/>
-          </w:rPr>
-          <w:t xml:space="preserve">Part 14 — Look at an alert closely (Details tab)</w:t>
-        </w:r>
-        <w:r>
-          <w:rPr>
-            <w:b/>
-            <w:bCs/>
-            <w:color w:val="832413"/>
-            <w:sz w:val="24"/>
-            <w:szCs w:val="24"/>
-          </w:rPr>
-          <w:instrText xml:space="preserve"> PAGEREF s48_Part_14_Look_at_an_alert \h </w:instrText>
-        </w:r>
-        <w:r>
-          <w:rPr>
-            <w:b/>
-            <w:bCs/>
-            <w:color w:val="832413"/>
-            <w:sz w:val="24"/>
-            <w:szCs w:val="24"/>
-          </w:rPr>
-          <w:t xml:space="preserve">Part 14 — Look at an alert closely (Details tab)</w:t>
-        </w:r>
-        <w:r>
-          <w:rPr>
-            <w:b/>
-            <w:bCs/>
-            <w:color w:val="832413"/>
-            <w:sz w:val="24"/>
-            <w:szCs w:val="24"/>
-          </w:rPr>
-          <w:fldChar w:fldCharType="separate"/>
-        </w:r>
-        <w:r>
-          <w:rPr>
-            <w:b/>
-            <w:bCs/>
-            <w:color w:val="832413"/>
-            <w:sz w:val="24"/>
-            <w:szCs w:val="24"/>
-          </w:rPr>
-          <w:t xml:space="preserve">Part 14 — Look at an alert closely (Details tab)</w:t>
-        </w:r>
-        <w:r>
-          <w:rPr>
-            <w:b/>
-            <w:bCs/>
-            <w:color w:val="832413"/>
-            <w:sz w:val="24"/>
-            <w:szCs w:val="24"/>
-          </w:rPr>
-          <w:t>34</w:t>
-        </w:r>
-        <w:r>
-          <w:rPr>
-            <w:b/>
-            <w:bCs/>
-            <w:color w:val="832413"/>
-            <w:sz w:val="24"/>
-            <w:szCs w:val="24"/>
-          </w:rPr>
-          <w:t xml:space="preserve">Part 14 — Look at an alert closely (Details tab)</w:t>
-        </w:r>
-        <w:r>
-          <w:rPr>
-            <w:b/>
-            <w:bCs/>
-            <w:color w:val="832413"/>
-            <w:sz w:val="24"/>
-            <w:szCs w:val="24"/>
-          </w:rPr>
-          <w:fldChar w:fldCharType="end"/>
+          <w:t xml:space="preserve">	34</w:t>
         </w:r>
       </w:hyperlink>
     </w:p>
@@ -6467,107 +1667,7 @@
             <w:sz w:val="22"/>
             <w:szCs w:val="22"/>
           </w:rPr>
-          <w:tab/>
-        </w:r>
-        <w:r>
-          <w:rPr>
-            <w:b w:val="false"/>
-            <w:bCs w:val="false"/>
-            <w:color w:val="24342B"/>
-            <w:sz w:val="22"/>
-            <w:szCs w:val="22"/>
-          </w:rPr>
-          <w:t xml:space="preserve">14.1 Selected alert: images and report</w:t>
-        </w:r>
-        <w:r>
-          <w:rPr>
-            <w:b w:val="false"/>
-            <w:bCs w:val="false"/>
-            <w:color w:val="24342B"/>
-            <w:sz w:val="22"/>
-            <w:szCs w:val="22"/>
-          </w:rPr>
-          <w:fldChar w:fldCharType="begin"/>
-        </w:r>
-        <w:r>
-          <w:rPr>
-            <w:b w:val="false"/>
-            <w:bCs w:val="false"/>
-            <w:color w:val="24342B"/>
-            <w:sz w:val="22"/>
-            <w:szCs w:val="22"/>
-          </w:rPr>
-          <w:t xml:space="preserve">14.1 Selected alert: images and report</w:t>
-        </w:r>
-        <w:r>
-          <w:rPr>
-            <w:b w:val="false"/>
-            <w:bCs w:val="false"/>
-            <w:color w:val="24342B"/>
-            <w:sz w:val="22"/>
-            <w:szCs w:val="22"/>
-          </w:rPr>
-          <w:instrText xml:space="preserve"> PAGEREF s49_14_1_Selected_alert_imag \h </w:instrText>
-        </w:r>
-        <w:r>
-          <w:rPr>
-            <w:b w:val="false"/>
-            <w:bCs w:val="false"/>
-            <w:color w:val="24342B"/>
-            <w:sz w:val="22"/>
-            <w:szCs w:val="22"/>
-          </w:rPr>
-          <w:t xml:space="preserve">14.1 Selected alert: images and report</w:t>
-        </w:r>
-        <w:r>
-          <w:rPr>
-            <w:b w:val="false"/>
-            <w:bCs w:val="false"/>
-            <w:color w:val="24342B"/>
-            <w:sz w:val="22"/>
-            <w:szCs w:val="22"/>
-          </w:rPr>
-          <w:fldChar w:fldCharType="separate"/>
-        </w:r>
-        <w:r>
-          <w:rPr>
-            <w:b w:val="false"/>
-            <w:bCs w:val="false"/>
-            <w:color w:val="24342B"/>
-            <w:sz w:val="22"/>
-            <w:szCs w:val="22"/>
-          </w:rPr>
-          <w:t xml:space="preserve">14.1 Selected alert: images and report</w:t>
-        </w:r>
-        <w:r>
-          <w:rPr>
-            <w:b w:val="false"/>
-            <w:bCs w:val="false"/>
-            <w:color w:val="24342B"/>
-            <w:sz w:val="22"/>
-            <w:szCs w:val="22"/>
-          </w:rPr>
-          <w:t>35</w:t>
-        </w:r>
-        <w:r>
-          <w:rPr>
-            <w:b w:val="false"/>
-            <w:bCs w:val="false"/>
-            <w:color w:val="24342B"/>
-            <w:sz w:val="22"/>
-            <w:szCs w:val="22"/>
-          </w:rPr>
-          <w:t xml:space="preserve">14.1 Selected alert: images and report</w:t>
-        </w:r>
-        <w:r>
-          <w:rPr>
-            <w:b w:val="false"/>
-            <w:bCs w:val="false"/>
-            <w:color w:val="24342B"/>
-            <w:sz w:val="22"/>
-            <w:szCs w:val="22"/>
-          </w:rPr>
-          <w:fldChar w:fldCharType="end"/>
+          <w:t xml:space="preserve">	35</w:t>
         </w:r>
       </w:hyperlink>
     </w:p>
@@ -6598,107 +1698,7 @@
             <w:sz w:val="24"/>
             <w:szCs w:val="24"/>
           </w:rPr>
-          <w:tab/>
-        </w:r>
-        <w:r>
-          <w:rPr>
-            <w:b/>
-            <w:bCs/>
-            <w:color w:val="832413"/>
-            <w:sz w:val="24"/>
-            <w:szCs w:val="24"/>
-          </w:rPr>
-          <w:t xml:space="preserve">Part 15 — Which button do I use to save?</w:t>
-        </w:r>
-        <w:r>
-          <w:rPr>
-            <w:b/>
-            <w:bCs/>
-            <w:color w:val="832413"/>
-            <w:sz w:val="24"/>
-            <w:szCs w:val="24"/>
-          </w:rPr>
-          <w:fldChar w:fldCharType="begin"/>
-        </w:r>
-        <w:r>
-          <w:rPr>
-            <w:b/>
-            <w:bCs/>
-            <w:color w:val="832413"/>
-            <w:sz w:val="24"/>
-            <w:szCs w:val="24"/>
-          </w:rPr>
-          <w:t xml:space="preserve">Part 15 — Which button do I use to save?</w:t>
-        </w:r>
-        <w:r>
-          <w:rPr>
-            <w:b/>
-            <w:bCs/>
-            <w:color w:val="832413"/>
-            <w:sz w:val="24"/>
-            <w:szCs w:val="24"/>
-          </w:rPr>
-          <w:instrText xml:space="preserve"> PAGEREF s50_Part_15_Which_button_do \h </w:instrText>
-        </w:r>
-        <w:r>
-          <w:rPr>
-            <w:b/>
-            <w:bCs/>
-            <w:color w:val="832413"/>
-            <w:sz w:val="24"/>
-            <w:szCs w:val="24"/>
-          </w:rPr>
-          <w:t xml:space="preserve">Part 15 — Which button do I use to save?</w:t>
-        </w:r>
-        <w:r>
-          <w:rPr>
-            <w:b/>
-            <w:bCs/>
-            <w:color w:val="832413"/>
-            <w:sz w:val="24"/>
-            <w:szCs w:val="24"/>
-          </w:rPr>
-          <w:fldChar w:fldCharType="separate"/>
-        </w:r>
-        <w:r>
-          <w:rPr>
-            <w:b/>
-            <w:bCs/>
-            <w:color w:val="832413"/>
-            <w:sz w:val="24"/>
-            <w:szCs w:val="24"/>
-          </w:rPr>
-          <w:t xml:space="preserve">Part 15 — Which button do I use to save?</w:t>
-        </w:r>
-        <w:r>
-          <w:rPr>
-            <w:b/>
-            <w:bCs/>
-            <w:color w:val="832413"/>
-            <w:sz w:val="24"/>
-            <w:szCs w:val="24"/>
-          </w:rPr>
-          <w:t>36</w:t>
-        </w:r>
-        <w:r>
-          <w:rPr>
-            <w:b/>
-            <w:bCs/>
-            <w:color w:val="832413"/>
-            <w:sz w:val="24"/>
-            <w:szCs w:val="24"/>
-          </w:rPr>
-          <w:t xml:space="preserve">Part 15 — Which button do I use to save?</w:t>
-        </w:r>
-        <w:r>
-          <w:rPr>
-            <w:b/>
-            <w:bCs/>
-            <w:color w:val="832413"/>
-            <w:sz w:val="24"/>
-            <w:szCs w:val="24"/>
-          </w:rPr>
-          <w:fldChar w:fldCharType="end"/>
+          <w:t xml:space="preserve">	36</w:t>
         </w:r>
       </w:hyperlink>
     </w:p>
@@ -6729,107 +1729,7 @@
             <w:sz w:val="24"/>
             <w:szCs w:val="24"/>
           </w:rPr>
-          <w:tab/>
-        </w:r>
-        <w:r>
-          <w:rPr>
-            <w:b/>
-            <w:bCs/>
-            <w:color w:val="832413"/>
-            <w:sz w:val="24"/>
-            <w:szCs w:val="24"/>
-          </w:rPr>
-          <w:t xml:space="preserve">Part 16 — Something went wrong?</w:t>
-        </w:r>
-        <w:r>
-          <w:rPr>
-            <w:b/>
-            <w:bCs/>
-            <w:color w:val="832413"/>
-            <w:sz w:val="24"/>
-            <w:szCs w:val="24"/>
-          </w:rPr>
-          <w:fldChar w:fldCharType="begin"/>
-        </w:r>
-        <w:r>
-          <w:rPr>
-            <w:b/>
-            <w:bCs/>
-            <w:color w:val="832413"/>
-            <w:sz w:val="24"/>
-            <w:szCs w:val="24"/>
-          </w:rPr>
-          <w:t xml:space="preserve">Part 16 — Something went wrong?</w:t>
-        </w:r>
-        <w:r>
-          <w:rPr>
-            <w:b/>
-            <w:bCs/>
-            <w:color w:val="832413"/>
-            <w:sz w:val="24"/>
-            <w:szCs w:val="24"/>
-          </w:rPr>
-          <w:instrText xml:space="preserve"> PAGEREF s51_Part_16_Something_went_w \h </w:instrText>
-        </w:r>
-        <w:r>
-          <w:rPr>
-            <w:b/>
-            <w:bCs/>
-            <w:color w:val="832413"/>
-            <w:sz w:val="24"/>
-            <w:szCs w:val="24"/>
-          </w:rPr>
-          <w:t xml:space="preserve">Part 16 — Something went wrong?</w:t>
-        </w:r>
-        <w:r>
-          <w:rPr>
-            <w:b/>
-            <w:bCs/>
-            <w:color w:val="832413"/>
-            <w:sz w:val="24"/>
-            <w:szCs w:val="24"/>
-          </w:rPr>
-          <w:fldChar w:fldCharType="separate"/>
-        </w:r>
-        <w:r>
-          <w:rPr>
-            <w:b/>
-            <w:bCs/>
-            <w:color w:val="832413"/>
-            <w:sz w:val="24"/>
-            <w:szCs w:val="24"/>
-          </w:rPr>
-          <w:t xml:space="preserve">Part 16 — Something went wrong?</w:t>
-        </w:r>
-        <w:r>
-          <w:rPr>
-            <w:b/>
-            <w:bCs/>
-            <w:color w:val="832413"/>
-            <w:sz w:val="24"/>
-            <w:szCs w:val="24"/>
-          </w:rPr>
-          <w:t>37</w:t>
-        </w:r>
-        <w:r>
-          <w:rPr>
-            <w:b/>
-            <w:bCs/>
-            <w:color w:val="832413"/>
-            <w:sz w:val="24"/>
-            <w:szCs w:val="24"/>
-          </w:rPr>
-          <w:t xml:space="preserve">Part 16 — Something went wrong?</w:t>
-        </w:r>
-        <w:r>
-          <w:rPr>
-            <w:b/>
-            <w:bCs/>
-            <w:color w:val="832413"/>
-            <w:sz w:val="24"/>
-            <w:szCs w:val="24"/>
-          </w:rPr>
-          <w:fldChar w:fldCharType="end"/>
+          <w:t xml:space="preserve">	37</w:t>
         </w:r>
       </w:hyperlink>
     </w:p>
@@ -6860,107 +1760,7 @@
             <w:sz w:val="22"/>
             <w:szCs w:val="22"/>
           </w:rPr>
-          <w:tab/>
-        </w:r>
-        <w:r>
-          <w:rPr>
-            <w:b w:val="false"/>
-            <w:bCs w:val="false"/>
-            <w:color w:val="24342B"/>
-            <w:sz w:val="22"/>
-            <w:szCs w:val="22"/>
-          </w:rPr>
-          <w:t xml:space="preserve">Need help?</w:t>
-        </w:r>
-        <w:r>
-          <w:rPr>
-            <w:b w:val="false"/>
-            <w:bCs w:val="false"/>
-            <w:color w:val="24342B"/>
-            <w:sz w:val="22"/>
-            <w:szCs w:val="22"/>
-          </w:rPr>
-          <w:fldChar w:fldCharType="begin"/>
-        </w:r>
-        <w:r>
-          <w:rPr>
-            <w:b w:val="false"/>
-            <w:bCs w:val="false"/>
-            <w:color w:val="24342B"/>
-            <w:sz w:val="22"/>
-            <w:szCs w:val="22"/>
-          </w:rPr>
-          <w:t xml:space="preserve">Need help?</w:t>
-        </w:r>
-        <w:r>
-          <w:rPr>
-            <w:b w:val="false"/>
-            <w:bCs w:val="false"/>
-            <w:color w:val="24342B"/>
-            <w:sz w:val="22"/>
-            <w:szCs w:val="22"/>
-          </w:rPr>
-          <w:instrText xml:space="preserve"> PAGEREF s52_Need_help \h </w:instrText>
-        </w:r>
-        <w:r>
-          <w:rPr>
-            <w:b w:val="false"/>
-            <w:bCs w:val="false"/>
-            <w:color w:val="24342B"/>
-            <w:sz w:val="22"/>
-            <w:szCs w:val="22"/>
-          </w:rPr>
-          <w:t xml:space="preserve">Need help?</w:t>
-        </w:r>
-        <w:r>
-          <w:rPr>
-            <w:b w:val="false"/>
-            <w:bCs w:val="false"/>
-            <w:color w:val="24342B"/>
-            <w:sz w:val="22"/>
-            <w:szCs w:val="22"/>
-          </w:rPr>
-          <w:fldChar w:fldCharType="separate"/>
-        </w:r>
-        <w:r>
-          <w:rPr>
-            <w:b w:val="false"/>
-            <w:bCs w:val="false"/>
-            <w:color w:val="24342B"/>
-            <w:sz w:val="22"/>
-            <w:szCs w:val="22"/>
-          </w:rPr>
-          <w:t xml:space="preserve">Need help?</w:t>
-        </w:r>
-        <w:r>
-          <w:rPr>
-            <w:b w:val="false"/>
-            <w:bCs w:val="false"/>
-            <w:color w:val="24342B"/>
-            <w:sz w:val="22"/>
-            <w:szCs w:val="22"/>
-          </w:rPr>
-          <w:t>37</w:t>
-        </w:r>
-        <w:r>
-          <w:rPr>
-            <w:b w:val="false"/>
-            <w:bCs w:val="false"/>
-            <w:color w:val="24342B"/>
-            <w:sz w:val="22"/>
-            <w:szCs w:val="22"/>
-          </w:rPr>
-          <w:t xml:space="preserve">Need help?</w:t>
-        </w:r>
-        <w:r>
-          <w:rPr>
-            <w:b w:val="false"/>
-            <w:bCs w:val="false"/>
-            <w:color w:val="24342B"/>
-            <w:sz w:val="22"/>
-            <w:szCs w:val="22"/>
-          </w:rPr>
-          <w:fldChar w:fldCharType="end"/>
+          <w:t xml:space="preserve">	37</w:t>
         </w:r>
       </w:hyperlink>
     </w:p>
